--- a/Tai Lieu/Document Api/AUTHEN/AUTH_API_v1.1.docx
+++ b/Tai Lieu/Document Api/AUTHEN/AUTH_API_v1.1.docx
@@ -846,6 +846,32 @@
                 <w:lang w:val="en-US"/>
               </w:rPr>
             </w:pPr>
+            <w:r>
+              <w:rPr>
+                <w:sz w:val="20"/>
+                <w:szCs w:val="20"/>
+                <w:lang w:val="en-US"/>
+              </w:rPr>
+              <w:t>Bổ sung 1.3.6. Quy trình đổi mật khẩu</w:t>
+            </w:r>
+          </w:p>
+          <w:p>
+            <w:pPr>
+              <w:ind w:right="49"/>
+              <w:rPr>
+                <w:sz w:val="20"/>
+                <w:szCs w:val="20"/>
+                <w:lang w:val="en-US"/>
+              </w:rPr>
+            </w:pPr>
+            <w:r>
+              <w:rPr>
+                <w:sz w:val="20"/>
+                <w:szCs w:val="20"/>
+                <w:lang w:val="en-US"/>
+              </w:rPr>
+              <w:t>1.3.7. Quy trình reset mật khẩu</w:t>
+            </w:r>
           </w:p>
         </w:tc>
         <w:tc>
@@ -890,7 +916,15 @@
                 <w:szCs w:val="20"/>
                 <w:lang w:val="en-US"/>
               </w:rPr>
-              <w:t>06/01/2025</w:t>
+              <w:t>07</w:t>
+            </w:r>
+            <w:r>
+              <w:rPr>
+                <w:sz w:val="20"/>
+                <w:szCs w:val="20"/>
+                <w:lang w:val="en-US"/>
+              </w:rPr>
+              <w:t>/01/2025</w:t>
             </w:r>
           </w:p>
         </w:tc>
@@ -9576,27 +9610,10 @@
         <w:autoSpaceDE w:val="0"/>
         <w:autoSpaceDN w:val="0"/>
         <w:adjustRightInd w:val="0"/>
-        <w:rPr>
-          <w:color w:val="008080"/>
-        </w:rPr>
-      </w:pPr>
-      <w:r>
-        <w:rPr>
-          <w:color w:val="000000"/>
-        </w:rPr>
-        <w:tab/>
-      </w:r>
-      <w:r>
-        <w:rPr>
-          <w:color w:val="000000"/>
-        </w:rPr>
-        <w:tab/>
-      </w:r>
-      <w:r>
-        <w:rPr>
-          <w:color w:val="000000"/>
-        </w:rPr>
-        <w:tab/>
+        <w:ind w:left="1440" w:firstLine="720"/>
+      </w:pPr>
+      <w:r>
+        <w:t>&lt;transId&gt;AuthenAPI-HA2289-3333&lt;/transId&gt;</w:t>
       </w:r>
     </w:p>
     <w:p>
@@ -9607,7 +9624,7 @@
         <w:ind w:left="1440" w:firstLine="720"/>
       </w:pPr>
       <w:r>
-        <w:t>&lt;transId&gt;AuthenAPI-HA2289-3333&lt;/transId&gt;</w:t>
+        <w:t>&lt;responseCode&gt;00&lt;/responseCode&gt;</w:t>
       </w:r>
     </w:p>
     <w:p>
@@ -9618,7 +9635,16 @@
         <w:ind w:left="1440" w:firstLine="720"/>
       </w:pPr>
       <w:r>
-        <w:t>&lt;responseCode&gt;00&lt;/responseCode&gt;</w:t>
+        <w:t>&lt;sessionId&gt;</w:t>
+      </w:r>
+      <w:r>
+        <w:rPr>
+          <w:color w:val="000000"/>
+        </w:rPr>
+        <w:t>158963500</w:t>
+      </w:r>
+      <w:r>
+        <w:t>-20161118110507-1479441907619&lt;/sessionId&gt;</w:t>
       </w:r>
     </w:p>
     <w:p>
@@ -9629,16 +9655,7 @@
         <w:ind w:left="1440" w:firstLine="720"/>
       </w:pPr>
       <w:r>
-        <w:t>&lt;sessionId&gt;</w:t>
-      </w:r>
-      <w:r>
-        <w:rPr>
-          <w:color w:val="000000"/>
-        </w:rPr>
-        <w:t>158963500</w:t>
-      </w:r>
-      <w:r>
-        <w:t>-20161118110507-1479441907619&lt;/sessionId&gt;</w:t>
+        <w:t>&lt;packageUser&gt;SUPPER&lt;/packageUser&gt;</w:t>
       </w:r>
     </w:p>
     <w:p>
@@ -9649,8 +9666,7 @@
         <w:ind w:left="1440" w:firstLine="720"/>
       </w:pPr>
       <w:r>
-        <w:tab/>
-        <w:t>&lt;packageUser&gt;SUPPER&lt;/packageUser&gt;</w:t>
+        <w:t>&lt;phone&gt;0986011399&lt;/phone&gt;</w:t>
       </w:r>
     </w:p>
     <w:p>
@@ -9661,8 +9677,16 @@
         <w:ind w:left="1440" w:firstLine="720"/>
       </w:pPr>
       <w:r>
-        <w:tab/>
-        <w:t>&lt;phone&gt;0986011399&lt;/phone&gt;</w:t>
+        <w:t>&lt;customerID&gt;</w:t>
+      </w:r>
+      <w:r>
+        <w:rPr>
+          <w:color w:val="000000"/>
+        </w:rPr>
+        <w:t>1589635</w:t>
+      </w:r>
+      <w:r>
+        <w:t>&lt;/customerID&gt;</w:t>
       </w:r>
     </w:p>
     <w:p>
@@ -9673,17 +9697,15 @@
         <w:ind w:left="1440" w:firstLine="720"/>
       </w:pPr>
       <w:r>
-        <w:tab/>
-        <w:t>&lt;customerID&gt;</w:t>
-      </w:r>
-      <w:r>
-        <w:rPr>
-          <w:color w:val="000000"/>
-        </w:rPr>
-        <w:t>1589635</w:t>
-      </w:r>
-      <w:r>
-        <w:t>&lt;/customerID&gt;</w:t>
+        <w:t>&lt;customerName&gt;</w:t>
+      </w:r>
+      <w:proofErr w:type="gramStart"/>
+      <w:r>
+        <w:t>VU  VAN</w:t>
+      </w:r>
+      <w:proofErr w:type="gramEnd"/>
+      <w:r>
+        <w:t xml:space="preserve"> TUAN&lt;/customerName&gt;</w:t>
       </w:r>
     </w:p>
     <w:p>
@@ -9694,16 +9716,7 @@
         <w:ind w:left="1440" w:firstLine="720"/>
       </w:pPr>
       <w:r>
-        <w:tab/>
-        <w:t>&lt;customerName&gt;</w:t>
-      </w:r>
-      <w:proofErr w:type="gramStart"/>
-      <w:r>
-        <w:t>VU  VAN</w:t>
-      </w:r>
-      <w:proofErr w:type="gramEnd"/>
-      <w:r>
-        <w:t xml:space="preserve"> TUAN&lt;/customerName&gt;</w:t>
+        <w:t>&lt;companyCode&gt;VN0010002&lt;/companyCode&gt;</w:t>
       </w:r>
     </w:p>
     <w:p>
@@ -9714,19 +9727,6 @@
         <w:ind w:left="1440" w:firstLine="720"/>
       </w:pPr>
       <w:r>
-        <w:tab/>
-        <w:t>&lt;companyCode&gt;VN0010002&lt;/companyCode&gt;</w:t>
-      </w:r>
-    </w:p>
-    <w:p>
-      <w:pPr>
-        <w:autoSpaceDE w:val="0"/>
-        <w:autoSpaceDN w:val="0"/>
-        <w:adjustRightInd w:val="0"/>
-        <w:ind w:left="1440" w:firstLine="720"/>
-      </w:pPr>
-      <w:r>
-        <w:tab/>
         <w:t>&lt;username&gt;</w:t>
       </w:r>
       <w:r>
@@ -15961,6 +15961,2175 @@
       </w:r>
     </w:p>
     <w:p>
+      <w:pPr>
+        <w:rPr>
+          <w:color w:val="008080"/>
+        </w:rPr>
+      </w:pPr>
+      <w:r>
+        <w:rPr>
+          <w:color w:val="008080"/>
+        </w:rPr>
+        <w:t>&lt;/</w:t>
+      </w:r>
+      <w:r>
+        <w:rPr>
+          <w:color w:val="3F7F7F"/>
+        </w:rPr>
+        <w:t>kaiRes</w:t>
+      </w:r>
+      <w:r>
+        <w:rPr>
+          <w:color w:val="008080"/>
+        </w:rPr>
+        <w:t>&gt;</w:t>
+      </w:r>
+    </w:p>
+    <w:p>
+      <w:pPr>
+        <w:rPr>
+          <w:color w:val="008080"/>
+        </w:rPr>
+      </w:pPr>
+    </w:p>
+    <w:p>
+      <w:pPr>
+        <w:rPr>
+          <w:color w:val="008080"/>
+        </w:rPr>
+      </w:pPr>
+    </w:p>
+    <w:p>
+      <w:pPr>
+        <w:pStyle w:val="Heading3"/>
+        <w:numPr>
+          <w:ilvl w:val="0"/>
+          <w:numId w:val="33"/>
+        </w:numPr>
+        <w:ind w:left="1276" w:hanging="709"/>
+        <w:rPr>
+          <w:rFonts w:ascii="Times New Roman" w:hAnsi="Times New Roman"/>
+        </w:rPr>
+      </w:pPr>
+      <w:r>
+        <w:rPr>
+          <w:rFonts w:ascii="Times New Roman" w:hAnsi="Times New Roman"/>
+        </w:rPr>
+        <w:lastRenderedPageBreak/>
+        <w:t xml:space="preserve">Quy trình </w:t>
+      </w:r>
+      <w:r>
+        <w:rPr>
+          <w:rFonts w:ascii="Times New Roman" w:hAnsi="Times New Roman"/>
+        </w:rPr>
+        <w:t>đổi mật khẩu</w:t>
+      </w:r>
+    </w:p>
+    <w:p>
+      <w:pPr>
+        <w:spacing w:line="240" w:lineRule="auto"/>
+        <w:ind w:right="0"/>
+        <w:jc w:val="left"/>
+        <w:rPr>
+          <w:rFonts w:eastAsia="Times New Roman"/>
+        </w:rPr>
+      </w:pPr>
+      <w:r>
+        <w:rPr>
+          <w:noProof/>
+        </w:rPr>
+        <w:drawing>
+          <wp:inline distT="0" distB="0" distL="0" distR="0" wp14:anchorId="110EE1BC" wp14:editId="217FE9BC">
+            <wp:extent cx="6542405" cy="8091805"/>
+            <wp:effectExtent l="0" t="0" r="0" b="0"/>
+            <wp:docPr id="2079435171" name="Picture 4"/>
+            <wp:cNvGraphicFramePr>
+              <a:graphicFrameLocks xmlns:a="http://schemas.openxmlformats.org/drawingml/2006/main" noChangeAspect="1"/>
+            </wp:cNvGraphicFramePr>
+            <a:graphic xmlns:a="http://schemas.openxmlformats.org/drawingml/2006/main">
+              <a:graphicData uri="http://schemas.openxmlformats.org/drawingml/2006/picture">
+                <pic:pic xmlns:pic="http://schemas.openxmlformats.org/drawingml/2006/picture">
+                  <pic:nvPicPr>
+                    <pic:cNvPr id="0" name="Picture 1"/>
+                    <pic:cNvPicPr>
+                      <a:picLocks noChangeAspect="1" noChangeArrowheads="1"/>
+                    </pic:cNvPicPr>
+                  </pic:nvPicPr>
+                  <pic:blipFill>
+                    <a:blip r:embed="rId12" cstate="print">
+                      <a:extLst>
+                        <a:ext uri="{28A0092B-C50C-407E-A947-70E740481C1C}">
+                          <a14:useLocalDpi xmlns:a14="http://schemas.microsoft.com/office/drawing/2010/main" val="0"/>
+                        </a:ext>
+                      </a:extLst>
+                    </a:blip>
+                    <a:srcRect/>
+                    <a:stretch>
+                      <a:fillRect/>
+                    </a:stretch>
+                  </pic:blipFill>
+                  <pic:spPr bwMode="auto">
+                    <a:xfrm>
+                      <a:off x="0" y="0"/>
+                      <a:ext cx="6542405" cy="8091805"/>
+                    </a:xfrm>
+                    <a:prstGeom prst="rect">
+                      <a:avLst/>
+                    </a:prstGeom>
+                    <a:noFill/>
+                    <a:ln>
+                      <a:noFill/>
+                    </a:ln>
+                  </pic:spPr>
+                </pic:pic>
+              </a:graphicData>
+            </a:graphic>
+          </wp:inline>
+        </w:drawing>
+      </w:r>
+    </w:p>
+    <w:p>
+      <w:pPr>
+        <w:rPr>
+          <w:rFonts w:eastAsia="Times New Roman"/>
+        </w:rPr>
+      </w:pPr>
+    </w:p>
+    <w:p/>
+    <w:p>
+      <w:pPr>
+        <w:pStyle w:val="Heading4"/>
+        <w:numPr>
+          <w:ilvl w:val="0"/>
+          <w:numId w:val="18"/>
+        </w:numPr>
+        <w:rPr>
+          <w:rFonts w:ascii="Times New Roman" w:hAnsi="Times New Roman"/>
+          <w:b/>
+          <w:lang w:val="fr-FR"/>
+        </w:rPr>
+      </w:pPr>
+      <w:r>
+        <w:rPr>
+          <w:rFonts w:ascii="Times New Roman" w:hAnsi="Times New Roman"/>
+          <w:lang w:val="fr-FR"/>
+        </w:rPr>
+        <w:t>Cấu trúc message AUTH-</w:t>
+      </w:r>
+      <w:proofErr w:type="gramStart"/>
+      <w:r>
+        <w:rPr>
+          <w:rFonts w:ascii="Times New Roman" w:hAnsi="Times New Roman"/>
+          <w:lang w:val="fr-FR"/>
+        </w:rPr>
+        <w:t>4</w:t>
+      </w:r>
+      <w:r>
+        <w:rPr>
+          <w:rFonts w:ascii="Times New Roman" w:hAnsi="Times New Roman"/>
+          <w:lang w:val="fr-FR"/>
+        </w:rPr>
+        <w:t>:</w:t>
+      </w:r>
+      <w:proofErr w:type="gramEnd"/>
+      <w:r>
+        <w:rPr>
+          <w:rFonts w:ascii="Times New Roman" w:hAnsi="Times New Roman"/>
+          <w:lang w:val="fr-FR"/>
+        </w:rPr>
+        <w:t xml:space="preserve"> </w:t>
+      </w:r>
+    </w:p>
+    <w:p>
+      <w:pPr>
+        <w:pStyle w:val="Subtitle"/>
+        <w:rPr>
+          <w:rFonts w:ascii="Times New Roman" w:hAnsi="Times New Roman" w:cs="Times New Roman"/>
+          <w:b/>
+        </w:rPr>
+      </w:pPr>
+      <w:r>
+        <w:rPr>
+          <w:rFonts w:ascii="Times New Roman" w:hAnsi="Times New Roman" w:cs="Times New Roman"/>
+          <w:b/>
+        </w:rPr>
+        <w:t>Request_IN</w:t>
+      </w:r>
+    </w:p>
+    <w:p>
+      <w:pPr>
+        <w:autoSpaceDE w:val="0"/>
+        <w:autoSpaceDN w:val="0"/>
+        <w:adjustRightInd w:val="0"/>
+      </w:pPr>
+      <w:r>
+        <w:rPr>
+          <w:color w:val="008080"/>
+        </w:rPr>
+        <w:t>&lt;</w:t>
+      </w:r>
+      <w:r>
+        <w:rPr>
+          <w:color w:val="3F7F7F"/>
+        </w:rPr>
+        <w:t>kaiReq</w:t>
+      </w:r>
+      <w:r>
+        <w:rPr>
+          <w:color w:val="008080"/>
+        </w:rPr>
+        <w:t>&gt;</w:t>
+      </w:r>
+    </w:p>
+    <w:p>
+      <w:pPr>
+        <w:autoSpaceDE w:val="0"/>
+        <w:autoSpaceDN w:val="0"/>
+        <w:adjustRightInd w:val="0"/>
+      </w:pPr>
+      <w:r>
+        <w:rPr>
+          <w:color w:val="000000"/>
+        </w:rPr>
+        <w:tab/>
+      </w:r>
+      <w:r>
+        <w:rPr>
+          <w:color w:val="008080"/>
+        </w:rPr>
+        <w:t>&lt;</w:t>
+      </w:r>
+      <w:r>
+        <w:rPr>
+          <w:color w:val="3F7F7F"/>
+        </w:rPr>
+        <w:t>header</w:t>
+      </w:r>
+      <w:r>
+        <w:rPr>
+          <w:color w:val="008080"/>
+        </w:rPr>
+        <w:t>&gt;</w:t>
+      </w:r>
+    </w:p>
+    <w:p>
+      <w:pPr>
+        <w:autoSpaceDE w:val="0"/>
+        <w:autoSpaceDN w:val="0"/>
+        <w:adjustRightInd w:val="0"/>
+      </w:pPr>
+      <w:r>
+        <w:rPr>
+          <w:color w:val="000000"/>
+        </w:rPr>
+        <w:tab/>
+      </w:r>
+      <w:r>
+        <w:rPr>
+          <w:color w:val="000000"/>
+        </w:rPr>
+        <w:tab/>
+      </w:r>
+      <w:r>
+        <w:rPr>
+          <w:color w:val="008080"/>
+        </w:rPr>
+        <w:t>&lt;</w:t>
+      </w:r>
+      <w:r>
+        <w:rPr>
+          <w:color w:val="3F7F7F"/>
+        </w:rPr>
+        <w:t>reqType</w:t>
+      </w:r>
+      <w:r>
+        <w:rPr>
+          <w:color w:val="008080"/>
+        </w:rPr>
+        <w:t>&gt;</w:t>
+      </w:r>
+      <w:r>
+        <w:rPr>
+          <w:color w:val="000000"/>
+        </w:rPr>
+        <w:t>REQUEST</w:t>
+      </w:r>
+      <w:r>
+        <w:rPr>
+          <w:color w:val="008080"/>
+        </w:rPr>
+        <w:t>&lt;/</w:t>
+      </w:r>
+      <w:r>
+        <w:rPr>
+          <w:color w:val="3F7F7F"/>
+        </w:rPr>
+        <w:t>reqType</w:t>
+      </w:r>
+      <w:r>
+        <w:rPr>
+          <w:color w:val="008080"/>
+        </w:rPr>
+        <w:t>&gt;</w:t>
+      </w:r>
+    </w:p>
+    <w:p>
+      <w:pPr>
+        <w:autoSpaceDE w:val="0"/>
+        <w:autoSpaceDN w:val="0"/>
+        <w:adjustRightInd w:val="0"/>
+      </w:pPr>
+      <w:r>
+        <w:rPr>
+          <w:color w:val="000000"/>
+        </w:rPr>
+        <w:tab/>
+      </w:r>
+      <w:r>
+        <w:rPr>
+          <w:color w:val="000000"/>
+        </w:rPr>
+        <w:tab/>
+      </w:r>
+      <w:r>
+        <w:rPr>
+          <w:color w:val="008080"/>
+        </w:rPr>
+        <w:t>&lt;</w:t>
+      </w:r>
+      <w:r>
+        <w:rPr>
+          <w:color w:val="3F7F7F"/>
+        </w:rPr>
+        <w:t>api</w:t>
+      </w:r>
+      <w:r>
+        <w:rPr>
+          <w:color w:val="008080"/>
+        </w:rPr>
+        <w:t>&gt;</w:t>
+      </w:r>
+      <w:r>
+        <w:t>Auth_API</w:t>
+      </w:r>
+      <w:r>
+        <w:rPr>
+          <w:color w:val="008080"/>
+        </w:rPr>
+        <w:t>&lt;/</w:t>
+      </w:r>
+      <w:r>
+        <w:rPr>
+          <w:color w:val="3F7F7F"/>
+        </w:rPr>
+        <w:t>api</w:t>
+      </w:r>
+      <w:r>
+        <w:rPr>
+          <w:color w:val="008080"/>
+        </w:rPr>
+        <w:t>&gt;</w:t>
+      </w:r>
+    </w:p>
+    <w:p>
+      <w:pPr>
+        <w:autoSpaceDE w:val="0"/>
+        <w:autoSpaceDN w:val="0"/>
+        <w:adjustRightInd w:val="0"/>
+      </w:pPr>
+      <w:r>
+        <w:rPr>
+          <w:color w:val="000000"/>
+        </w:rPr>
+        <w:tab/>
+      </w:r>
+      <w:r>
+        <w:rPr>
+          <w:color w:val="000000"/>
+        </w:rPr>
+        <w:tab/>
+      </w:r>
+      <w:r>
+        <w:rPr>
+          <w:color w:val="008080"/>
+        </w:rPr>
+        <w:t>&lt;</w:t>
+      </w:r>
+      <w:r>
+        <w:rPr>
+          <w:color w:val="3F7F7F"/>
+        </w:rPr>
+        <w:t>apiKey</w:t>
+      </w:r>
+      <w:r>
+        <w:rPr>
+          <w:color w:val="008080"/>
+        </w:rPr>
+        <w:t>&gt;</w:t>
+      </w:r>
+      <w:r>
+        <w:rPr>
+          <w:color w:val="000000" w:themeColor="text1"/>
+        </w:rPr>
+        <w:t>authq51klfoni1ezxl5f2ckpfx248</w:t>
+      </w:r>
+      <w:r>
+        <w:rPr>
+          <w:color w:val="008080"/>
+        </w:rPr>
+        <w:t>&lt;/</w:t>
+      </w:r>
+      <w:r>
+        <w:rPr>
+          <w:color w:val="3F7F7F"/>
+        </w:rPr>
+        <w:t>apiKey</w:t>
+      </w:r>
+      <w:r>
+        <w:rPr>
+          <w:color w:val="008080"/>
+        </w:rPr>
+        <w:t>&gt;</w:t>
+      </w:r>
+    </w:p>
+    <w:p>
+      <w:pPr>
+        <w:autoSpaceDE w:val="0"/>
+        <w:autoSpaceDN w:val="0"/>
+        <w:adjustRightInd w:val="0"/>
+      </w:pPr>
+      <w:r>
+        <w:rPr>
+          <w:color w:val="000000"/>
+        </w:rPr>
+        <w:tab/>
+      </w:r>
+      <w:r>
+        <w:rPr>
+          <w:color w:val="000000"/>
+        </w:rPr>
+        <w:tab/>
+      </w:r>
+      <w:r>
+        <w:rPr>
+          <w:color w:val="008080"/>
+        </w:rPr>
+        <w:t>&lt;</w:t>
+      </w:r>
+      <w:r>
+        <w:rPr>
+          <w:color w:val="3F7F7F"/>
+        </w:rPr>
+        <w:t>priority</w:t>
+      </w:r>
+      <w:r>
+        <w:rPr>
+          <w:color w:val="008080"/>
+        </w:rPr>
+        <w:t>&gt;</w:t>
+      </w:r>
+      <w:r>
+        <w:rPr>
+          <w:color w:val="000000"/>
+        </w:rPr>
+        <w:t>1</w:t>
+      </w:r>
+      <w:r>
+        <w:rPr>
+          <w:color w:val="008080"/>
+        </w:rPr>
+        <w:t>&lt;/</w:t>
+      </w:r>
+      <w:r>
+        <w:rPr>
+          <w:color w:val="3F7F7F"/>
+        </w:rPr>
+        <w:t>priority</w:t>
+      </w:r>
+      <w:r>
+        <w:rPr>
+          <w:color w:val="008080"/>
+        </w:rPr>
+        <w:t>&gt;</w:t>
+      </w:r>
+    </w:p>
+    <w:p>
+      <w:pPr>
+        <w:autoSpaceDE w:val="0"/>
+        <w:autoSpaceDN w:val="0"/>
+        <w:adjustRightInd w:val="0"/>
+      </w:pPr>
+      <w:r>
+        <w:rPr>
+          <w:color w:val="000000"/>
+        </w:rPr>
+        <w:tab/>
+      </w:r>
+      <w:r>
+        <w:rPr>
+          <w:color w:val="000000"/>
+        </w:rPr>
+        <w:tab/>
+      </w:r>
+      <w:r>
+        <w:rPr>
+          <w:color w:val="008080"/>
+        </w:rPr>
+        <w:t>&lt;</w:t>
+      </w:r>
+      <w:r>
+        <w:rPr>
+          <w:color w:val="3F7F7F"/>
+        </w:rPr>
+        <w:t>channel</w:t>
+      </w:r>
+      <w:r>
+        <w:rPr>
+          <w:color w:val="008080"/>
+        </w:rPr>
+        <w:t>&gt;</w:t>
+      </w:r>
+      <w:r>
+        <w:rPr>
+          <w:color w:val="000000"/>
+        </w:rPr>
+        <w:t>MOBILE</w:t>
+      </w:r>
+      <w:r>
+        <w:rPr>
+          <w:color w:val="008080"/>
+        </w:rPr>
+        <w:t>&lt;/</w:t>
+      </w:r>
+      <w:r>
+        <w:rPr>
+          <w:color w:val="3F7F7F"/>
+        </w:rPr>
+        <w:t>channel</w:t>
+      </w:r>
+      <w:r>
+        <w:rPr>
+          <w:color w:val="008080"/>
+        </w:rPr>
+        <w:t>&gt;</w:t>
+      </w:r>
+    </w:p>
+    <w:p>
+      <w:pPr>
+        <w:autoSpaceDE w:val="0"/>
+        <w:autoSpaceDN w:val="0"/>
+        <w:adjustRightInd w:val="0"/>
+      </w:pPr>
+      <w:r>
+        <w:rPr>
+          <w:color w:val="000000"/>
+        </w:rPr>
+        <w:tab/>
+      </w:r>
+      <w:r>
+        <w:rPr>
+          <w:color w:val="000000"/>
+        </w:rPr>
+        <w:tab/>
+      </w:r>
+      <w:r>
+        <w:rPr>
+          <w:color w:val="008080"/>
+        </w:rPr>
+        <w:t>&lt;</w:t>
+      </w:r>
+      <w:r>
+        <w:rPr>
+          <w:color w:val="3F7F7F"/>
+        </w:rPr>
+        <w:t>location</w:t>
+      </w:r>
+      <w:r>
+        <w:rPr>
+          <w:color w:val="008080"/>
+        </w:rPr>
+        <w:t>&gt;</w:t>
+      </w:r>
+      <w:r>
+        <w:rPr>
+          <w:color w:val="000000"/>
+        </w:rPr>
+        <w:t>PC/IOS</w:t>
+      </w:r>
+      <w:r>
+        <w:rPr>
+          <w:color w:val="008080"/>
+        </w:rPr>
+        <w:t>&lt;/</w:t>
+      </w:r>
+      <w:r>
+        <w:rPr>
+          <w:color w:val="3F7F7F"/>
+        </w:rPr>
+        <w:t>location</w:t>
+      </w:r>
+      <w:r>
+        <w:rPr>
+          <w:color w:val="008080"/>
+        </w:rPr>
+        <w:t>&gt;</w:t>
+      </w:r>
+    </w:p>
+    <w:p>
+      <w:pPr>
+        <w:autoSpaceDE w:val="0"/>
+        <w:autoSpaceDN w:val="0"/>
+        <w:adjustRightInd w:val="0"/>
+      </w:pPr>
+      <w:r>
+        <w:rPr>
+          <w:color w:val="000000"/>
+        </w:rPr>
+        <w:tab/>
+      </w:r>
+      <w:r>
+        <w:rPr>
+          <w:color w:val="000000"/>
+        </w:rPr>
+        <w:tab/>
+      </w:r>
+      <w:r>
+        <w:rPr>
+          <w:color w:val="008080"/>
+        </w:rPr>
+        <w:t>&lt;</w:t>
+      </w:r>
+      <w:r>
+        <w:rPr>
+          <w:color w:val="3F7F7F"/>
+        </w:rPr>
+        <w:t>requestAPI</w:t>
+      </w:r>
+      <w:r>
+        <w:rPr>
+          <w:color w:val="008080"/>
+        </w:rPr>
+        <w:t>&gt;</w:t>
+      </w:r>
+      <w:r>
+        <w:rPr>
+          <w:color w:val="000000"/>
+        </w:rPr>
+        <w:t>FE API</w:t>
+      </w:r>
+      <w:r>
+        <w:rPr>
+          <w:color w:val="008080"/>
+        </w:rPr>
+        <w:t>&lt;/</w:t>
+      </w:r>
+      <w:r>
+        <w:rPr>
+          <w:color w:val="3F7F7F"/>
+        </w:rPr>
+        <w:t>requestAPI</w:t>
+      </w:r>
+      <w:r>
+        <w:rPr>
+          <w:color w:val="008080"/>
+        </w:rPr>
+        <w:t>&gt;</w:t>
+      </w:r>
+    </w:p>
+    <w:p>
+      <w:pPr>
+        <w:autoSpaceDE w:val="0"/>
+        <w:autoSpaceDN w:val="0"/>
+        <w:adjustRightInd w:val="0"/>
+      </w:pPr>
+      <w:r>
+        <w:rPr>
+          <w:color w:val="000000"/>
+        </w:rPr>
+        <w:tab/>
+      </w:r>
+      <w:r>
+        <w:rPr>
+          <w:color w:val="008080"/>
+        </w:rPr>
+        <w:t>&lt;/</w:t>
+      </w:r>
+      <w:r>
+        <w:rPr>
+          <w:color w:val="3F7F7F"/>
+        </w:rPr>
+        <w:t>header</w:t>
+      </w:r>
+      <w:r>
+        <w:rPr>
+          <w:color w:val="008080"/>
+        </w:rPr>
+        <w:t>&gt;</w:t>
+      </w:r>
+    </w:p>
+    <w:p>
+      <w:pPr>
+        <w:autoSpaceDE w:val="0"/>
+        <w:autoSpaceDN w:val="0"/>
+        <w:adjustRightInd w:val="0"/>
+      </w:pPr>
+      <w:r>
+        <w:rPr>
+          <w:color w:val="000000"/>
+        </w:rPr>
+        <w:tab/>
+      </w:r>
+      <w:r>
+        <w:rPr>
+          <w:color w:val="008080"/>
+        </w:rPr>
+        <w:t>&lt;</w:t>
+      </w:r>
+      <w:r>
+        <w:rPr>
+          <w:color w:val="3F7F7F"/>
+        </w:rPr>
+        <w:t>body</w:t>
+      </w:r>
+      <w:r>
+        <w:rPr>
+          <w:color w:val="008080"/>
+        </w:rPr>
+        <w:t>&gt;</w:t>
+      </w:r>
+    </w:p>
+    <w:p>
+      <w:pPr>
+        <w:autoSpaceDE w:val="0"/>
+        <w:autoSpaceDN w:val="0"/>
+        <w:adjustRightInd w:val="0"/>
+      </w:pPr>
+      <w:r>
+        <w:rPr>
+          <w:color w:val="000000"/>
+        </w:rPr>
+        <w:tab/>
+      </w:r>
+      <w:r>
+        <w:rPr>
+          <w:color w:val="000000"/>
+        </w:rPr>
+        <w:tab/>
+      </w:r>
+      <w:r>
+        <w:rPr>
+          <w:color w:val="008080"/>
+        </w:rPr>
+        <w:t>&lt;</w:t>
+      </w:r>
+      <w:r>
+        <w:rPr>
+          <w:color w:val="3F7F7F"/>
+        </w:rPr>
+        <w:t>command</w:t>
+      </w:r>
+      <w:r>
+        <w:rPr>
+          <w:color w:val="008080"/>
+        </w:rPr>
+        <w:t>&gt;</w:t>
+      </w:r>
+      <w:r>
+        <w:rPr>
+          <w:color w:val="000000"/>
+        </w:rPr>
+        <w:t>GET_ENQUIRY</w:t>
+      </w:r>
+      <w:r>
+        <w:rPr>
+          <w:color w:val="008080"/>
+        </w:rPr>
+        <w:t>&lt;/</w:t>
+      </w:r>
+      <w:r>
+        <w:rPr>
+          <w:color w:val="3F7F7F"/>
+        </w:rPr>
+        <w:t>command</w:t>
+      </w:r>
+      <w:r>
+        <w:rPr>
+          <w:color w:val="008080"/>
+        </w:rPr>
+        <w:t>&gt;</w:t>
+      </w:r>
+    </w:p>
+    <w:p>
+      <w:pPr>
+        <w:autoSpaceDE w:val="0"/>
+        <w:autoSpaceDN w:val="0"/>
+        <w:adjustRightInd w:val="0"/>
+        <w:rPr>
+          <w:color w:val="000000"/>
+        </w:rPr>
+      </w:pPr>
+      <w:r>
+        <w:rPr>
+          <w:color w:val="000000"/>
+        </w:rPr>
+        <w:tab/>
+      </w:r>
+      <w:r>
+        <w:rPr>
+          <w:color w:val="000000"/>
+        </w:rPr>
+        <w:tab/>
+      </w:r>
+      <w:r>
+        <w:rPr>
+          <w:color w:val="008080"/>
+        </w:rPr>
+        <w:t>&lt;</w:t>
+      </w:r>
+      <w:r>
+        <w:rPr>
+          <w:color w:val="3F7F7F"/>
+        </w:rPr>
+        <w:t>enquiry</w:t>
+      </w:r>
+      <w:r>
+        <w:rPr>
+          <w:color w:val="008080"/>
+        </w:rPr>
+        <w:t>&gt;</w:t>
+      </w:r>
+      <w:r>
+        <w:rPr>
+          <w:color w:val="000000"/>
+        </w:rPr>
+        <w:tab/>
+      </w:r>
+    </w:p>
+    <w:p>
+      <w:pPr>
+        <w:autoSpaceDE w:val="0"/>
+        <w:autoSpaceDN w:val="0"/>
+        <w:adjustRightInd w:val="0"/>
+        <w:rPr>
+          <w:color w:val="000000"/>
+        </w:rPr>
+      </w:pPr>
+      <w:r>
+        <w:rPr>
+          <w:color w:val="000000"/>
+        </w:rPr>
+        <w:tab/>
+      </w:r>
+      <w:r>
+        <w:rPr>
+          <w:color w:val="000000"/>
+        </w:rPr>
+        <w:tab/>
+      </w:r>
+      <w:r>
+        <w:rPr>
+          <w:color w:val="000000"/>
+        </w:rPr>
+        <w:tab/>
+      </w:r>
+      <w:r>
+        <w:rPr>
+          <w:color w:val="000000"/>
+        </w:rPr>
+        <w:t>&lt;authenType&gt;</w:t>
+      </w:r>
+      <w:r>
+        <w:rPr>
+          <w:color w:val="000000"/>
+        </w:rPr>
+        <w:t>changePassword</w:t>
+      </w:r>
+      <w:r>
+        <w:rPr>
+          <w:color w:val="000000"/>
+        </w:rPr>
+        <w:t>&lt;/authenType&gt;</w:t>
+      </w:r>
+    </w:p>
+    <w:p>
+      <w:pPr>
+        <w:autoSpaceDE w:val="0"/>
+        <w:autoSpaceDN w:val="0"/>
+        <w:adjustRightInd w:val="0"/>
+        <w:rPr>
+          <w:color w:val="000000"/>
+        </w:rPr>
+      </w:pPr>
+      <w:r>
+        <w:rPr>
+          <w:color w:val="000000"/>
+        </w:rPr>
+        <w:t xml:space="preserve">      </w:t>
+      </w:r>
+      <w:r>
+        <w:rPr>
+          <w:color w:val="000000"/>
+        </w:rPr>
+        <w:tab/>
+      </w:r>
+      <w:r>
+        <w:rPr>
+          <w:color w:val="000000"/>
+        </w:rPr>
+        <w:tab/>
+      </w:r>
+      <w:r>
+        <w:rPr>
+          <w:color w:val="000000"/>
+        </w:rPr>
+        <w:tab/>
+      </w:r>
+      <w:r>
+        <w:rPr>
+          <w:color w:val="000000"/>
+        </w:rPr>
+        <w:t>&lt;sessionId&gt;</w:t>
+      </w:r>
+      <w:r>
+        <w:rPr>
+          <w:color w:val="000000"/>
+        </w:rPr>
+        <w:t>158963500</w:t>
+      </w:r>
+      <w:r>
+        <w:rPr>
+          <w:color w:val="000000"/>
+        </w:rPr>
+        <w:t>-201611181</w:t>
+      </w:r>
+      <w:r>
+        <w:rPr>
+          <w:color w:val="000000"/>
+        </w:rPr>
+        <w:t>32811-1479450491947&lt;/sessionId&gt;</w:t>
+      </w:r>
+    </w:p>
+    <w:p>
+      <w:pPr>
+        <w:autoSpaceDE w:val="0"/>
+        <w:autoSpaceDN w:val="0"/>
+        <w:adjustRightInd w:val="0"/>
+        <w:rPr>
+          <w:color w:val="000000"/>
+        </w:rPr>
+      </w:pPr>
+      <w:r>
+        <w:rPr>
+          <w:color w:val="000000"/>
+        </w:rPr>
+        <w:t xml:space="preserve">      </w:t>
+      </w:r>
+      <w:r>
+        <w:rPr>
+          <w:color w:val="000000"/>
+        </w:rPr>
+        <w:tab/>
+      </w:r>
+      <w:r>
+        <w:rPr>
+          <w:color w:val="000000"/>
+        </w:rPr>
+        <w:tab/>
+      </w:r>
+      <w:r>
+        <w:rPr>
+          <w:color w:val="000000"/>
+        </w:rPr>
+        <w:tab/>
+      </w:r>
+      <w:r>
+        <w:rPr>
+          <w:color w:val="000000"/>
+        </w:rPr>
+        <w:t>&lt;</w:t>
+      </w:r>
+      <w:r>
+        <w:rPr>
+          <w:color w:val="000000"/>
+        </w:rPr>
+        <w:t>username</w:t>
+      </w:r>
+      <w:r>
+        <w:rPr>
+          <w:color w:val="000000"/>
+        </w:rPr>
+        <w:t>&gt;</w:t>
+      </w:r>
+      <w:r>
+        <w:rPr>
+          <w:color w:val="000000"/>
+        </w:rPr>
+        <w:t>158963500</w:t>
+      </w:r>
+      <w:r>
+        <w:rPr>
+          <w:color w:val="000000"/>
+        </w:rPr>
+        <w:t>&lt;/accountNo&gt;</w:t>
+      </w:r>
+    </w:p>
+    <w:p>
+      <w:pPr>
+        <w:autoSpaceDE w:val="0"/>
+        <w:autoSpaceDN w:val="0"/>
+        <w:adjustRightInd w:val="0"/>
+        <w:ind w:left="1440" w:firstLine="720"/>
+        <w:rPr>
+          <w:color w:val="000000"/>
+        </w:rPr>
+      </w:pPr>
+      <w:r>
+        <w:rPr>
+          <w:color w:val="000000"/>
+        </w:rPr>
+        <w:t>&lt;</w:t>
+      </w:r>
+      <w:r>
+        <w:rPr>
+          <w:color w:val="000000"/>
+        </w:rPr>
+        <w:t>oldPassword</w:t>
+      </w:r>
+      <w:r>
+        <w:rPr>
+          <w:color w:val="000000"/>
+        </w:rPr>
+        <w:t>&gt;</w:t>
+      </w:r>
+      <w:r>
+        <w:rPr>
+          <w:color w:val="000000"/>
+        </w:rPr>
+        <w:t>123456</w:t>
+      </w:r>
+      <w:r>
+        <w:rPr>
+          <w:color w:val="000000"/>
+        </w:rPr>
+        <w:t>&lt;/</w:t>
+      </w:r>
+      <w:r>
+        <w:rPr>
+          <w:color w:val="000000"/>
+        </w:rPr>
+        <w:t>oldPassword</w:t>
+      </w:r>
+      <w:r>
+        <w:rPr>
+          <w:color w:val="000000"/>
+        </w:rPr>
+        <w:t>&gt;</w:t>
+      </w:r>
+    </w:p>
+    <w:p>
+      <w:pPr>
+        <w:autoSpaceDE w:val="0"/>
+        <w:autoSpaceDN w:val="0"/>
+        <w:adjustRightInd w:val="0"/>
+        <w:rPr>
+          <w:color w:val="000000"/>
+        </w:rPr>
+      </w:pPr>
+      <w:r>
+        <w:rPr>
+          <w:color w:val="000000"/>
+        </w:rPr>
+        <w:t xml:space="preserve">      </w:t>
+      </w:r>
+      <w:r>
+        <w:rPr>
+          <w:color w:val="000000"/>
+        </w:rPr>
+        <w:tab/>
+      </w:r>
+      <w:r>
+        <w:rPr>
+          <w:color w:val="000000"/>
+        </w:rPr>
+        <w:tab/>
+      </w:r>
+      <w:r>
+        <w:rPr>
+          <w:color w:val="000000"/>
+        </w:rPr>
+        <w:tab/>
+      </w:r>
+      <w:r>
+        <w:rPr>
+          <w:color w:val="000000"/>
+        </w:rPr>
+        <w:t>&lt;</w:t>
+      </w:r>
+      <w:r>
+        <w:rPr>
+          <w:color w:val="000000"/>
+        </w:rPr>
+        <w:t>newPassword</w:t>
+      </w:r>
+      <w:r>
+        <w:rPr>
+          <w:color w:val="000000"/>
+        </w:rPr>
+        <w:t>&gt;20161108122000&lt;/</w:t>
+      </w:r>
+      <w:r>
+        <w:rPr>
+          <w:color w:val="000000"/>
+        </w:rPr>
+        <w:t>newPassword</w:t>
+      </w:r>
+      <w:r>
+        <w:rPr>
+          <w:color w:val="000000"/>
+        </w:rPr>
+        <w:t xml:space="preserve"> </w:t>
+      </w:r>
+      <w:r>
+        <w:rPr>
+          <w:color w:val="000000"/>
+        </w:rPr>
+        <w:t>&gt;</w:t>
+      </w:r>
+    </w:p>
+    <w:p>
+      <w:pPr>
+        <w:autoSpaceDE w:val="0"/>
+        <w:autoSpaceDN w:val="0"/>
+        <w:adjustRightInd w:val="0"/>
+        <w:rPr>
+          <w:color w:val="000000"/>
+        </w:rPr>
+      </w:pPr>
+      <w:r>
+        <w:rPr>
+          <w:color w:val="000000"/>
+        </w:rPr>
+        <w:t xml:space="preserve">      </w:t>
+      </w:r>
+      <w:r>
+        <w:rPr>
+          <w:color w:val="000000"/>
+        </w:rPr>
+        <w:tab/>
+      </w:r>
+      <w:r>
+        <w:rPr>
+          <w:color w:val="000000"/>
+        </w:rPr>
+        <w:tab/>
+      </w:r>
+      <w:r>
+        <w:rPr>
+          <w:color w:val="000000"/>
+        </w:rPr>
+        <w:tab/>
+      </w:r>
+      <w:r>
+        <w:rPr>
+          <w:color w:val="000000"/>
+        </w:rPr>
+        <w:t>&lt;</w:t>
+      </w:r>
+      <w:r>
+        <w:rPr>
+          <w:color w:val="000000"/>
+        </w:rPr>
+        <w:t>reN</w:t>
+      </w:r>
+      <w:r>
+        <w:rPr>
+          <w:color w:val="000000"/>
+        </w:rPr>
+        <w:t>ewPassword</w:t>
+      </w:r>
+      <w:r>
+        <w:rPr>
+          <w:color w:val="000000"/>
+        </w:rPr>
+        <w:t>&gt;20161108122000&lt;/</w:t>
+      </w:r>
+      <w:r>
+        <w:rPr>
+          <w:color w:val="000000"/>
+        </w:rPr>
+        <w:t>reN</w:t>
+      </w:r>
+      <w:r>
+        <w:rPr>
+          <w:color w:val="000000"/>
+        </w:rPr>
+        <w:t>ewPassword</w:t>
+      </w:r>
+      <w:r>
+        <w:rPr>
+          <w:color w:val="000000"/>
+        </w:rPr>
+        <w:t xml:space="preserve"> &gt;</w:t>
+      </w:r>
+    </w:p>
+    <w:p>
+      <w:pPr>
+        <w:autoSpaceDE w:val="0"/>
+        <w:autoSpaceDN w:val="0"/>
+        <w:adjustRightInd w:val="0"/>
+        <w:rPr>
+          <w:color w:val="000000"/>
+        </w:rPr>
+      </w:pPr>
+      <w:r>
+        <w:rPr>
+          <w:color w:val="000000"/>
+        </w:rPr>
+        <w:t xml:space="preserve">    </w:t>
+      </w:r>
+      <w:r>
+        <w:rPr>
+          <w:color w:val="000000"/>
+        </w:rPr>
+        <w:tab/>
+      </w:r>
+      <w:r>
+        <w:rPr>
+          <w:color w:val="000000"/>
+        </w:rPr>
+        <w:tab/>
+      </w:r>
+      <w:r>
+        <w:rPr>
+          <w:color w:val="000000"/>
+        </w:rPr>
+        <w:tab/>
+        <w:t xml:space="preserve"> </w:t>
+      </w:r>
+      <w:r>
+        <w:rPr>
+          <w:color w:val="000000"/>
+        </w:rPr>
+        <w:t>&lt;transId&gt;AUTHEN</w:t>
+      </w:r>
+      <w:r>
+        <w:rPr>
+          <w:color w:val="000000"/>
+        </w:rPr>
+        <w:t>-</w:t>
+      </w:r>
+      <w:r>
+        <w:rPr>
+          <w:color w:val="000000"/>
+        </w:rPr>
+        <w:t>changePass</w:t>
+      </w:r>
+      <w:r>
+        <w:rPr>
+          <w:color w:val="000000"/>
+        </w:rPr>
+        <w:t>-45122211&lt;/transId&gt;</w:t>
+      </w:r>
+    </w:p>
+    <w:p>
+      <w:pPr>
+        <w:autoSpaceDE w:val="0"/>
+        <w:autoSpaceDN w:val="0"/>
+        <w:adjustRightInd w:val="0"/>
+        <w:rPr>
+          <w:color w:val="000000"/>
+        </w:rPr>
+      </w:pPr>
+      <w:r>
+        <w:rPr>
+          <w:color w:val="000000"/>
+        </w:rPr>
+        <w:tab/>
+      </w:r>
+      <w:r>
+        <w:rPr>
+          <w:color w:val="000000"/>
+        </w:rPr>
+        <w:tab/>
+      </w:r>
+      <w:r>
+        <w:rPr>
+          <w:color w:val="008080"/>
+        </w:rPr>
+        <w:t>&lt;/</w:t>
+      </w:r>
+      <w:r>
+        <w:rPr>
+          <w:color w:val="3F7F7F"/>
+        </w:rPr>
+        <w:t>enquiry</w:t>
+      </w:r>
+      <w:r>
+        <w:rPr>
+          <w:color w:val="008080"/>
+        </w:rPr>
+        <w:t>&gt;</w:t>
+      </w:r>
+      <w:r>
+        <w:rPr>
+          <w:color w:val="000000"/>
+        </w:rPr>
+        <w:t xml:space="preserve"> </w:t>
+      </w:r>
+    </w:p>
+    <w:p>
+      <w:pPr>
+        <w:autoSpaceDE w:val="0"/>
+        <w:autoSpaceDN w:val="0"/>
+        <w:adjustRightInd w:val="0"/>
+      </w:pPr>
+      <w:r>
+        <w:rPr>
+          <w:color w:val="000000"/>
+        </w:rPr>
+        <w:tab/>
+      </w:r>
+      <w:r>
+        <w:rPr>
+          <w:color w:val="008080"/>
+        </w:rPr>
+        <w:t>&lt;/</w:t>
+      </w:r>
+      <w:r>
+        <w:rPr>
+          <w:color w:val="3F7F7F"/>
+        </w:rPr>
+        <w:t>body</w:t>
+      </w:r>
+      <w:r>
+        <w:rPr>
+          <w:color w:val="008080"/>
+        </w:rPr>
+        <w:t>&gt;</w:t>
+      </w:r>
+    </w:p>
+    <w:p>
+      <w:r>
+        <w:rPr>
+          <w:color w:val="008080"/>
+        </w:rPr>
+        <w:t>&lt;/</w:t>
+      </w:r>
+      <w:r>
+        <w:rPr>
+          <w:color w:val="3F7F7F"/>
+        </w:rPr>
+        <w:t>kaiReq</w:t>
+      </w:r>
+      <w:r>
+        <w:rPr>
+          <w:color w:val="008080"/>
+        </w:rPr>
+        <w:t>&gt;</w:t>
+      </w:r>
+    </w:p>
+    <w:p>
+      <w:pPr>
+        <w:pStyle w:val="Subtitle"/>
+        <w:rPr>
+          <w:rFonts w:ascii="Times New Roman" w:hAnsi="Times New Roman" w:cs="Times New Roman"/>
+          <w:b/>
+        </w:rPr>
+      </w:pPr>
+      <w:r>
+        <w:rPr>
+          <w:rFonts w:ascii="Times New Roman" w:hAnsi="Times New Roman" w:cs="Times New Roman"/>
+          <w:b/>
+        </w:rPr>
+        <w:t>Response_OUT</w:t>
+      </w:r>
+    </w:p>
+    <w:p>
+      <w:pPr>
+        <w:autoSpaceDE w:val="0"/>
+        <w:autoSpaceDN w:val="0"/>
+        <w:adjustRightInd w:val="0"/>
+      </w:pPr>
+      <w:r>
+        <w:rPr>
+          <w:color w:val="008080"/>
+        </w:rPr>
+        <w:t>&lt;</w:t>
+      </w:r>
+      <w:r>
+        <w:rPr>
+          <w:color w:val="3F7F7F"/>
+        </w:rPr>
+        <w:t>kaiRes</w:t>
+      </w:r>
+      <w:r>
+        <w:rPr>
+          <w:color w:val="008080"/>
+        </w:rPr>
+        <w:t>&gt;</w:t>
+      </w:r>
+    </w:p>
+    <w:p>
+      <w:pPr>
+        <w:autoSpaceDE w:val="0"/>
+        <w:autoSpaceDN w:val="0"/>
+        <w:adjustRightInd w:val="0"/>
+      </w:pPr>
+      <w:r>
+        <w:rPr>
+          <w:color w:val="000000"/>
+        </w:rPr>
+        <w:tab/>
+      </w:r>
+      <w:r>
+        <w:rPr>
+          <w:color w:val="008080"/>
+        </w:rPr>
+        <w:t>&lt;</w:t>
+      </w:r>
+      <w:r>
+        <w:rPr>
+          <w:color w:val="3F7F7F"/>
+        </w:rPr>
+        <w:t>header</w:t>
+      </w:r>
+      <w:r>
+        <w:rPr>
+          <w:color w:val="008080"/>
+        </w:rPr>
+        <w:t>&gt;</w:t>
+      </w:r>
+    </w:p>
+    <w:p>
+      <w:pPr>
+        <w:autoSpaceDE w:val="0"/>
+        <w:autoSpaceDN w:val="0"/>
+        <w:adjustRightInd w:val="0"/>
+      </w:pPr>
+      <w:r>
+        <w:rPr>
+          <w:color w:val="000000"/>
+        </w:rPr>
+        <w:tab/>
+      </w:r>
+      <w:r>
+        <w:rPr>
+          <w:color w:val="000000"/>
+        </w:rPr>
+        <w:tab/>
+      </w:r>
+      <w:r>
+        <w:rPr>
+          <w:color w:val="008080"/>
+        </w:rPr>
+        <w:t>&lt;</w:t>
+      </w:r>
+      <w:r>
+        <w:rPr>
+          <w:color w:val="3F7F7F"/>
+        </w:rPr>
+        <w:t>reqType</w:t>
+      </w:r>
+      <w:r>
+        <w:rPr>
+          <w:color w:val="008080"/>
+        </w:rPr>
+        <w:t>&gt;</w:t>
+      </w:r>
+      <w:r>
+        <w:rPr>
+          <w:color w:val="000000"/>
+        </w:rPr>
+        <w:t>RESPONSE</w:t>
+      </w:r>
+      <w:r>
+        <w:rPr>
+          <w:color w:val="008080"/>
+        </w:rPr>
+        <w:t>&lt;/</w:t>
+      </w:r>
+      <w:r>
+        <w:rPr>
+          <w:color w:val="3F7F7F"/>
+        </w:rPr>
+        <w:t>reqType</w:t>
+      </w:r>
+      <w:r>
+        <w:rPr>
+          <w:color w:val="008080"/>
+        </w:rPr>
+        <w:t>&gt;</w:t>
+      </w:r>
+    </w:p>
+    <w:p>
+      <w:pPr>
+        <w:autoSpaceDE w:val="0"/>
+        <w:autoSpaceDN w:val="0"/>
+        <w:adjustRightInd w:val="0"/>
+      </w:pPr>
+      <w:r>
+        <w:rPr>
+          <w:color w:val="000000"/>
+        </w:rPr>
+        <w:tab/>
+      </w:r>
+      <w:r>
+        <w:rPr>
+          <w:color w:val="000000"/>
+        </w:rPr>
+        <w:tab/>
+      </w:r>
+      <w:r>
+        <w:rPr>
+          <w:color w:val="008080"/>
+        </w:rPr>
+        <w:t>&lt;</w:t>
+      </w:r>
+      <w:r>
+        <w:rPr>
+          <w:color w:val="3F7F7F"/>
+        </w:rPr>
+        <w:t>api</w:t>
+      </w:r>
+      <w:r>
+        <w:rPr>
+          <w:color w:val="008080"/>
+        </w:rPr>
+        <w:t>&gt;</w:t>
+      </w:r>
+      <w:r>
+        <w:t>Auth_API</w:t>
+      </w:r>
+      <w:r>
+        <w:rPr>
+          <w:color w:val="008080"/>
+        </w:rPr>
+        <w:t>&lt;/</w:t>
+      </w:r>
+      <w:r>
+        <w:rPr>
+          <w:color w:val="3F7F7F"/>
+        </w:rPr>
+        <w:t>api</w:t>
+      </w:r>
+      <w:r>
+        <w:rPr>
+          <w:color w:val="008080"/>
+        </w:rPr>
+        <w:t>&gt;</w:t>
+      </w:r>
+    </w:p>
+    <w:p>
+      <w:pPr>
+        <w:autoSpaceDE w:val="0"/>
+        <w:autoSpaceDN w:val="0"/>
+        <w:adjustRightInd w:val="0"/>
+      </w:pPr>
+      <w:r>
+        <w:rPr>
+          <w:color w:val="000000"/>
+        </w:rPr>
+        <w:tab/>
+      </w:r>
+      <w:r>
+        <w:rPr>
+          <w:color w:val="000000"/>
+        </w:rPr>
+        <w:tab/>
+      </w:r>
+      <w:r>
+        <w:rPr>
+          <w:color w:val="008080"/>
+        </w:rPr>
+        <w:t>&lt;</w:t>
+      </w:r>
+      <w:r>
+        <w:rPr>
+          <w:color w:val="3F7F7F"/>
+        </w:rPr>
+        <w:t>apiKey</w:t>
+      </w:r>
+      <w:r>
+        <w:rPr>
+          <w:color w:val="008080"/>
+        </w:rPr>
+        <w:t>&gt;</w:t>
+      </w:r>
+      <w:r>
+        <w:rPr>
+          <w:color w:val="000000" w:themeColor="text1"/>
+        </w:rPr>
+        <w:t>authq51klfoni1ezxl5f2ckpfx248</w:t>
+      </w:r>
+      <w:r>
+        <w:rPr>
+          <w:color w:val="008080"/>
+        </w:rPr>
+        <w:t>&lt;/</w:t>
+      </w:r>
+      <w:r>
+        <w:rPr>
+          <w:color w:val="3F7F7F"/>
+        </w:rPr>
+        <w:t>apiKey</w:t>
+      </w:r>
+      <w:r>
+        <w:rPr>
+          <w:color w:val="008080"/>
+        </w:rPr>
+        <w:t>&gt;</w:t>
+      </w:r>
+    </w:p>
+    <w:p>
+      <w:pPr>
+        <w:autoSpaceDE w:val="0"/>
+        <w:autoSpaceDN w:val="0"/>
+        <w:adjustRightInd w:val="0"/>
+      </w:pPr>
+      <w:r>
+        <w:rPr>
+          <w:color w:val="000000"/>
+        </w:rPr>
+        <w:tab/>
+      </w:r>
+      <w:r>
+        <w:rPr>
+          <w:color w:val="000000"/>
+        </w:rPr>
+        <w:tab/>
+      </w:r>
+      <w:r>
+        <w:rPr>
+          <w:color w:val="008080"/>
+        </w:rPr>
+        <w:t>&lt;</w:t>
+      </w:r>
+      <w:r>
+        <w:rPr>
+          <w:color w:val="3F7F7F"/>
+        </w:rPr>
+        <w:t>priority</w:t>
+      </w:r>
+      <w:r>
+        <w:rPr>
+          <w:color w:val="008080"/>
+        </w:rPr>
+        <w:t>&gt;</w:t>
+      </w:r>
+      <w:r>
+        <w:rPr>
+          <w:color w:val="000000"/>
+        </w:rPr>
+        <w:t>1</w:t>
+      </w:r>
+      <w:r>
+        <w:rPr>
+          <w:color w:val="008080"/>
+        </w:rPr>
+        <w:t>&lt;/</w:t>
+      </w:r>
+      <w:r>
+        <w:rPr>
+          <w:color w:val="3F7F7F"/>
+        </w:rPr>
+        <w:t>priority</w:t>
+      </w:r>
+      <w:r>
+        <w:rPr>
+          <w:color w:val="008080"/>
+        </w:rPr>
+        <w:t>&gt;</w:t>
+      </w:r>
+    </w:p>
+    <w:p>
+      <w:pPr>
+        <w:autoSpaceDE w:val="0"/>
+        <w:autoSpaceDN w:val="0"/>
+        <w:adjustRightInd w:val="0"/>
+      </w:pPr>
+      <w:r>
+        <w:rPr>
+          <w:color w:val="000000"/>
+        </w:rPr>
+        <w:tab/>
+      </w:r>
+      <w:r>
+        <w:rPr>
+          <w:color w:val="000000"/>
+        </w:rPr>
+        <w:tab/>
+      </w:r>
+      <w:r>
+        <w:rPr>
+          <w:color w:val="008080"/>
+        </w:rPr>
+        <w:t>&lt;</w:t>
+      </w:r>
+      <w:r>
+        <w:rPr>
+          <w:color w:val="3F7F7F"/>
+        </w:rPr>
+        <w:t>channel</w:t>
+      </w:r>
+      <w:r>
+        <w:rPr>
+          <w:color w:val="008080"/>
+        </w:rPr>
+        <w:t>&gt;</w:t>
+      </w:r>
+      <w:r>
+        <w:rPr>
+          <w:color w:val="000000"/>
+        </w:rPr>
+        <w:t>API</w:t>
+      </w:r>
+      <w:r>
+        <w:rPr>
+          <w:color w:val="008080"/>
+        </w:rPr>
+        <w:t>&lt;/</w:t>
+      </w:r>
+      <w:r>
+        <w:rPr>
+          <w:color w:val="3F7F7F"/>
+        </w:rPr>
+        <w:t>channel</w:t>
+      </w:r>
+      <w:r>
+        <w:rPr>
+          <w:color w:val="008080"/>
+        </w:rPr>
+        <w:t>&gt;</w:t>
+      </w:r>
+    </w:p>
+    <w:p>
+      <w:pPr>
+        <w:autoSpaceDE w:val="0"/>
+        <w:autoSpaceDN w:val="0"/>
+        <w:adjustRightInd w:val="0"/>
+      </w:pPr>
+      <w:r>
+        <w:rPr>
+          <w:color w:val="000000"/>
+        </w:rPr>
+        <w:tab/>
+      </w:r>
+      <w:r>
+        <w:rPr>
+          <w:color w:val="000000"/>
+        </w:rPr>
+        <w:tab/>
+      </w:r>
+      <w:r>
+        <w:rPr>
+          <w:color w:val="008080"/>
+        </w:rPr>
+        <w:t>&lt;</w:t>
+      </w:r>
+      <w:r>
+        <w:rPr>
+          <w:color w:val="3F7F7F"/>
+        </w:rPr>
+        <w:t>location</w:t>
+      </w:r>
+      <w:r>
+        <w:rPr>
+          <w:color w:val="008080"/>
+        </w:rPr>
+        <w:t>&gt;</w:t>
+      </w:r>
+      <w:r>
+        <w:rPr>
+          <w:color w:val="000000"/>
+        </w:rPr>
+        <w:t>PC/IOS</w:t>
+      </w:r>
+      <w:r>
+        <w:rPr>
+          <w:color w:val="008080"/>
+        </w:rPr>
+        <w:t>&lt;/</w:t>
+      </w:r>
+      <w:r>
+        <w:rPr>
+          <w:color w:val="3F7F7F"/>
+        </w:rPr>
+        <w:t>location</w:t>
+      </w:r>
+      <w:r>
+        <w:rPr>
+          <w:color w:val="008080"/>
+        </w:rPr>
+        <w:t>&gt;</w:t>
+      </w:r>
+    </w:p>
+    <w:p>
+      <w:pPr>
+        <w:autoSpaceDE w:val="0"/>
+        <w:autoSpaceDN w:val="0"/>
+        <w:adjustRightInd w:val="0"/>
+      </w:pPr>
+      <w:r>
+        <w:rPr>
+          <w:color w:val="000000"/>
+        </w:rPr>
+        <w:tab/>
+      </w:r>
+      <w:r>
+        <w:rPr>
+          <w:color w:val="000000"/>
+        </w:rPr>
+        <w:tab/>
+      </w:r>
+      <w:r>
+        <w:rPr>
+          <w:color w:val="008080"/>
+        </w:rPr>
+        <w:t>&lt;</w:t>
+      </w:r>
+      <w:r>
+        <w:rPr>
+          <w:color w:val="3F7F7F"/>
+        </w:rPr>
+        <w:t>requestAPI</w:t>
+      </w:r>
+      <w:r>
+        <w:rPr>
+          <w:color w:val="008080"/>
+        </w:rPr>
+        <w:t>&gt;</w:t>
+      </w:r>
+      <w:r>
+        <w:rPr>
+          <w:color w:val="000000"/>
+        </w:rPr>
+        <w:t>FE API</w:t>
+      </w:r>
+      <w:r>
+        <w:rPr>
+          <w:color w:val="008080"/>
+        </w:rPr>
+        <w:t>&lt;/</w:t>
+      </w:r>
+      <w:r>
+        <w:rPr>
+          <w:color w:val="3F7F7F"/>
+        </w:rPr>
+        <w:t>requestAPI</w:t>
+      </w:r>
+      <w:r>
+        <w:rPr>
+          <w:color w:val="008080"/>
+        </w:rPr>
+        <w:t>&gt;</w:t>
+      </w:r>
+    </w:p>
+    <w:p>
+      <w:pPr>
+        <w:autoSpaceDE w:val="0"/>
+        <w:autoSpaceDN w:val="0"/>
+        <w:adjustRightInd w:val="0"/>
+      </w:pPr>
+      <w:r>
+        <w:rPr>
+          <w:color w:val="000000"/>
+        </w:rPr>
+        <w:tab/>
+      </w:r>
+      <w:r>
+        <w:rPr>
+          <w:color w:val="008080"/>
+        </w:rPr>
+        <w:t>&lt;/</w:t>
+      </w:r>
+      <w:r>
+        <w:rPr>
+          <w:color w:val="3F7F7F"/>
+        </w:rPr>
+        <w:t>header</w:t>
+      </w:r>
+      <w:r>
+        <w:rPr>
+          <w:color w:val="008080"/>
+        </w:rPr>
+        <w:t>&gt;</w:t>
+      </w:r>
+    </w:p>
+    <w:p>
+      <w:pPr>
+        <w:autoSpaceDE w:val="0"/>
+        <w:autoSpaceDN w:val="0"/>
+        <w:adjustRightInd w:val="0"/>
+      </w:pPr>
+      <w:r>
+        <w:rPr>
+          <w:color w:val="000000"/>
+        </w:rPr>
+        <w:tab/>
+      </w:r>
+      <w:r>
+        <w:rPr>
+          <w:color w:val="008080"/>
+        </w:rPr>
+        <w:t>&lt;</w:t>
+      </w:r>
+      <w:r>
+        <w:rPr>
+          <w:color w:val="3F7F7F"/>
+        </w:rPr>
+        <w:t>body</w:t>
+      </w:r>
+      <w:r>
+        <w:rPr>
+          <w:color w:val="008080"/>
+        </w:rPr>
+        <w:t>&gt;</w:t>
+      </w:r>
+    </w:p>
+    <w:p>
+      <w:pPr>
+        <w:autoSpaceDE w:val="0"/>
+        <w:autoSpaceDN w:val="0"/>
+        <w:adjustRightInd w:val="0"/>
+      </w:pPr>
+      <w:r>
+        <w:rPr>
+          <w:color w:val="000000"/>
+        </w:rPr>
+        <w:tab/>
+      </w:r>
+      <w:r>
+        <w:rPr>
+          <w:color w:val="000000"/>
+        </w:rPr>
+        <w:tab/>
+      </w:r>
+      <w:r>
+        <w:rPr>
+          <w:color w:val="008080"/>
+        </w:rPr>
+        <w:t>&lt;</w:t>
+      </w:r>
+      <w:r>
+        <w:rPr>
+          <w:color w:val="3F7F7F"/>
+        </w:rPr>
+        <w:t>status</w:t>
+      </w:r>
+      <w:r>
+        <w:rPr>
+          <w:color w:val="008080"/>
+        </w:rPr>
+        <w:t>&gt;</w:t>
+      </w:r>
+      <w:r>
+        <w:rPr>
+          <w:color w:val="000000"/>
+        </w:rPr>
+        <w:t>OK</w:t>
+      </w:r>
+      <w:r>
+        <w:rPr>
+          <w:color w:val="008080"/>
+        </w:rPr>
+        <w:t>&lt;/</w:t>
+      </w:r>
+      <w:r>
+        <w:rPr>
+          <w:color w:val="3F7F7F"/>
+        </w:rPr>
+        <w:t>status</w:t>
+      </w:r>
+      <w:r>
+        <w:rPr>
+          <w:color w:val="008080"/>
+        </w:rPr>
+        <w:t>&gt;</w:t>
+      </w:r>
+    </w:p>
+    <w:p>
+      <w:pPr>
+        <w:autoSpaceDE w:val="0"/>
+        <w:autoSpaceDN w:val="0"/>
+        <w:adjustRightInd w:val="0"/>
+      </w:pPr>
+      <w:r>
+        <w:rPr>
+          <w:color w:val="000000"/>
+        </w:rPr>
+        <w:lastRenderedPageBreak/>
+        <w:tab/>
+      </w:r>
+      <w:r>
+        <w:rPr>
+          <w:color w:val="000000"/>
+        </w:rPr>
+        <w:tab/>
+      </w:r>
+      <w:r>
+        <w:rPr>
+          <w:color w:val="008080"/>
+        </w:rPr>
+        <w:t>&lt;</w:t>
+      </w:r>
+      <w:r>
+        <w:rPr>
+          <w:color w:val="3F7F7F"/>
+        </w:rPr>
+        <w:t>enquiry</w:t>
+      </w:r>
+      <w:r>
+        <w:rPr>
+          <w:color w:val="008080"/>
+        </w:rPr>
+        <w:t>&gt;</w:t>
+      </w:r>
+    </w:p>
+    <w:p>
+      <w:pPr>
+        <w:autoSpaceDE w:val="0"/>
+        <w:autoSpaceDN w:val="0"/>
+        <w:adjustRightInd w:val="0"/>
+        <w:ind w:left="1440" w:firstLine="720"/>
+      </w:pPr>
+      <w:r>
+        <w:t>&lt;responseCode&gt;00&lt;/responseCode&gt;</w:t>
+      </w:r>
+    </w:p>
+    <w:p>
+      <w:pPr>
+        <w:autoSpaceDE w:val="0"/>
+        <w:autoSpaceDN w:val="0"/>
+        <w:adjustRightInd w:val="0"/>
+        <w:rPr>
+          <w:color w:val="000000"/>
+        </w:rPr>
+      </w:pPr>
+      <w:r>
+        <w:rPr>
+          <w:color w:val="000000"/>
+        </w:rPr>
+        <w:t xml:space="preserve">    </w:t>
+      </w:r>
+      <w:r>
+        <w:rPr>
+          <w:color w:val="000000"/>
+        </w:rPr>
+        <w:tab/>
+      </w:r>
+      <w:r>
+        <w:rPr>
+          <w:color w:val="000000"/>
+        </w:rPr>
+        <w:tab/>
+      </w:r>
+      <w:r>
+        <w:rPr>
+          <w:color w:val="000000"/>
+        </w:rPr>
+        <w:tab/>
+        <w:t xml:space="preserve"> </w:t>
+      </w:r>
+      <w:r>
+        <w:rPr>
+          <w:color w:val="000000"/>
+        </w:rPr>
+        <w:t>&lt;transId&gt;AUTHEN</w:t>
+      </w:r>
+      <w:r>
+        <w:rPr>
+          <w:color w:val="000000"/>
+        </w:rPr>
+        <w:t>-</w:t>
+      </w:r>
+      <w:r>
+        <w:rPr>
+          <w:color w:val="000000"/>
+        </w:rPr>
+        <w:t>changepass</w:t>
+      </w:r>
+      <w:r>
+        <w:rPr>
+          <w:color w:val="000000"/>
+        </w:rPr>
+        <w:t>-45122211&lt;/transId&gt;</w:t>
+      </w:r>
+    </w:p>
+    <w:p>
+      <w:pPr>
+        <w:autoSpaceDE w:val="0"/>
+        <w:autoSpaceDN w:val="0"/>
+        <w:adjustRightInd w:val="0"/>
+      </w:pPr>
+      <w:r>
+        <w:rPr>
+          <w:color w:val="000000"/>
+        </w:rPr>
+        <w:tab/>
+      </w:r>
+      <w:r>
+        <w:rPr>
+          <w:color w:val="000000"/>
+        </w:rPr>
+        <w:tab/>
+      </w:r>
+      <w:r>
+        <w:rPr>
+          <w:color w:val="008080"/>
+        </w:rPr>
+        <w:t>&lt;/</w:t>
+      </w:r>
+      <w:r>
+        <w:rPr>
+          <w:color w:val="3F7F7F"/>
+        </w:rPr>
+        <w:t>enquiry</w:t>
+      </w:r>
+      <w:r>
+        <w:rPr>
+          <w:color w:val="008080"/>
+        </w:rPr>
+        <w:t>&gt;</w:t>
+      </w:r>
+      <w:r>
+        <w:rPr>
+          <w:color w:val="000000"/>
+        </w:rPr>
+        <w:t xml:space="preserve"> </w:t>
+      </w:r>
+    </w:p>
+    <w:p>
+      <w:pPr>
+        <w:autoSpaceDE w:val="0"/>
+        <w:autoSpaceDN w:val="0"/>
+        <w:adjustRightInd w:val="0"/>
+      </w:pPr>
+      <w:r>
+        <w:rPr>
+          <w:color w:val="000000"/>
+        </w:rPr>
+        <w:tab/>
+      </w:r>
+      <w:r>
+        <w:rPr>
+          <w:color w:val="008080"/>
+        </w:rPr>
+        <w:t>&lt;/</w:t>
+      </w:r>
+      <w:r>
+        <w:rPr>
+          <w:color w:val="3F7F7F"/>
+        </w:rPr>
+        <w:t>body</w:t>
+      </w:r>
+      <w:r>
+        <w:rPr>
+          <w:color w:val="008080"/>
+        </w:rPr>
+        <w:t>&gt;</w:t>
+      </w:r>
+    </w:p>
+    <w:p>
       <w:r>
         <w:rPr>
           <w:color w:val="008080"/>
@@ -15982,10 +18151,4074 @@
     </w:p>
     <w:p/>
     <w:p/>
+    <w:p>
+      <w:pPr>
+        <w:pStyle w:val="Heading3"/>
+        <w:numPr>
+          <w:ilvl w:val="0"/>
+          <w:numId w:val="33"/>
+        </w:numPr>
+        <w:ind w:left="1276" w:hanging="709"/>
+        <w:rPr>
+          <w:rFonts w:ascii="Times New Roman" w:hAnsi="Times New Roman"/>
+        </w:rPr>
+      </w:pPr>
+      <w:r>
+        <w:rPr>
+          <w:rFonts w:ascii="Times New Roman" w:hAnsi="Times New Roman"/>
+        </w:rPr>
+        <w:t xml:space="preserve">Quy trình </w:t>
+      </w:r>
+      <w:r>
+        <w:rPr>
+          <w:rFonts w:ascii="Times New Roman" w:hAnsi="Times New Roman"/>
+        </w:rPr>
+        <w:t>reset</w:t>
+      </w:r>
+      <w:r>
+        <w:rPr>
+          <w:rFonts w:ascii="Times New Roman" w:hAnsi="Times New Roman"/>
+        </w:rPr>
+        <w:t xml:space="preserve"> mật khẩu</w:t>
+      </w:r>
+    </w:p>
+    <w:p>
+      <w:pPr>
+        <w:pStyle w:val="Subtitle"/>
+      </w:pPr>
+      <w:r>
+        <w:t xml:space="preserve">Note: Reset mật khẩu sẽ phải qua 2 bước: </w:t>
+      </w:r>
+    </w:p>
+    <w:p>
+      <w:pPr>
+        <w:pStyle w:val="Subtitle"/>
+        <w:numPr>
+          <w:ilvl w:val="1"/>
+          <w:numId w:val="9"/>
+        </w:numPr>
+      </w:pPr>
+      <w:r>
+        <w:t xml:space="preserve">1. </w:t>
+      </w:r>
+      <w:r>
+        <w:t>Gửi ycau reset mật khẩu l</w:t>
+      </w:r>
+      <w:r>
+        <w:t>ấy về resetCode</w:t>
+      </w:r>
+    </w:p>
+    <w:p>
+      <w:pPr>
+        <w:pStyle w:val="Subtitle"/>
+        <w:numPr>
+          <w:ilvl w:val="1"/>
+          <w:numId w:val="9"/>
+        </w:numPr>
+      </w:pPr>
+      <w:r>
+        <w:t>2. Thực hiện gửi resetCode để xác minh và đổi mật khẩu</w:t>
+      </w:r>
+    </w:p>
+    <w:p>
+      <w:pPr>
+        <w:spacing w:line="240" w:lineRule="auto"/>
+        <w:ind w:right="0"/>
+        <w:jc w:val="left"/>
+        <w:rPr>
+          <w:rFonts w:eastAsia="Times New Roman"/>
+        </w:rPr>
+      </w:pPr>
+    </w:p>
+    <w:p>
+      <w:pPr>
+        <w:rPr>
+          <w:rFonts w:eastAsia="Times New Roman"/>
+        </w:rPr>
+      </w:pPr>
+      <w:r>
+        <w:rPr>
+          <w:rFonts w:eastAsia="Times New Roman"/>
+        </w:rPr>
+        <w:lastRenderedPageBreak/>
+        <w:drawing>
+          <wp:inline distT="0" distB="0" distL="0" distR="0" wp14:anchorId="45467531" wp14:editId="17469610">
+            <wp:extent cx="6151880" cy="8091805"/>
+            <wp:effectExtent l="0" t="0" r="0" b="0"/>
+            <wp:docPr id="457860056" name="Picture 6"/>
+            <wp:cNvGraphicFramePr>
+              <a:graphicFrameLocks xmlns:a="http://schemas.openxmlformats.org/drawingml/2006/main" noChangeAspect="1"/>
+            </wp:cNvGraphicFramePr>
+            <a:graphic xmlns:a="http://schemas.openxmlformats.org/drawingml/2006/main">
+              <a:graphicData uri="http://schemas.openxmlformats.org/drawingml/2006/picture">
+                <pic:pic xmlns:pic="http://schemas.openxmlformats.org/drawingml/2006/picture">
+                  <pic:nvPicPr>
+                    <pic:cNvPr id="0" name="Picture 8"/>
+                    <pic:cNvPicPr>
+                      <a:picLocks noChangeAspect="1" noChangeArrowheads="1"/>
+                    </pic:cNvPicPr>
+                  </pic:nvPicPr>
+                  <pic:blipFill>
+                    <a:blip r:embed="rId13" cstate="print">
+                      <a:extLst>
+                        <a:ext uri="{28A0092B-C50C-407E-A947-70E740481C1C}">
+                          <a14:useLocalDpi xmlns:a14="http://schemas.microsoft.com/office/drawing/2010/main" val="0"/>
+                        </a:ext>
+                      </a:extLst>
+                    </a:blip>
+                    <a:srcRect/>
+                    <a:stretch>
+                      <a:fillRect/>
+                    </a:stretch>
+                  </pic:blipFill>
+                  <pic:spPr bwMode="auto">
+                    <a:xfrm>
+                      <a:off x="0" y="0"/>
+                      <a:ext cx="6151880" cy="8091805"/>
+                    </a:xfrm>
+                    <a:prstGeom prst="rect">
+                      <a:avLst/>
+                    </a:prstGeom>
+                    <a:noFill/>
+                    <a:ln>
+                      <a:noFill/>
+                    </a:ln>
+                  </pic:spPr>
+                </pic:pic>
+              </a:graphicData>
+            </a:graphic>
+          </wp:inline>
+        </w:drawing>
+      </w:r>
+    </w:p>
+    <w:p>
+      <w:pPr>
+        <w:rPr>
+          <w:rFonts w:eastAsia="Times New Roman"/>
+        </w:rPr>
+      </w:pPr>
+    </w:p>
+    <w:p/>
+    <w:p>
+      <w:pPr>
+        <w:pStyle w:val="Heading4"/>
+        <w:numPr>
+          <w:ilvl w:val="0"/>
+          <w:numId w:val="18"/>
+        </w:numPr>
+        <w:rPr>
+          <w:rFonts w:ascii="Times New Roman" w:hAnsi="Times New Roman"/>
+          <w:b/>
+          <w:lang w:val="fr-FR"/>
+        </w:rPr>
+      </w:pPr>
+      <w:r>
+        <w:rPr>
+          <w:rFonts w:ascii="Times New Roman" w:hAnsi="Times New Roman"/>
+          <w:lang w:val="fr-FR"/>
+        </w:rPr>
+        <w:t>Cấu trúc message AUTH-</w:t>
+      </w:r>
+      <w:proofErr w:type="gramStart"/>
+      <w:r>
+        <w:rPr>
+          <w:rFonts w:ascii="Times New Roman" w:hAnsi="Times New Roman"/>
+          <w:lang w:val="fr-FR"/>
+        </w:rPr>
+        <w:t>5</w:t>
+      </w:r>
+      <w:r>
+        <w:rPr>
+          <w:rFonts w:ascii="Times New Roman" w:hAnsi="Times New Roman"/>
+          <w:lang w:val="fr-FR"/>
+        </w:rPr>
+        <w:t>:</w:t>
+      </w:r>
+      <w:proofErr w:type="gramEnd"/>
+      <w:r>
+        <w:rPr>
+          <w:rFonts w:ascii="Times New Roman" w:hAnsi="Times New Roman"/>
+          <w:lang w:val="fr-FR"/>
+        </w:rPr>
+        <w:t xml:space="preserve"> </w:t>
+      </w:r>
+    </w:p>
+    <w:p>
+      <w:pPr>
+        <w:pStyle w:val="Subtitle"/>
+        <w:rPr>
+          <w:rFonts w:ascii="Times New Roman" w:hAnsi="Times New Roman" w:cs="Times New Roman"/>
+          <w:b/>
+        </w:rPr>
+      </w:pPr>
+      <w:r>
+        <w:rPr>
+          <w:rFonts w:ascii="Times New Roman" w:hAnsi="Times New Roman" w:cs="Times New Roman"/>
+          <w:b/>
+        </w:rPr>
+        <w:t>Request_IN</w:t>
+      </w:r>
+    </w:p>
+    <w:p>
+      <w:pPr>
+        <w:autoSpaceDE w:val="0"/>
+        <w:autoSpaceDN w:val="0"/>
+        <w:adjustRightInd w:val="0"/>
+      </w:pPr>
+      <w:r>
+        <w:rPr>
+          <w:color w:val="008080"/>
+        </w:rPr>
+        <w:t>&lt;</w:t>
+      </w:r>
+      <w:r>
+        <w:rPr>
+          <w:color w:val="3F7F7F"/>
+        </w:rPr>
+        <w:t>kaiReq</w:t>
+      </w:r>
+      <w:r>
+        <w:rPr>
+          <w:color w:val="008080"/>
+        </w:rPr>
+        <w:t>&gt;</w:t>
+      </w:r>
+    </w:p>
+    <w:p>
+      <w:pPr>
+        <w:autoSpaceDE w:val="0"/>
+        <w:autoSpaceDN w:val="0"/>
+        <w:adjustRightInd w:val="0"/>
+      </w:pPr>
+      <w:r>
+        <w:rPr>
+          <w:color w:val="000000"/>
+        </w:rPr>
+        <w:tab/>
+      </w:r>
+      <w:r>
+        <w:rPr>
+          <w:color w:val="008080"/>
+        </w:rPr>
+        <w:t>&lt;</w:t>
+      </w:r>
+      <w:r>
+        <w:rPr>
+          <w:color w:val="3F7F7F"/>
+        </w:rPr>
+        <w:t>header</w:t>
+      </w:r>
+      <w:r>
+        <w:rPr>
+          <w:color w:val="008080"/>
+        </w:rPr>
+        <w:t>&gt;</w:t>
+      </w:r>
+    </w:p>
+    <w:p>
+      <w:pPr>
+        <w:autoSpaceDE w:val="0"/>
+        <w:autoSpaceDN w:val="0"/>
+        <w:adjustRightInd w:val="0"/>
+      </w:pPr>
+      <w:r>
+        <w:rPr>
+          <w:color w:val="000000"/>
+        </w:rPr>
+        <w:tab/>
+      </w:r>
+      <w:r>
+        <w:rPr>
+          <w:color w:val="000000"/>
+        </w:rPr>
+        <w:tab/>
+      </w:r>
+      <w:r>
+        <w:rPr>
+          <w:color w:val="008080"/>
+        </w:rPr>
+        <w:t>&lt;</w:t>
+      </w:r>
+      <w:r>
+        <w:rPr>
+          <w:color w:val="3F7F7F"/>
+        </w:rPr>
+        <w:t>reqType</w:t>
+      </w:r>
+      <w:r>
+        <w:rPr>
+          <w:color w:val="008080"/>
+        </w:rPr>
+        <w:t>&gt;</w:t>
+      </w:r>
+      <w:r>
+        <w:rPr>
+          <w:color w:val="000000"/>
+        </w:rPr>
+        <w:t>REQUEST</w:t>
+      </w:r>
+      <w:r>
+        <w:rPr>
+          <w:color w:val="008080"/>
+        </w:rPr>
+        <w:t>&lt;/</w:t>
+      </w:r>
+      <w:r>
+        <w:rPr>
+          <w:color w:val="3F7F7F"/>
+        </w:rPr>
+        <w:t>reqType</w:t>
+      </w:r>
+      <w:r>
+        <w:rPr>
+          <w:color w:val="008080"/>
+        </w:rPr>
+        <w:t>&gt;</w:t>
+      </w:r>
+    </w:p>
+    <w:p>
+      <w:pPr>
+        <w:autoSpaceDE w:val="0"/>
+        <w:autoSpaceDN w:val="0"/>
+        <w:adjustRightInd w:val="0"/>
+      </w:pPr>
+      <w:r>
+        <w:rPr>
+          <w:color w:val="000000"/>
+        </w:rPr>
+        <w:tab/>
+      </w:r>
+      <w:r>
+        <w:rPr>
+          <w:color w:val="000000"/>
+        </w:rPr>
+        <w:tab/>
+      </w:r>
+      <w:r>
+        <w:rPr>
+          <w:color w:val="008080"/>
+        </w:rPr>
+        <w:t>&lt;</w:t>
+      </w:r>
+      <w:r>
+        <w:rPr>
+          <w:color w:val="3F7F7F"/>
+        </w:rPr>
+        <w:t>api</w:t>
+      </w:r>
+      <w:r>
+        <w:rPr>
+          <w:color w:val="008080"/>
+        </w:rPr>
+        <w:t>&gt;</w:t>
+      </w:r>
+      <w:r>
+        <w:t>Auth_API</w:t>
+      </w:r>
+      <w:r>
+        <w:rPr>
+          <w:color w:val="008080"/>
+        </w:rPr>
+        <w:t>&lt;/</w:t>
+      </w:r>
+      <w:r>
+        <w:rPr>
+          <w:color w:val="3F7F7F"/>
+        </w:rPr>
+        <w:t>api</w:t>
+      </w:r>
+      <w:r>
+        <w:rPr>
+          <w:color w:val="008080"/>
+        </w:rPr>
+        <w:t>&gt;</w:t>
+      </w:r>
+    </w:p>
+    <w:p>
+      <w:pPr>
+        <w:autoSpaceDE w:val="0"/>
+        <w:autoSpaceDN w:val="0"/>
+        <w:adjustRightInd w:val="0"/>
+      </w:pPr>
+      <w:r>
+        <w:rPr>
+          <w:color w:val="000000"/>
+        </w:rPr>
+        <w:tab/>
+      </w:r>
+      <w:r>
+        <w:rPr>
+          <w:color w:val="000000"/>
+        </w:rPr>
+        <w:tab/>
+      </w:r>
+      <w:r>
+        <w:rPr>
+          <w:color w:val="008080"/>
+        </w:rPr>
+        <w:t>&lt;</w:t>
+      </w:r>
+      <w:r>
+        <w:rPr>
+          <w:color w:val="3F7F7F"/>
+        </w:rPr>
+        <w:t>apiKey</w:t>
+      </w:r>
+      <w:r>
+        <w:rPr>
+          <w:color w:val="008080"/>
+        </w:rPr>
+        <w:t>&gt;</w:t>
+      </w:r>
+      <w:r>
+        <w:rPr>
+          <w:color w:val="000000" w:themeColor="text1"/>
+        </w:rPr>
+        <w:t>authq51klfoni1ezxl5f2ckpfx248</w:t>
+      </w:r>
+      <w:r>
+        <w:rPr>
+          <w:color w:val="008080"/>
+        </w:rPr>
+        <w:t>&lt;/</w:t>
+      </w:r>
+      <w:r>
+        <w:rPr>
+          <w:color w:val="3F7F7F"/>
+        </w:rPr>
+        <w:t>apiKey</w:t>
+      </w:r>
+      <w:r>
+        <w:rPr>
+          <w:color w:val="008080"/>
+        </w:rPr>
+        <w:t>&gt;</w:t>
+      </w:r>
+    </w:p>
+    <w:p>
+      <w:pPr>
+        <w:autoSpaceDE w:val="0"/>
+        <w:autoSpaceDN w:val="0"/>
+        <w:adjustRightInd w:val="0"/>
+      </w:pPr>
+      <w:r>
+        <w:rPr>
+          <w:color w:val="000000"/>
+        </w:rPr>
+        <w:tab/>
+      </w:r>
+      <w:r>
+        <w:rPr>
+          <w:color w:val="000000"/>
+        </w:rPr>
+        <w:tab/>
+      </w:r>
+      <w:r>
+        <w:rPr>
+          <w:color w:val="008080"/>
+        </w:rPr>
+        <w:t>&lt;</w:t>
+      </w:r>
+      <w:r>
+        <w:rPr>
+          <w:color w:val="3F7F7F"/>
+        </w:rPr>
+        <w:t>priority</w:t>
+      </w:r>
+      <w:r>
+        <w:rPr>
+          <w:color w:val="008080"/>
+        </w:rPr>
+        <w:t>&gt;</w:t>
+      </w:r>
+      <w:r>
+        <w:rPr>
+          <w:color w:val="000000"/>
+        </w:rPr>
+        <w:t>1</w:t>
+      </w:r>
+      <w:r>
+        <w:rPr>
+          <w:color w:val="008080"/>
+        </w:rPr>
+        <w:t>&lt;/</w:t>
+      </w:r>
+      <w:r>
+        <w:rPr>
+          <w:color w:val="3F7F7F"/>
+        </w:rPr>
+        <w:t>priority</w:t>
+      </w:r>
+      <w:r>
+        <w:rPr>
+          <w:color w:val="008080"/>
+        </w:rPr>
+        <w:t>&gt;</w:t>
+      </w:r>
+    </w:p>
+    <w:p>
+      <w:pPr>
+        <w:autoSpaceDE w:val="0"/>
+        <w:autoSpaceDN w:val="0"/>
+        <w:adjustRightInd w:val="0"/>
+      </w:pPr>
+      <w:r>
+        <w:rPr>
+          <w:color w:val="000000"/>
+        </w:rPr>
+        <w:tab/>
+      </w:r>
+      <w:r>
+        <w:rPr>
+          <w:color w:val="000000"/>
+        </w:rPr>
+        <w:tab/>
+      </w:r>
+      <w:r>
+        <w:rPr>
+          <w:color w:val="008080"/>
+        </w:rPr>
+        <w:t>&lt;</w:t>
+      </w:r>
+      <w:r>
+        <w:rPr>
+          <w:color w:val="3F7F7F"/>
+        </w:rPr>
+        <w:t>channel</w:t>
+      </w:r>
+      <w:r>
+        <w:rPr>
+          <w:color w:val="008080"/>
+        </w:rPr>
+        <w:t>&gt;</w:t>
+      </w:r>
+      <w:r>
+        <w:rPr>
+          <w:color w:val="000000"/>
+        </w:rPr>
+        <w:t>MOBILE</w:t>
+      </w:r>
+      <w:r>
+        <w:rPr>
+          <w:color w:val="008080"/>
+        </w:rPr>
+        <w:t>&lt;/</w:t>
+      </w:r>
+      <w:r>
+        <w:rPr>
+          <w:color w:val="3F7F7F"/>
+        </w:rPr>
+        <w:t>channel</w:t>
+      </w:r>
+      <w:r>
+        <w:rPr>
+          <w:color w:val="008080"/>
+        </w:rPr>
+        <w:t>&gt;</w:t>
+      </w:r>
+    </w:p>
+    <w:p>
+      <w:pPr>
+        <w:autoSpaceDE w:val="0"/>
+        <w:autoSpaceDN w:val="0"/>
+        <w:adjustRightInd w:val="0"/>
+      </w:pPr>
+      <w:r>
+        <w:rPr>
+          <w:color w:val="000000"/>
+        </w:rPr>
+        <w:tab/>
+      </w:r>
+      <w:r>
+        <w:rPr>
+          <w:color w:val="000000"/>
+        </w:rPr>
+        <w:tab/>
+      </w:r>
+      <w:r>
+        <w:rPr>
+          <w:color w:val="008080"/>
+        </w:rPr>
+        <w:t>&lt;</w:t>
+      </w:r>
+      <w:r>
+        <w:rPr>
+          <w:color w:val="3F7F7F"/>
+        </w:rPr>
+        <w:t>location</w:t>
+      </w:r>
+      <w:r>
+        <w:rPr>
+          <w:color w:val="008080"/>
+        </w:rPr>
+        <w:t>&gt;</w:t>
+      </w:r>
+      <w:r>
+        <w:rPr>
+          <w:color w:val="000000"/>
+        </w:rPr>
+        <w:t>PC/IOS</w:t>
+      </w:r>
+      <w:r>
+        <w:rPr>
+          <w:color w:val="008080"/>
+        </w:rPr>
+        <w:t>&lt;/</w:t>
+      </w:r>
+      <w:r>
+        <w:rPr>
+          <w:color w:val="3F7F7F"/>
+        </w:rPr>
+        <w:t>location</w:t>
+      </w:r>
+      <w:r>
+        <w:rPr>
+          <w:color w:val="008080"/>
+        </w:rPr>
+        <w:t>&gt;</w:t>
+      </w:r>
+    </w:p>
+    <w:p>
+      <w:pPr>
+        <w:autoSpaceDE w:val="0"/>
+        <w:autoSpaceDN w:val="0"/>
+        <w:adjustRightInd w:val="0"/>
+      </w:pPr>
+      <w:r>
+        <w:rPr>
+          <w:color w:val="000000"/>
+        </w:rPr>
+        <w:tab/>
+      </w:r>
+      <w:r>
+        <w:rPr>
+          <w:color w:val="000000"/>
+        </w:rPr>
+        <w:tab/>
+      </w:r>
+      <w:r>
+        <w:rPr>
+          <w:color w:val="008080"/>
+        </w:rPr>
+        <w:t>&lt;</w:t>
+      </w:r>
+      <w:r>
+        <w:rPr>
+          <w:color w:val="3F7F7F"/>
+        </w:rPr>
+        <w:t>requestAPI</w:t>
+      </w:r>
+      <w:r>
+        <w:rPr>
+          <w:color w:val="008080"/>
+        </w:rPr>
+        <w:t>&gt;</w:t>
+      </w:r>
+      <w:r>
+        <w:rPr>
+          <w:color w:val="000000"/>
+        </w:rPr>
+        <w:t>FE API</w:t>
+      </w:r>
+      <w:r>
+        <w:rPr>
+          <w:color w:val="008080"/>
+        </w:rPr>
+        <w:t>&lt;/</w:t>
+      </w:r>
+      <w:r>
+        <w:rPr>
+          <w:color w:val="3F7F7F"/>
+        </w:rPr>
+        <w:t>requestAPI</w:t>
+      </w:r>
+      <w:r>
+        <w:rPr>
+          <w:color w:val="008080"/>
+        </w:rPr>
+        <w:t>&gt;</w:t>
+      </w:r>
+    </w:p>
+    <w:p>
+      <w:pPr>
+        <w:autoSpaceDE w:val="0"/>
+        <w:autoSpaceDN w:val="0"/>
+        <w:adjustRightInd w:val="0"/>
+      </w:pPr>
+      <w:r>
+        <w:rPr>
+          <w:color w:val="000000"/>
+        </w:rPr>
+        <w:tab/>
+      </w:r>
+      <w:r>
+        <w:rPr>
+          <w:color w:val="008080"/>
+        </w:rPr>
+        <w:t>&lt;/</w:t>
+      </w:r>
+      <w:r>
+        <w:rPr>
+          <w:color w:val="3F7F7F"/>
+        </w:rPr>
+        <w:t>header</w:t>
+      </w:r>
+      <w:r>
+        <w:rPr>
+          <w:color w:val="008080"/>
+        </w:rPr>
+        <w:t>&gt;</w:t>
+      </w:r>
+    </w:p>
+    <w:p>
+      <w:pPr>
+        <w:autoSpaceDE w:val="0"/>
+        <w:autoSpaceDN w:val="0"/>
+        <w:adjustRightInd w:val="0"/>
+      </w:pPr>
+      <w:r>
+        <w:rPr>
+          <w:color w:val="000000"/>
+        </w:rPr>
+        <w:tab/>
+      </w:r>
+      <w:r>
+        <w:rPr>
+          <w:color w:val="008080"/>
+        </w:rPr>
+        <w:t>&lt;</w:t>
+      </w:r>
+      <w:r>
+        <w:rPr>
+          <w:color w:val="3F7F7F"/>
+        </w:rPr>
+        <w:t>body</w:t>
+      </w:r>
+      <w:r>
+        <w:rPr>
+          <w:color w:val="008080"/>
+        </w:rPr>
+        <w:t>&gt;</w:t>
+      </w:r>
+    </w:p>
+    <w:p>
+      <w:pPr>
+        <w:autoSpaceDE w:val="0"/>
+        <w:autoSpaceDN w:val="0"/>
+        <w:adjustRightInd w:val="0"/>
+      </w:pPr>
+      <w:r>
+        <w:rPr>
+          <w:color w:val="000000"/>
+        </w:rPr>
+        <w:tab/>
+      </w:r>
+      <w:r>
+        <w:rPr>
+          <w:color w:val="000000"/>
+        </w:rPr>
+        <w:tab/>
+      </w:r>
+      <w:r>
+        <w:rPr>
+          <w:color w:val="008080"/>
+        </w:rPr>
+        <w:t>&lt;</w:t>
+      </w:r>
+      <w:r>
+        <w:rPr>
+          <w:color w:val="3F7F7F"/>
+        </w:rPr>
+        <w:t>command</w:t>
+      </w:r>
+      <w:r>
+        <w:rPr>
+          <w:color w:val="008080"/>
+        </w:rPr>
+        <w:t>&gt;</w:t>
+      </w:r>
+      <w:r>
+        <w:rPr>
+          <w:color w:val="000000"/>
+        </w:rPr>
+        <w:t>GET_ENQUIRY</w:t>
+      </w:r>
+      <w:r>
+        <w:rPr>
+          <w:color w:val="008080"/>
+        </w:rPr>
+        <w:t>&lt;/</w:t>
+      </w:r>
+      <w:r>
+        <w:rPr>
+          <w:color w:val="3F7F7F"/>
+        </w:rPr>
+        <w:t>command</w:t>
+      </w:r>
+      <w:r>
+        <w:rPr>
+          <w:color w:val="008080"/>
+        </w:rPr>
+        <w:t>&gt;</w:t>
+      </w:r>
+    </w:p>
+    <w:p>
+      <w:pPr>
+        <w:autoSpaceDE w:val="0"/>
+        <w:autoSpaceDN w:val="0"/>
+        <w:adjustRightInd w:val="0"/>
+        <w:rPr>
+          <w:color w:val="000000"/>
+        </w:rPr>
+      </w:pPr>
+      <w:r>
+        <w:rPr>
+          <w:color w:val="000000"/>
+        </w:rPr>
+        <w:tab/>
+      </w:r>
+      <w:r>
+        <w:rPr>
+          <w:color w:val="000000"/>
+        </w:rPr>
+        <w:tab/>
+      </w:r>
+      <w:r>
+        <w:rPr>
+          <w:color w:val="008080"/>
+        </w:rPr>
+        <w:t>&lt;</w:t>
+      </w:r>
+      <w:r>
+        <w:rPr>
+          <w:color w:val="3F7F7F"/>
+        </w:rPr>
+        <w:t>enquiry</w:t>
+      </w:r>
+      <w:r>
+        <w:rPr>
+          <w:color w:val="008080"/>
+        </w:rPr>
+        <w:t>&gt;</w:t>
+      </w:r>
+      <w:r>
+        <w:rPr>
+          <w:color w:val="000000"/>
+        </w:rPr>
+        <w:tab/>
+      </w:r>
+    </w:p>
+    <w:p>
+      <w:pPr>
+        <w:autoSpaceDE w:val="0"/>
+        <w:autoSpaceDN w:val="0"/>
+        <w:adjustRightInd w:val="0"/>
+        <w:rPr>
+          <w:color w:val="000000"/>
+        </w:rPr>
+      </w:pPr>
+      <w:r>
+        <w:rPr>
+          <w:color w:val="000000"/>
+        </w:rPr>
+        <w:tab/>
+      </w:r>
+      <w:r>
+        <w:rPr>
+          <w:color w:val="000000"/>
+        </w:rPr>
+        <w:tab/>
+      </w:r>
+      <w:r>
+        <w:rPr>
+          <w:color w:val="000000"/>
+        </w:rPr>
+        <w:tab/>
+      </w:r>
+      <w:r>
+        <w:rPr>
+          <w:color w:val="000000"/>
+        </w:rPr>
+        <w:t>&lt;authenType&gt;</w:t>
+      </w:r>
+      <w:r>
+        <w:rPr>
+          <w:color w:val="000000"/>
+        </w:rPr>
+        <w:t>resetPassword</w:t>
+      </w:r>
+      <w:r>
+        <w:rPr>
+          <w:color w:val="000000"/>
+        </w:rPr>
+        <w:t>&lt;/authenType&gt;</w:t>
+      </w:r>
+    </w:p>
+    <w:p>
+      <w:pPr>
+        <w:autoSpaceDE w:val="0"/>
+        <w:autoSpaceDN w:val="0"/>
+        <w:adjustRightInd w:val="0"/>
+        <w:rPr>
+          <w:color w:val="000000"/>
+        </w:rPr>
+      </w:pPr>
+      <w:r>
+        <w:rPr>
+          <w:color w:val="000000"/>
+        </w:rPr>
+        <w:t xml:space="preserve">      </w:t>
+      </w:r>
+      <w:r>
+        <w:rPr>
+          <w:color w:val="000000"/>
+        </w:rPr>
+        <w:tab/>
+      </w:r>
+      <w:r>
+        <w:rPr>
+          <w:color w:val="000000"/>
+        </w:rPr>
+        <w:tab/>
+      </w:r>
+      <w:r>
+        <w:rPr>
+          <w:color w:val="000000"/>
+        </w:rPr>
+        <w:tab/>
+      </w:r>
+      <w:r>
+        <w:rPr>
+          <w:color w:val="000000"/>
+        </w:rPr>
+        <w:t>&lt;</w:t>
+      </w:r>
+      <w:r>
+        <w:rPr>
+          <w:color w:val="000000"/>
+        </w:rPr>
+        <w:t>username</w:t>
+      </w:r>
+      <w:r>
+        <w:rPr>
+          <w:color w:val="000000"/>
+        </w:rPr>
+        <w:t>&gt;</w:t>
+      </w:r>
+      <w:r>
+        <w:rPr>
+          <w:color w:val="000000"/>
+        </w:rPr>
+        <w:t>158963500</w:t>
+      </w:r>
+      <w:r>
+        <w:rPr>
+          <w:color w:val="000000"/>
+        </w:rPr>
+        <w:t>&lt;/accountNo&gt;</w:t>
+      </w:r>
+    </w:p>
+    <w:p>
+      <w:pPr>
+        <w:autoSpaceDE w:val="0"/>
+        <w:autoSpaceDN w:val="0"/>
+        <w:adjustRightInd w:val="0"/>
+        <w:rPr>
+          <w:color w:val="000000"/>
+        </w:rPr>
+      </w:pPr>
+      <w:r>
+        <w:rPr>
+          <w:color w:val="000000"/>
+        </w:rPr>
+        <w:t xml:space="preserve">    </w:t>
+      </w:r>
+      <w:r>
+        <w:rPr>
+          <w:color w:val="000000"/>
+        </w:rPr>
+        <w:tab/>
+      </w:r>
+      <w:r>
+        <w:rPr>
+          <w:color w:val="000000"/>
+        </w:rPr>
+        <w:tab/>
+      </w:r>
+      <w:r>
+        <w:rPr>
+          <w:color w:val="000000"/>
+        </w:rPr>
+        <w:tab/>
+        <w:t xml:space="preserve"> </w:t>
+      </w:r>
+      <w:r>
+        <w:rPr>
+          <w:color w:val="000000"/>
+        </w:rPr>
+        <w:t>&lt;transId&gt;AUTHEN</w:t>
+      </w:r>
+      <w:r>
+        <w:rPr>
+          <w:color w:val="000000"/>
+        </w:rPr>
+        <w:t>-</w:t>
+      </w:r>
+      <w:r>
+        <w:rPr>
+          <w:color w:val="000000"/>
+        </w:rPr>
+        <w:t>resetPassword</w:t>
+      </w:r>
+      <w:r>
+        <w:rPr>
+          <w:color w:val="000000"/>
+        </w:rPr>
+        <w:t>-45122211&lt;/transId&gt;</w:t>
+      </w:r>
+    </w:p>
+    <w:p>
+      <w:pPr>
+        <w:autoSpaceDE w:val="0"/>
+        <w:autoSpaceDN w:val="0"/>
+        <w:adjustRightInd w:val="0"/>
+        <w:rPr>
+          <w:color w:val="000000"/>
+        </w:rPr>
+      </w:pPr>
+      <w:r>
+        <w:rPr>
+          <w:color w:val="000000"/>
+        </w:rPr>
+        <w:tab/>
+      </w:r>
+      <w:r>
+        <w:rPr>
+          <w:color w:val="000000"/>
+        </w:rPr>
+        <w:tab/>
+      </w:r>
+      <w:r>
+        <w:rPr>
+          <w:color w:val="008080"/>
+        </w:rPr>
+        <w:t>&lt;/</w:t>
+      </w:r>
+      <w:r>
+        <w:rPr>
+          <w:color w:val="3F7F7F"/>
+        </w:rPr>
+        <w:t>enquiry</w:t>
+      </w:r>
+      <w:r>
+        <w:rPr>
+          <w:color w:val="008080"/>
+        </w:rPr>
+        <w:t>&gt;</w:t>
+      </w:r>
+      <w:r>
+        <w:rPr>
+          <w:color w:val="000000"/>
+        </w:rPr>
+        <w:t xml:space="preserve"> </w:t>
+      </w:r>
+    </w:p>
+    <w:p>
+      <w:pPr>
+        <w:autoSpaceDE w:val="0"/>
+        <w:autoSpaceDN w:val="0"/>
+        <w:adjustRightInd w:val="0"/>
+      </w:pPr>
+      <w:r>
+        <w:rPr>
+          <w:color w:val="000000"/>
+        </w:rPr>
+        <w:tab/>
+      </w:r>
+      <w:r>
+        <w:rPr>
+          <w:color w:val="008080"/>
+        </w:rPr>
+        <w:t>&lt;/</w:t>
+      </w:r>
+      <w:r>
+        <w:rPr>
+          <w:color w:val="3F7F7F"/>
+        </w:rPr>
+        <w:t>body</w:t>
+      </w:r>
+      <w:r>
+        <w:rPr>
+          <w:color w:val="008080"/>
+        </w:rPr>
+        <w:t>&gt;</w:t>
+      </w:r>
+    </w:p>
+    <w:p>
+      <w:r>
+        <w:rPr>
+          <w:color w:val="008080"/>
+        </w:rPr>
+        <w:t>&lt;/</w:t>
+      </w:r>
+      <w:r>
+        <w:rPr>
+          <w:color w:val="3F7F7F"/>
+        </w:rPr>
+        <w:t>kaiReq</w:t>
+      </w:r>
+      <w:r>
+        <w:rPr>
+          <w:color w:val="008080"/>
+        </w:rPr>
+        <w:t>&gt;</w:t>
+      </w:r>
+    </w:p>
+    <w:p>
+      <w:pPr>
+        <w:pStyle w:val="Subtitle"/>
+        <w:rPr>
+          <w:rFonts w:ascii="Times New Roman" w:hAnsi="Times New Roman" w:cs="Times New Roman"/>
+          <w:b/>
+        </w:rPr>
+      </w:pPr>
+      <w:r>
+        <w:rPr>
+          <w:rFonts w:ascii="Times New Roman" w:hAnsi="Times New Roman" w:cs="Times New Roman"/>
+          <w:b/>
+        </w:rPr>
+        <w:t>Response_OUT</w:t>
+      </w:r>
+    </w:p>
+    <w:p>
+      <w:pPr>
+        <w:autoSpaceDE w:val="0"/>
+        <w:autoSpaceDN w:val="0"/>
+        <w:adjustRightInd w:val="0"/>
+      </w:pPr>
+      <w:r>
+        <w:rPr>
+          <w:color w:val="008080"/>
+        </w:rPr>
+        <w:t>&lt;</w:t>
+      </w:r>
+      <w:r>
+        <w:rPr>
+          <w:color w:val="3F7F7F"/>
+        </w:rPr>
+        <w:t>kaiRes</w:t>
+      </w:r>
+      <w:r>
+        <w:rPr>
+          <w:color w:val="008080"/>
+        </w:rPr>
+        <w:t>&gt;</w:t>
+      </w:r>
+    </w:p>
+    <w:p>
+      <w:pPr>
+        <w:autoSpaceDE w:val="0"/>
+        <w:autoSpaceDN w:val="0"/>
+        <w:adjustRightInd w:val="0"/>
+      </w:pPr>
+      <w:r>
+        <w:rPr>
+          <w:color w:val="000000"/>
+        </w:rPr>
+        <w:tab/>
+      </w:r>
+      <w:r>
+        <w:rPr>
+          <w:color w:val="008080"/>
+        </w:rPr>
+        <w:t>&lt;</w:t>
+      </w:r>
+      <w:r>
+        <w:rPr>
+          <w:color w:val="3F7F7F"/>
+        </w:rPr>
+        <w:t>header</w:t>
+      </w:r>
+      <w:r>
+        <w:rPr>
+          <w:color w:val="008080"/>
+        </w:rPr>
+        <w:t>&gt;</w:t>
+      </w:r>
+    </w:p>
+    <w:p>
+      <w:pPr>
+        <w:autoSpaceDE w:val="0"/>
+        <w:autoSpaceDN w:val="0"/>
+        <w:adjustRightInd w:val="0"/>
+      </w:pPr>
+      <w:r>
+        <w:rPr>
+          <w:color w:val="000000"/>
+        </w:rPr>
+        <w:tab/>
+      </w:r>
+      <w:r>
+        <w:rPr>
+          <w:color w:val="000000"/>
+        </w:rPr>
+        <w:tab/>
+      </w:r>
+      <w:r>
+        <w:rPr>
+          <w:color w:val="008080"/>
+        </w:rPr>
+        <w:t>&lt;</w:t>
+      </w:r>
+      <w:r>
+        <w:rPr>
+          <w:color w:val="3F7F7F"/>
+        </w:rPr>
+        <w:t>reqType</w:t>
+      </w:r>
+      <w:r>
+        <w:rPr>
+          <w:color w:val="008080"/>
+        </w:rPr>
+        <w:t>&gt;</w:t>
+      </w:r>
+      <w:r>
+        <w:rPr>
+          <w:color w:val="000000"/>
+        </w:rPr>
+        <w:t>RESPONSE</w:t>
+      </w:r>
+      <w:r>
+        <w:rPr>
+          <w:color w:val="008080"/>
+        </w:rPr>
+        <w:t>&lt;/</w:t>
+      </w:r>
+      <w:r>
+        <w:rPr>
+          <w:color w:val="3F7F7F"/>
+        </w:rPr>
+        <w:t>reqType</w:t>
+      </w:r>
+      <w:r>
+        <w:rPr>
+          <w:color w:val="008080"/>
+        </w:rPr>
+        <w:t>&gt;</w:t>
+      </w:r>
+    </w:p>
+    <w:p>
+      <w:pPr>
+        <w:autoSpaceDE w:val="0"/>
+        <w:autoSpaceDN w:val="0"/>
+        <w:adjustRightInd w:val="0"/>
+      </w:pPr>
+      <w:r>
+        <w:rPr>
+          <w:color w:val="000000"/>
+        </w:rPr>
+        <w:tab/>
+      </w:r>
+      <w:r>
+        <w:rPr>
+          <w:color w:val="000000"/>
+        </w:rPr>
+        <w:tab/>
+      </w:r>
+      <w:r>
+        <w:rPr>
+          <w:color w:val="008080"/>
+        </w:rPr>
+        <w:t>&lt;</w:t>
+      </w:r>
+      <w:r>
+        <w:rPr>
+          <w:color w:val="3F7F7F"/>
+        </w:rPr>
+        <w:t>api</w:t>
+      </w:r>
+      <w:r>
+        <w:rPr>
+          <w:color w:val="008080"/>
+        </w:rPr>
+        <w:t>&gt;</w:t>
+      </w:r>
+      <w:r>
+        <w:t>Auth_API</w:t>
+      </w:r>
+      <w:r>
+        <w:rPr>
+          <w:color w:val="008080"/>
+        </w:rPr>
+        <w:t>&lt;/</w:t>
+      </w:r>
+      <w:r>
+        <w:rPr>
+          <w:color w:val="3F7F7F"/>
+        </w:rPr>
+        <w:t>api</w:t>
+      </w:r>
+      <w:r>
+        <w:rPr>
+          <w:color w:val="008080"/>
+        </w:rPr>
+        <w:t>&gt;</w:t>
+      </w:r>
+    </w:p>
+    <w:p>
+      <w:pPr>
+        <w:autoSpaceDE w:val="0"/>
+        <w:autoSpaceDN w:val="0"/>
+        <w:adjustRightInd w:val="0"/>
+      </w:pPr>
+      <w:r>
+        <w:rPr>
+          <w:color w:val="000000"/>
+        </w:rPr>
+        <w:tab/>
+      </w:r>
+      <w:r>
+        <w:rPr>
+          <w:color w:val="000000"/>
+        </w:rPr>
+        <w:tab/>
+      </w:r>
+      <w:r>
+        <w:rPr>
+          <w:color w:val="008080"/>
+        </w:rPr>
+        <w:t>&lt;</w:t>
+      </w:r>
+      <w:r>
+        <w:rPr>
+          <w:color w:val="3F7F7F"/>
+        </w:rPr>
+        <w:t>apiKey</w:t>
+      </w:r>
+      <w:r>
+        <w:rPr>
+          <w:color w:val="008080"/>
+        </w:rPr>
+        <w:t>&gt;</w:t>
+      </w:r>
+      <w:r>
+        <w:rPr>
+          <w:color w:val="000000" w:themeColor="text1"/>
+        </w:rPr>
+        <w:t>authq51klfoni1ezxl5f2ckpfx248</w:t>
+      </w:r>
+      <w:r>
+        <w:rPr>
+          <w:color w:val="008080"/>
+        </w:rPr>
+        <w:t>&lt;/</w:t>
+      </w:r>
+      <w:r>
+        <w:rPr>
+          <w:color w:val="3F7F7F"/>
+        </w:rPr>
+        <w:t>apiKey</w:t>
+      </w:r>
+      <w:r>
+        <w:rPr>
+          <w:color w:val="008080"/>
+        </w:rPr>
+        <w:t>&gt;</w:t>
+      </w:r>
+    </w:p>
+    <w:p>
+      <w:pPr>
+        <w:autoSpaceDE w:val="0"/>
+        <w:autoSpaceDN w:val="0"/>
+        <w:adjustRightInd w:val="0"/>
+      </w:pPr>
+      <w:r>
+        <w:rPr>
+          <w:color w:val="000000"/>
+        </w:rPr>
+        <w:tab/>
+      </w:r>
+      <w:r>
+        <w:rPr>
+          <w:color w:val="000000"/>
+        </w:rPr>
+        <w:tab/>
+      </w:r>
+      <w:r>
+        <w:rPr>
+          <w:color w:val="008080"/>
+        </w:rPr>
+        <w:t>&lt;</w:t>
+      </w:r>
+      <w:r>
+        <w:rPr>
+          <w:color w:val="3F7F7F"/>
+        </w:rPr>
+        <w:t>priority</w:t>
+      </w:r>
+      <w:r>
+        <w:rPr>
+          <w:color w:val="008080"/>
+        </w:rPr>
+        <w:t>&gt;</w:t>
+      </w:r>
+      <w:r>
+        <w:rPr>
+          <w:color w:val="000000"/>
+        </w:rPr>
+        <w:t>1</w:t>
+      </w:r>
+      <w:r>
+        <w:rPr>
+          <w:color w:val="008080"/>
+        </w:rPr>
+        <w:t>&lt;/</w:t>
+      </w:r>
+      <w:r>
+        <w:rPr>
+          <w:color w:val="3F7F7F"/>
+        </w:rPr>
+        <w:t>priority</w:t>
+      </w:r>
+      <w:r>
+        <w:rPr>
+          <w:color w:val="008080"/>
+        </w:rPr>
+        <w:t>&gt;</w:t>
+      </w:r>
+    </w:p>
+    <w:p>
+      <w:pPr>
+        <w:autoSpaceDE w:val="0"/>
+        <w:autoSpaceDN w:val="0"/>
+        <w:adjustRightInd w:val="0"/>
+      </w:pPr>
+      <w:r>
+        <w:rPr>
+          <w:color w:val="000000"/>
+        </w:rPr>
+        <w:tab/>
+      </w:r>
+      <w:r>
+        <w:rPr>
+          <w:color w:val="000000"/>
+        </w:rPr>
+        <w:tab/>
+      </w:r>
+      <w:r>
+        <w:rPr>
+          <w:color w:val="008080"/>
+        </w:rPr>
+        <w:t>&lt;</w:t>
+      </w:r>
+      <w:r>
+        <w:rPr>
+          <w:color w:val="3F7F7F"/>
+        </w:rPr>
+        <w:t>channel</w:t>
+      </w:r>
+      <w:r>
+        <w:rPr>
+          <w:color w:val="008080"/>
+        </w:rPr>
+        <w:t>&gt;</w:t>
+      </w:r>
+      <w:r>
+        <w:rPr>
+          <w:color w:val="000000"/>
+        </w:rPr>
+        <w:t>API</w:t>
+      </w:r>
+      <w:r>
+        <w:rPr>
+          <w:color w:val="008080"/>
+        </w:rPr>
+        <w:t>&lt;/</w:t>
+      </w:r>
+      <w:r>
+        <w:rPr>
+          <w:color w:val="3F7F7F"/>
+        </w:rPr>
+        <w:t>channel</w:t>
+      </w:r>
+      <w:r>
+        <w:rPr>
+          <w:color w:val="008080"/>
+        </w:rPr>
+        <w:t>&gt;</w:t>
+      </w:r>
+    </w:p>
+    <w:p>
+      <w:pPr>
+        <w:autoSpaceDE w:val="0"/>
+        <w:autoSpaceDN w:val="0"/>
+        <w:adjustRightInd w:val="0"/>
+      </w:pPr>
+      <w:r>
+        <w:rPr>
+          <w:color w:val="000000"/>
+        </w:rPr>
+        <w:tab/>
+      </w:r>
+      <w:r>
+        <w:rPr>
+          <w:color w:val="000000"/>
+        </w:rPr>
+        <w:tab/>
+      </w:r>
+      <w:r>
+        <w:rPr>
+          <w:color w:val="008080"/>
+        </w:rPr>
+        <w:t>&lt;</w:t>
+      </w:r>
+      <w:r>
+        <w:rPr>
+          <w:color w:val="3F7F7F"/>
+        </w:rPr>
+        <w:t>location</w:t>
+      </w:r>
+      <w:r>
+        <w:rPr>
+          <w:color w:val="008080"/>
+        </w:rPr>
+        <w:t>&gt;</w:t>
+      </w:r>
+      <w:r>
+        <w:rPr>
+          <w:color w:val="000000"/>
+        </w:rPr>
+        <w:t>PC/IOS</w:t>
+      </w:r>
+      <w:r>
+        <w:rPr>
+          <w:color w:val="008080"/>
+        </w:rPr>
+        <w:t>&lt;/</w:t>
+      </w:r>
+      <w:r>
+        <w:rPr>
+          <w:color w:val="3F7F7F"/>
+        </w:rPr>
+        <w:t>location</w:t>
+      </w:r>
+      <w:r>
+        <w:rPr>
+          <w:color w:val="008080"/>
+        </w:rPr>
+        <w:t>&gt;</w:t>
+      </w:r>
+    </w:p>
+    <w:p>
+      <w:pPr>
+        <w:autoSpaceDE w:val="0"/>
+        <w:autoSpaceDN w:val="0"/>
+        <w:adjustRightInd w:val="0"/>
+      </w:pPr>
+      <w:r>
+        <w:rPr>
+          <w:color w:val="000000"/>
+        </w:rPr>
+        <w:tab/>
+      </w:r>
+      <w:r>
+        <w:rPr>
+          <w:color w:val="000000"/>
+        </w:rPr>
+        <w:tab/>
+      </w:r>
+      <w:r>
+        <w:rPr>
+          <w:color w:val="008080"/>
+        </w:rPr>
+        <w:t>&lt;</w:t>
+      </w:r>
+      <w:r>
+        <w:rPr>
+          <w:color w:val="3F7F7F"/>
+        </w:rPr>
+        <w:t>requestAPI</w:t>
+      </w:r>
+      <w:r>
+        <w:rPr>
+          <w:color w:val="008080"/>
+        </w:rPr>
+        <w:t>&gt;</w:t>
+      </w:r>
+      <w:r>
+        <w:rPr>
+          <w:color w:val="000000"/>
+        </w:rPr>
+        <w:t>FE API</w:t>
+      </w:r>
+      <w:r>
+        <w:rPr>
+          <w:color w:val="008080"/>
+        </w:rPr>
+        <w:t>&lt;/</w:t>
+      </w:r>
+      <w:r>
+        <w:rPr>
+          <w:color w:val="3F7F7F"/>
+        </w:rPr>
+        <w:t>requestAPI</w:t>
+      </w:r>
+      <w:r>
+        <w:rPr>
+          <w:color w:val="008080"/>
+        </w:rPr>
+        <w:t>&gt;</w:t>
+      </w:r>
+    </w:p>
+    <w:p>
+      <w:pPr>
+        <w:autoSpaceDE w:val="0"/>
+        <w:autoSpaceDN w:val="0"/>
+        <w:adjustRightInd w:val="0"/>
+      </w:pPr>
+      <w:r>
+        <w:rPr>
+          <w:color w:val="000000"/>
+        </w:rPr>
+        <w:tab/>
+      </w:r>
+      <w:r>
+        <w:rPr>
+          <w:color w:val="008080"/>
+        </w:rPr>
+        <w:t>&lt;/</w:t>
+      </w:r>
+      <w:r>
+        <w:rPr>
+          <w:color w:val="3F7F7F"/>
+        </w:rPr>
+        <w:t>header</w:t>
+      </w:r>
+      <w:r>
+        <w:rPr>
+          <w:color w:val="008080"/>
+        </w:rPr>
+        <w:t>&gt;</w:t>
+      </w:r>
+    </w:p>
+    <w:p>
+      <w:pPr>
+        <w:autoSpaceDE w:val="0"/>
+        <w:autoSpaceDN w:val="0"/>
+        <w:adjustRightInd w:val="0"/>
+      </w:pPr>
+      <w:r>
+        <w:rPr>
+          <w:color w:val="000000"/>
+        </w:rPr>
+        <w:tab/>
+      </w:r>
+      <w:r>
+        <w:rPr>
+          <w:color w:val="008080"/>
+        </w:rPr>
+        <w:t>&lt;</w:t>
+      </w:r>
+      <w:r>
+        <w:rPr>
+          <w:color w:val="3F7F7F"/>
+        </w:rPr>
+        <w:t>body</w:t>
+      </w:r>
+      <w:r>
+        <w:rPr>
+          <w:color w:val="008080"/>
+        </w:rPr>
+        <w:t>&gt;</w:t>
+      </w:r>
+    </w:p>
+    <w:p>
+      <w:pPr>
+        <w:autoSpaceDE w:val="0"/>
+        <w:autoSpaceDN w:val="0"/>
+        <w:adjustRightInd w:val="0"/>
+      </w:pPr>
+      <w:r>
+        <w:rPr>
+          <w:color w:val="000000"/>
+        </w:rPr>
+        <w:tab/>
+      </w:r>
+      <w:r>
+        <w:rPr>
+          <w:color w:val="000000"/>
+        </w:rPr>
+        <w:tab/>
+      </w:r>
+      <w:r>
+        <w:rPr>
+          <w:color w:val="008080"/>
+        </w:rPr>
+        <w:t>&lt;</w:t>
+      </w:r>
+      <w:r>
+        <w:rPr>
+          <w:color w:val="3F7F7F"/>
+        </w:rPr>
+        <w:t>status</w:t>
+      </w:r>
+      <w:r>
+        <w:rPr>
+          <w:color w:val="008080"/>
+        </w:rPr>
+        <w:t>&gt;</w:t>
+      </w:r>
+      <w:r>
+        <w:rPr>
+          <w:color w:val="000000"/>
+        </w:rPr>
+        <w:t>OK</w:t>
+      </w:r>
+      <w:r>
+        <w:rPr>
+          <w:color w:val="008080"/>
+        </w:rPr>
+        <w:t>&lt;/</w:t>
+      </w:r>
+      <w:r>
+        <w:rPr>
+          <w:color w:val="3F7F7F"/>
+        </w:rPr>
+        <w:t>status</w:t>
+      </w:r>
+      <w:r>
+        <w:rPr>
+          <w:color w:val="008080"/>
+        </w:rPr>
+        <w:t>&gt;</w:t>
+      </w:r>
+    </w:p>
+    <w:p>
+      <w:pPr>
+        <w:autoSpaceDE w:val="0"/>
+        <w:autoSpaceDN w:val="0"/>
+        <w:adjustRightInd w:val="0"/>
+      </w:pPr>
+      <w:r>
+        <w:rPr>
+          <w:color w:val="000000"/>
+        </w:rPr>
+        <w:tab/>
+      </w:r>
+      <w:r>
+        <w:rPr>
+          <w:color w:val="000000"/>
+        </w:rPr>
+        <w:tab/>
+      </w:r>
+      <w:r>
+        <w:rPr>
+          <w:color w:val="008080"/>
+        </w:rPr>
+        <w:t>&lt;</w:t>
+      </w:r>
+      <w:r>
+        <w:rPr>
+          <w:color w:val="3F7F7F"/>
+        </w:rPr>
+        <w:t>enquiry</w:t>
+      </w:r>
+      <w:r>
+        <w:rPr>
+          <w:color w:val="008080"/>
+        </w:rPr>
+        <w:t>&gt;</w:t>
+      </w:r>
+    </w:p>
+    <w:p>
+      <w:pPr>
+        <w:autoSpaceDE w:val="0"/>
+        <w:autoSpaceDN w:val="0"/>
+        <w:adjustRightInd w:val="0"/>
+        <w:ind w:left="1440" w:firstLine="720"/>
+      </w:pPr>
+      <w:r>
+        <w:t>&lt;responseCode&gt;00&lt;/responseCode&gt;</w:t>
+      </w:r>
+    </w:p>
+    <w:p>
+      <w:pPr>
+        <w:autoSpaceDE w:val="0"/>
+        <w:autoSpaceDN w:val="0"/>
+        <w:adjustRightInd w:val="0"/>
+        <w:rPr>
+          <w:color w:val="000000"/>
+        </w:rPr>
+      </w:pPr>
+      <w:r>
+        <w:rPr>
+          <w:color w:val="000000"/>
+        </w:rPr>
+        <w:t xml:space="preserve">    </w:t>
+      </w:r>
+      <w:r>
+        <w:rPr>
+          <w:color w:val="000000"/>
+        </w:rPr>
+        <w:tab/>
+      </w:r>
+      <w:r>
+        <w:rPr>
+          <w:color w:val="000000"/>
+        </w:rPr>
+        <w:tab/>
+      </w:r>
+      <w:r>
+        <w:rPr>
+          <w:color w:val="000000"/>
+        </w:rPr>
+        <w:tab/>
+        <w:t xml:space="preserve"> </w:t>
+      </w:r>
+      <w:r>
+        <w:rPr>
+          <w:color w:val="000000"/>
+        </w:rPr>
+        <w:t>&lt;transId&gt;AUTHEN</w:t>
+      </w:r>
+      <w:r>
+        <w:rPr>
+          <w:color w:val="000000"/>
+        </w:rPr>
+        <w:t>-</w:t>
+      </w:r>
+      <w:r>
+        <w:rPr>
+          <w:color w:val="000000"/>
+        </w:rPr>
+        <w:t>resetPassword</w:t>
+      </w:r>
+      <w:r>
+        <w:rPr>
+          <w:color w:val="000000"/>
+        </w:rPr>
+        <w:t>-45122211&lt;/transId&gt;</w:t>
+      </w:r>
+    </w:p>
+    <w:p>
+      <w:pPr>
+        <w:autoSpaceDE w:val="0"/>
+        <w:autoSpaceDN w:val="0"/>
+        <w:adjustRightInd w:val="0"/>
+        <w:rPr>
+          <w:color w:val="000000"/>
+        </w:rPr>
+      </w:pPr>
+      <w:r>
+        <w:rPr>
+          <w:color w:val="000000"/>
+        </w:rPr>
+        <w:t xml:space="preserve">    </w:t>
+      </w:r>
+      <w:r>
+        <w:rPr>
+          <w:color w:val="000000"/>
+        </w:rPr>
+        <w:tab/>
+      </w:r>
+      <w:r>
+        <w:rPr>
+          <w:color w:val="000000"/>
+        </w:rPr>
+        <w:tab/>
+      </w:r>
+      <w:r>
+        <w:rPr>
+          <w:color w:val="000000"/>
+        </w:rPr>
+        <w:tab/>
+        <w:t xml:space="preserve"> </w:t>
+      </w:r>
+      <w:r>
+        <w:rPr>
+          <w:color w:val="000000"/>
+        </w:rPr>
+        <w:t>&lt;</w:t>
+      </w:r>
+      <w:r>
+        <w:rPr>
+          <w:color w:val="000000"/>
+        </w:rPr>
+        <w:t>resetCode</w:t>
+      </w:r>
+      <w:r>
+        <w:rPr>
+          <w:color w:val="000000"/>
+        </w:rPr>
+        <w:t>&gt;</w:t>
+      </w:r>
+      <w:r>
+        <w:rPr>
+          <w:color w:val="000000"/>
+        </w:rPr>
+        <w:t>0011223</w:t>
+      </w:r>
+      <w:r>
+        <w:rPr>
+          <w:color w:val="000000"/>
+        </w:rPr>
+        <w:t>&lt;/</w:t>
+      </w:r>
+      <w:r>
+        <w:rPr>
+          <w:color w:val="000000"/>
+        </w:rPr>
+        <w:t>resetCode</w:t>
+      </w:r>
+      <w:r>
+        <w:rPr>
+          <w:color w:val="000000"/>
+        </w:rPr>
+        <w:t>&gt;</w:t>
+      </w:r>
+    </w:p>
+    <w:p>
+      <w:pPr>
+        <w:autoSpaceDE w:val="0"/>
+        <w:autoSpaceDN w:val="0"/>
+        <w:adjustRightInd w:val="0"/>
+      </w:pPr>
+      <w:r>
+        <w:rPr>
+          <w:color w:val="000000"/>
+        </w:rPr>
+        <w:tab/>
+      </w:r>
+      <w:r>
+        <w:rPr>
+          <w:color w:val="000000"/>
+        </w:rPr>
+        <w:tab/>
+      </w:r>
+      <w:r>
+        <w:rPr>
+          <w:color w:val="008080"/>
+        </w:rPr>
+        <w:t>&lt;/</w:t>
+      </w:r>
+      <w:r>
+        <w:rPr>
+          <w:color w:val="3F7F7F"/>
+        </w:rPr>
+        <w:t>enquiry</w:t>
+      </w:r>
+      <w:r>
+        <w:rPr>
+          <w:color w:val="008080"/>
+        </w:rPr>
+        <w:t>&gt;</w:t>
+      </w:r>
+      <w:r>
+        <w:rPr>
+          <w:color w:val="000000"/>
+        </w:rPr>
+        <w:t xml:space="preserve"> </w:t>
+      </w:r>
+    </w:p>
+    <w:p>
+      <w:pPr>
+        <w:autoSpaceDE w:val="0"/>
+        <w:autoSpaceDN w:val="0"/>
+        <w:adjustRightInd w:val="0"/>
+      </w:pPr>
+      <w:r>
+        <w:rPr>
+          <w:color w:val="000000"/>
+        </w:rPr>
+        <w:lastRenderedPageBreak/>
+        <w:tab/>
+      </w:r>
+      <w:r>
+        <w:rPr>
+          <w:color w:val="008080"/>
+        </w:rPr>
+        <w:t>&lt;/</w:t>
+      </w:r>
+      <w:r>
+        <w:rPr>
+          <w:color w:val="3F7F7F"/>
+        </w:rPr>
+        <w:t>body</w:t>
+      </w:r>
+      <w:r>
+        <w:rPr>
+          <w:color w:val="008080"/>
+        </w:rPr>
+        <w:t>&gt;</w:t>
+      </w:r>
+    </w:p>
+    <w:p>
+      <w:pPr>
+        <w:rPr>
+          <w:color w:val="008080"/>
+        </w:rPr>
+      </w:pPr>
+      <w:r>
+        <w:rPr>
+          <w:color w:val="008080"/>
+        </w:rPr>
+        <w:t>&lt;/</w:t>
+      </w:r>
+      <w:r>
+        <w:rPr>
+          <w:color w:val="3F7F7F"/>
+        </w:rPr>
+        <w:t>kaiRes</w:t>
+      </w:r>
+      <w:r>
+        <w:rPr>
+          <w:color w:val="008080"/>
+        </w:rPr>
+        <w:t>&gt;</w:t>
+      </w:r>
+    </w:p>
+    <w:p>
+      <w:pPr>
+        <w:rPr>
+          <w:color w:val="008080"/>
+        </w:rPr>
+      </w:pPr>
+    </w:p>
+    <w:p>
+      <w:pPr>
+        <w:rPr>
+          <w:color w:val="008080"/>
+        </w:rPr>
+      </w:pPr>
+    </w:p>
+    <w:p>
+      <w:r>
+        <w:lastRenderedPageBreak/>
+        <w:drawing>
+          <wp:inline distT="0" distB="0" distL="0" distR="0" wp14:anchorId="20E001CA" wp14:editId="6BCC4A2D">
+            <wp:extent cx="6151880" cy="8091805"/>
+            <wp:effectExtent l="0" t="0" r="0" b="0"/>
+            <wp:docPr id="1278925928" name="Picture 8"/>
+            <wp:cNvGraphicFramePr>
+              <a:graphicFrameLocks xmlns:a="http://schemas.openxmlformats.org/drawingml/2006/main" noChangeAspect="1"/>
+            </wp:cNvGraphicFramePr>
+            <a:graphic xmlns:a="http://schemas.openxmlformats.org/drawingml/2006/main">
+              <a:graphicData uri="http://schemas.openxmlformats.org/drawingml/2006/picture">
+                <pic:pic xmlns:pic="http://schemas.openxmlformats.org/drawingml/2006/picture">
+                  <pic:nvPicPr>
+                    <pic:cNvPr id="0" name="Picture 15"/>
+                    <pic:cNvPicPr>
+                      <a:picLocks noChangeAspect="1" noChangeArrowheads="1"/>
+                    </pic:cNvPicPr>
+                  </pic:nvPicPr>
+                  <pic:blipFill>
+                    <a:blip r:embed="rId14" cstate="print">
+                      <a:extLst>
+                        <a:ext uri="{28A0092B-C50C-407E-A947-70E740481C1C}">
+                          <a14:useLocalDpi xmlns:a14="http://schemas.microsoft.com/office/drawing/2010/main" val="0"/>
+                        </a:ext>
+                      </a:extLst>
+                    </a:blip>
+                    <a:srcRect/>
+                    <a:stretch>
+                      <a:fillRect/>
+                    </a:stretch>
+                  </pic:blipFill>
+                  <pic:spPr bwMode="auto">
+                    <a:xfrm>
+                      <a:off x="0" y="0"/>
+                      <a:ext cx="6151880" cy="8091805"/>
+                    </a:xfrm>
+                    <a:prstGeom prst="rect">
+                      <a:avLst/>
+                    </a:prstGeom>
+                    <a:noFill/>
+                    <a:ln>
+                      <a:noFill/>
+                    </a:ln>
+                  </pic:spPr>
+                </pic:pic>
+              </a:graphicData>
+            </a:graphic>
+          </wp:inline>
+        </w:drawing>
+      </w:r>
+    </w:p>
+    <w:p/>
+    <w:p/>
+    <w:p>
+      <w:pPr>
+        <w:pStyle w:val="Heading4"/>
+        <w:numPr>
+          <w:ilvl w:val="0"/>
+          <w:numId w:val="18"/>
+        </w:numPr>
+        <w:rPr>
+          <w:rFonts w:ascii="Times New Roman" w:hAnsi="Times New Roman"/>
+          <w:b/>
+          <w:lang w:val="fr-FR"/>
+        </w:rPr>
+      </w:pPr>
+      <w:r>
+        <w:rPr>
+          <w:rFonts w:ascii="Times New Roman" w:hAnsi="Times New Roman"/>
+          <w:lang w:val="fr-FR"/>
+        </w:rPr>
+        <w:t>Cấu trúc message AUTH-</w:t>
+      </w:r>
+      <w:proofErr w:type="gramStart"/>
+      <w:r>
+        <w:rPr>
+          <w:rFonts w:ascii="Times New Roman" w:hAnsi="Times New Roman"/>
+          <w:lang w:val="fr-FR"/>
+        </w:rPr>
+        <w:t>6</w:t>
+      </w:r>
+      <w:r>
+        <w:rPr>
+          <w:rFonts w:ascii="Times New Roman" w:hAnsi="Times New Roman"/>
+          <w:lang w:val="fr-FR"/>
+        </w:rPr>
+        <w:t>:</w:t>
+      </w:r>
+      <w:proofErr w:type="gramEnd"/>
+      <w:r>
+        <w:rPr>
+          <w:rFonts w:ascii="Times New Roman" w:hAnsi="Times New Roman"/>
+          <w:lang w:val="fr-FR"/>
+        </w:rPr>
+        <w:t xml:space="preserve"> </w:t>
+      </w:r>
+    </w:p>
+    <w:p>
+      <w:pPr>
+        <w:pStyle w:val="Subtitle"/>
+        <w:rPr>
+          <w:rFonts w:ascii="Times New Roman" w:hAnsi="Times New Roman" w:cs="Times New Roman"/>
+          <w:b/>
+        </w:rPr>
+      </w:pPr>
+      <w:r>
+        <w:rPr>
+          <w:rFonts w:ascii="Times New Roman" w:hAnsi="Times New Roman" w:cs="Times New Roman"/>
+          <w:b/>
+        </w:rPr>
+        <w:t>Request_IN</w:t>
+      </w:r>
+    </w:p>
+    <w:p>
+      <w:pPr>
+        <w:autoSpaceDE w:val="0"/>
+        <w:autoSpaceDN w:val="0"/>
+        <w:adjustRightInd w:val="0"/>
+      </w:pPr>
+      <w:r>
+        <w:rPr>
+          <w:color w:val="008080"/>
+        </w:rPr>
+        <w:t>&lt;</w:t>
+      </w:r>
+      <w:r>
+        <w:rPr>
+          <w:color w:val="3F7F7F"/>
+        </w:rPr>
+        <w:t>kaiReq</w:t>
+      </w:r>
+      <w:r>
+        <w:rPr>
+          <w:color w:val="008080"/>
+        </w:rPr>
+        <w:t>&gt;</w:t>
+      </w:r>
+    </w:p>
+    <w:p>
+      <w:pPr>
+        <w:autoSpaceDE w:val="0"/>
+        <w:autoSpaceDN w:val="0"/>
+        <w:adjustRightInd w:val="0"/>
+      </w:pPr>
+      <w:r>
+        <w:rPr>
+          <w:color w:val="000000"/>
+        </w:rPr>
+        <w:tab/>
+      </w:r>
+      <w:r>
+        <w:rPr>
+          <w:color w:val="008080"/>
+        </w:rPr>
+        <w:t>&lt;</w:t>
+      </w:r>
+      <w:r>
+        <w:rPr>
+          <w:color w:val="3F7F7F"/>
+        </w:rPr>
+        <w:t>header</w:t>
+      </w:r>
+      <w:r>
+        <w:rPr>
+          <w:color w:val="008080"/>
+        </w:rPr>
+        <w:t>&gt;</w:t>
+      </w:r>
+    </w:p>
+    <w:p>
+      <w:pPr>
+        <w:autoSpaceDE w:val="0"/>
+        <w:autoSpaceDN w:val="0"/>
+        <w:adjustRightInd w:val="0"/>
+      </w:pPr>
+      <w:r>
+        <w:rPr>
+          <w:color w:val="000000"/>
+        </w:rPr>
+        <w:tab/>
+      </w:r>
+      <w:r>
+        <w:rPr>
+          <w:color w:val="000000"/>
+        </w:rPr>
+        <w:tab/>
+      </w:r>
+      <w:r>
+        <w:rPr>
+          <w:color w:val="008080"/>
+        </w:rPr>
+        <w:t>&lt;</w:t>
+      </w:r>
+      <w:r>
+        <w:rPr>
+          <w:color w:val="3F7F7F"/>
+        </w:rPr>
+        <w:t>reqType</w:t>
+      </w:r>
+      <w:r>
+        <w:rPr>
+          <w:color w:val="008080"/>
+        </w:rPr>
+        <w:t>&gt;</w:t>
+      </w:r>
+      <w:r>
+        <w:rPr>
+          <w:color w:val="000000"/>
+        </w:rPr>
+        <w:t>REQUEST</w:t>
+      </w:r>
+      <w:r>
+        <w:rPr>
+          <w:color w:val="008080"/>
+        </w:rPr>
+        <w:t>&lt;/</w:t>
+      </w:r>
+      <w:r>
+        <w:rPr>
+          <w:color w:val="3F7F7F"/>
+        </w:rPr>
+        <w:t>reqType</w:t>
+      </w:r>
+      <w:r>
+        <w:rPr>
+          <w:color w:val="008080"/>
+        </w:rPr>
+        <w:t>&gt;</w:t>
+      </w:r>
+    </w:p>
+    <w:p>
+      <w:pPr>
+        <w:autoSpaceDE w:val="0"/>
+        <w:autoSpaceDN w:val="0"/>
+        <w:adjustRightInd w:val="0"/>
+      </w:pPr>
+      <w:r>
+        <w:rPr>
+          <w:color w:val="000000"/>
+        </w:rPr>
+        <w:tab/>
+      </w:r>
+      <w:r>
+        <w:rPr>
+          <w:color w:val="000000"/>
+        </w:rPr>
+        <w:tab/>
+      </w:r>
+      <w:r>
+        <w:rPr>
+          <w:color w:val="008080"/>
+        </w:rPr>
+        <w:t>&lt;</w:t>
+      </w:r>
+      <w:r>
+        <w:rPr>
+          <w:color w:val="3F7F7F"/>
+        </w:rPr>
+        <w:t>api</w:t>
+      </w:r>
+      <w:r>
+        <w:rPr>
+          <w:color w:val="008080"/>
+        </w:rPr>
+        <w:t>&gt;</w:t>
+      </w:r>
+      <w:r>
+        <w:t>Auth_API</w:t>
+      </w:r>
+      <w:r>
+        <w:rPr>
+          <w:color w:val="008080"/>
+        </w:rPr>
+        <w:t>&lt;/</w:t>
+      </w:r>
+      <w:r>
+        <w:rPr>
+          <w:color w:val="3F7F7F"/>
+        </w:rPr>
+        <w:t>api</w:t>
+      </w:r>
+      <w:r>
+        <w:rPr>
+          <w:color w:val="008080"/>
+        </w:rPr>
+        <w:t>&gt;</w:t>
+      </w:r>
+    </w:p>
+    <w:p>
+      <w:pPr>
+        <w:autoSpaceDE w:val="0"/>
+        <w:autoSpaceDN w:val="0"/>
+        <w:adjustRightInd w:val="0"/>
+      </w:pPr>
+      <w:r>
+        <w:rPr>
+          <w:color w:val="000000"/>
+        </w:rPr>
+        <w:tab/>
+      </w:r>
+      <w:r>
+        <w:rPr>
+          <w:color w:val="000000"/>
+        </w:rPr>
+        <w:tab/>
+      </w:r>
+      <w:r>
+        <w:rPr>
+          <w:color w:val="008080"/>
+        </w:rPr>
+        <w:t>&lt;</w:t>
+      </w:r>
+      <w:r>
+        <w:rPr>
+          <w:color w:val="3F7F7F"/>
+        </w:rPr>
+        <w:t>apiKey</w:t>
+      </w:r>
+      <w:r>
+        <w:rPr>
+          <w:color w:val="008080"/>
+        </w:rPr>
+        <w:t>&gt;</w:t>
+      </w:r>
+      <w:r>
+        <w:rPr>
+          <w:color w:val="000000" w:themeColor="text1"/>
+        </w:rPr>
+        <w:t>authq51klfoni1ezxl5f2ckpfx248</w:t>
+      </w:r>
+      <w:r>
+        <w:rPr>
+          <w:color w:val="008080"/>
+        </w:rPr>
+        <w:t>&lt;/</w:t>
+      </w:r>
+      <w:r>
+        <w:rPr>
+          <w:color w:val="3F7F7F"/>
+        </w:rPr>
+        <w:t>apiKey</w:t>
+      </w:r>
+      <w:r>
+        <w:rPr>
+          <w:color w:val="008080"/>
+        </w:rPr>
+        <w:t>&gt;</w:t>
+      </w:r>
+    </w:p>
+    <w:p>
+      <w:pPr>
+        <w:autoSpaceDE w:val="0"/>
+        <w:autoSpaceDN w:val="0"/>
+        <w:adjustRightInd w:val="0"/>
+      </w:pPr>
+      <w:r>
+        <w:rPr>
+          <w:color w:val="000000"/>
+        </w:rPr>
+        <w:tab/>
+      </w:r>
+      <w:r>
+        <w:rPr>
+          <w:color w:val="000000"/>
+        </w:rPr>
+        <w:tab/>
+      </w:r>
+      <w:r>
+        <w:rPr>
+          <w:color w:val="008080"/>
+        </w:rPr>
+        <w:t>&lt;</w:t>
+      </w:r>
+      <w:r>
+        <w:rPr>
+          <w:color w:val="3F7F7F"/>
+        </w:rPr>
+        <w:t>priority</w:t>
+      </w:r>
+      <w:r>
+        <w:rPr>
+          <w:color w:val="008080"/>
+        </w:rPr>
+        <w:t>&gt;</w:t>
+      </w:r>
+      <w:r>
+        <w:rPr>
+          <w:color w:val="000000"/>
+        </w:rPr>
+        <w:t>1</w:t>
+      </w:r>
+      <w:r>
+        <w:rPr>
+          <w:color w:val="008080"/>
+        </w:rPr>
+        <w:t>&lt;/</w:t>
+      </w:r>
+      <w:r>
+        <w:rPr>
+          <w:color w:val="3F7F7F"/>
+        </w:rPr>
+        <w:t>priority</w:t>
+      </w:r>
+      <w:r>
+        <w:rPr>
+          <w:color w:val="008080"/>
+        </w:rPr>
+        <w:t>&gt;</w:t>
+      </w:r>
+    </w:p>
+    <w:p>
+      <w:pPr>
+        <w:autoSpaceDE w:val="0"/>
+        <w:autoSpaceDN w:val="0"/>
+        <w:adjustRightInd w:val="0"/>
+      </w:pPr>
+      <w:r>
+        <w:rPr>
+          <w:color w:val="000000"/>
+        </w:rPr>
+        <w:tab/>
+      </w:r>
+      <w:r>
+        <w:rPr>
+          <w:color w:val="000000"/>
+        </w:rPr>
+        <w:tab/>
+      </w:r>
+      <w:r>
+        <w:rPr>
+          <w:color w:val="008080"/>
+        </w:rPr>
+        <w:t>&lt;</w:t>
+      </w:r>
+      <w:r>
+        <w:rPr>
+          <w:color w:val="3F7F7F"/>
+        </w:rPr>
+        <w:t>channel</w:t>
+      </w:r>
+      <w:r>
+        <w:rPr>
+          <w:color w:val="008080"/>
+        </w:rPr>
+        <w:t>&gt;</w:t>
+      </w:r>
+      <w:r>
+        <w:rPr>
+          <w:color w:val="000000"/>
+        </w:rPr>
+        <w:t>MOBILE</w:t>
+      </w:r>
+      <w:r>
+        <w:rPr>
+          <w:color w:val="008080"/>
+        </w:rPr>
+        <w:t>&lt;/</w:t>
+      </w:r>
+      <w:r>
+        <w:rPr>
+          <w:color w:val="3F7F7F"/>
+        </w:rPr>
+        <w:t>channel</w:t>
+      </w:r>
+      <w:r>
+        <w:rPr>
+          <w:color w:val="008080"/>
+        </w:rPr>
+        <w:t>&gt;</w:t>
+      </w:r>
+    </w:p>
+    <w:p>
+      <w:pPr>
+        <w:autoSpaceDE w:val="0"/>
+        <w:autoSpaceDN w:val="0"/>
+        <w:adjustRightInd w:val="0"/>
+      </w:pPr>
+      <w:r>
+        <w:rPr>
+          <w:color w:val="000000"/>
+        </w:rPr>
+        <w:tab/>
+      </w:r>
+      <w:r>
+        <w:rPr>
+          <w:color w:val="000000"/>
+        </w:rPr>
+        <w:tab/>
+      </w:r>
+      <w:r>
+        <w:rPr>
+          <w:color w:val="008080"/>
+        </w:rPr>
+        <w:t>&lt;</w:t>
+      </w:r>
+      <w:r>
+        <w:rPr>
+          <w:color w:val="3F7F7F"/>
+        </w:rPr>
+        <w:t>location</w:t>
+      </w:r>
+      <w:r>
+        <w:rPr>
+          <w:color w:val="008080"/>
+        </w:rPr>
+        <w:t>&gt;</w:t>
+      </w:r>
+      <w:r>
+        <w:rPr>
+          <w:color w:val="000000"/>
+        </w:rPr>
+        <w:t>PC/IOS</w:t>
+      </w:r>
+      <w:r>
+        <w:rPr>
+          <w:color w:val="008080"/>
+        </w:rPr>
+        <w:t>&lt;/</w:t>
+      </w:r>
+      <w:r>
+        <w:rPr>
+          <w:color w:val="3F7F7F"/>
+        </w:rPr>
+        <w:t>location</w:t>
+      </w:r>
+      <w:r>
+        <w:rPr>
+          <w:color w:val="008080"/>
+        </w:rPr>
+        <w:t>&gt;</w:t>
+      </w:r>
+    </w:p>
+    <w:p>
+      <w:pPr>
+        <w:autoSpaceDE w:val="0"/>
+        <w:autoSpaceDN w:val="0"/>
+        <w:adjustRightInd w:val="0"/>
+      </w:pPr>
+      <w:r>
+        <w:rPr>
+          <w:color w:val="000000"/>
+        </w:rPr>
+        <w:tab/>
+      </w:r>
+      <w:r>
+        <w:rPr>
+          <w:color w:val="000000"/>
+        </w:rPr>
+        <w:tab/>
+      </w:r>
+      <w:r>
+        <w:rPr>
+          <w:color w:val="008080"/>
+        </w:rPr>
+        <w:t>&lt;</w:t>
+      </w:r>
+      <w:r>
+        <w:rPr>
+          <w:color w:val="3F7F7F"/>
+        </w:rPr>
+        <w:t>requestAPI</w:t>
+      </w:r>
+      <w:r>
+        <w:rPr>
+          <w:color w:val="008080"/>
+        </w:rPr>
+        <w:t>&gt;</w:t>
+      </w:r>
+      <w:r>
+        <w:rPr>
+          <w:color w:val="000000"/>
+        </w:rPr>
+        <w:t>FE API</w:t>
+      </w:r>
+      <w:r>
+        <w:rPr>
+          <w:color w:val="008080"/>
+        </w:rPr>
+        <w:t>&lt;/</w:t>
+      </w:r>
+      <w:r>
+        <w:rPr>
+          <w:color w:val="3F7F7F"/>
+        </w:rPr>
+        <w:t>requestAPI</w:t>
+      </w:r>
+      <w:r>
+        <w:rPr>
+          <w:color w:val="008080"/>
+        </w:rPr>
+        <w:t>&gt;</w:t>
+      </w:r>
+    </w:p>
+    <w:p>
+      <w:pPr>
+        <w:autoSpaceDE w:val="0"/>
+        <w:autoSpaceDN w:val="0"/>
+        <w:adjustRightInd w:val="0"/>
+      </w:pPr>
+      <w:r>
+        <w:rPr>
+          <w:color w:val="000000"/>
+        </w:rPr>
+        <w:tab/>
+      </w:r>
+      <w:r>
+        <w:rPr>
+          <w:color w:val="008080"/>
+        </w:rPr>
+        <w:t>&lt;/</w:t>
+      </w:r>
+      <w:r>
+        <w:rPr>
+          <w:color w:val="3F7F7F"/>
+        </w:rPr>
+        <w:t>header</w:t>
+      </w:r>
+      <w:r>
+        <w:rPr>
+          <w:color w:val="008080"/>
+        </w:rPr>
+        <w:t>&gt;</w:t>
+      </w:r>
+    </w:p>
+    <w:p>
+      <w:pPr>
+        <w:autoSpaceDE w:val="0"/>
+        <w:autoSpaceDN w:val="0"/>
+        <w:adjustRightInd w:val="0"/>
+      </w:pPr>
+      <w:r>
+        <w:rPr>
+          <w:color w:val="000000"/>
+        </w:rPr>
+        <w:tab/>
+      </w:r>
+      <w:r>
+        <w:rPr>
+          <w:color w:val="008080"/>
+        </w:rPr>
+        <w:t>&lt;</w:t>
+      </w:r>
+      <w:r>
+        <w:rPr>
+          <w:color w:val="3F7F7F"/>
+        </w:rPr>
+        <w:t>body</w:t>
+      </w:r>
+      <w:r>
+        <w:rPr>
+          <w:color w:val="008080"/>
+        </w:rPr>
+        <w:t>&gt;</w:t>
+      </w:r>
+    </w:p>
+    <w:p>
+      <w:pPr>
+        <w:autoSpaceDE w:val="0"/>
+        <w:autoSpaceDN w:val="0"/>
+        <w:adjustRightInd w:val="0"/>
+      </w:pPr>
+      <w:r>
+        <w:rPr>
+          <w:color w:val="000000"/>
+        </w:rPr>
+        <w:tab/>
+      </w:r>
+      <w:r>
+        <w:rPr>
+          <w:color w:val="000000"/>
+        </w:rPr>
+        <w:tab/>
+      </w:r>
+      <w:r>
+        <w:rPr>
+          <w:color w:val="008080"/>
+        </w:rPr>
+        <w:t>&lt;</w:t>
+      </w:r>
+      <w:r>
+        <w:rPr>
+          <w:color w:val="3F7F7F"/>
+        </w:rPr>
+        <w:t>command</w:t>
+      </w:r>
+      <w:r>
+        <w:rPr>
+          <w:color w:val="008080"/>
+        </w:rPr>
+        <w:t>&gt;</w:t>
+      </w:r>
+      <w:r>
+        <w:rPr>
+          <w:color w:val="000000"/>
+        </w:rPr>
+        <w:t>GET_ENQUIRY</w:t>
+      </w:r>
+      <w:r>
+        <w:rPr>
+          <w:color w:val="008080"/>
+        </w:rPr>
+        <w:t>&lt;/</w:t>
+      </w:r>
+      <w:r>
+        <w:rPr>
+          <w:color w:val="3F7F7F"/>
+        </w:rPr>
+        <w:t>command</w:t>
+      </w:r>
+      <w:r>
+        <w:rPr>
+          <w:color w:val="008080"/>
+        </w:rPr>
+        <w:t>&gt;</w:t>
+      </w:r>
+    </w:p>
+    <w:p>
+      <w:pPr>
+        <w:autoSpaceDE w:val="0"/>
+        <w:autoSpaceDN w:val="0"/>
+        <w:adjustRightInd w:val="0"/>
+        <w:rPr>
+          <w:color w:val="000000"/>
+        </w:rPr>
+      </w:pPr>
+      <w:r>
+        <w:rPr>
+          <w:color w:val="000000"/>
+        </w:rPr>
+        <w:tab/>
+      </w:r>
+      <w:r>
+        <w:rPr>
+          <w:color w:val="000000"/>
+        </w:rPr>
+        <w:tab/>
+      </w:r>
+      <w:r>
+        <w:rPr>
+          <w:color w:val="008080"/>
+        </w:rPr>
+        <w:t>&lt;</w:t>
+      </w:r>
+      <w:r>
+        <w:rPr>
+          <w:color w:val="3F7F7F"/>
+        </w:rPr>
+        <w:t>enquiry</w:t>
+      </w:r>
+      <w:r>
+        <w:rPr>
+          <w:color w:val="008080"/>
+        </w:rPr>
+        <w:t>&gt;</w:t>
+      </w:r>
+      <w:r>
+        <w:rPr>
+          <w:color w:val="000000"/>
+        </w:rPr>
+        <w:tab/>
+      </w:r>
+    </w:p>
+    <w:p>
+      <w:pPr>
+        <w:autoSpaceDE w:val="0"/>
+        <w:autoSpaceDN w:val="0"/>
+        <w:adjustRightInd w:val="0"/>
+        <w:rPr>
+          <w:color w:val="000000"/>
+        </w:rPr>
+      </w:pPr>
+      <w:r>
+        <w:rPr>
+          <w:color w:val="000000"/>
+        </w:rPr>
+        <w:tab/>
+      </w:r>
+      <w:r>
+        <w:rPr>
+          <w:color w:val="000000"/>
+        </w:rPr>
+        <w:tab/>
+      </w:r>
+      <w:r>
+        <w:rPr>
+          <w:color w:val="000000"/>
+        </w:rPr>
+        <w:tab/>
+      </w:r>
+      <w:r>
+        <w:rPr>
+          <w:color w:val="000000"/>
+        </w:rPr>
+        <w:t>&lt;authenType&gt;</w:t>
+      </w:r>
+      <w:r>
+        <w:rPr>
+          <w:color w:val="000000"/>
+        </w:rPr>
+        <w:t>setPassword</w:t>
+      </w:r>
+      <w:r>
+        <w:rPr>
+          <w:color w:val="000000"/>
+        </w:rPr>
+        <w:t>&lt;/authenType&gt;</w:t>
+      </w:r>
+    </w:p>
+    <w:p>
+      <w:pPr>
+        <w:autoSpaceDE w:val="0"/>
+        <w:autoSpaceDN w:val="0"/>
+        <w:adjustRightInd w:val="0"/>
+        <w:rPr>
+          <w:color w:val="000000"/>
+        </w:rPr>
+      </w:pPr>
+      <w:r>
+        <w:rPr>
+          <w:color w:val="000000"/>
+        </w:rPr>
+        <w:t xml:space="preserve">      </w:t>
+      </w:r>
+      <w:r>
+        <w:rPr>
+          <w:color w:val="000000"/>
+        </w:rPr>
+        <w:tab/>
+      </w:r>
+      <w:r>
+        <w:rPr>
+          <w:color w:val="000000"/>
+        </w:rPr>
+        <w:tab/>
+      </w:r>
+      <w:r>
+        <w:rPr>
+          <w:color w:val="000000"/>
+        </w:rPr>
+        <w:tab/>
+      </w:r>
+      <w:r>
+        <w:rPr>
+          <w:color w:val="000000"/>
+        </w:rPr>
+        <w:t>&lt;</w:t>
+      </w:r>
+      <w:r>
+        <w:rPr>
+          <w:color w:val="000000"/>
+        </w:rPr>
+        <w:t>username</w:t>
+      </w:r>
+      <w:r>
+        <w:rPr>
+          <w:color w:val="000000"/>
+        </w:rPr>
+        <w:t>&gt;</w:t>
+      </w:r>
+      <w:r>
+        <w:rPr>
+          <w:color w:val="000000"/>
+        </w:rPr>
+        <w:t>158963500</w:t>
+      </w:r>
+      <w:r>
+        <w:rPr>
+          <w:color w:val="000000"/>
+        </w:rPr>
+        <w:t>&lt;/accountNo&gt;</w:t>
+      </w:r>
+    </w:p>
+    <w:p>
+      <w:pPr>
+        <w:autoSpaceDE w:val="0"/>
+        <w:autoSpaceDN w:val="0"/>
+        <w:adjustRightInd w:val="0"/>
+        <w:rPr>
+          <w:color w:val="000000"/>
+        </w:rPr>
+      </w:pPr>
+      <w:r>
+        <w:rPr>
+          <w:color w:val="000000"/>
+        </w:rPr>
+        <w:t xml:space="preserve">    </w:t>
+      </w:r>
+      <w:r>
+        <w:rPr>
+          <w:color w:val="000000"/>
+        </w:rPr>
+        <w:tab/>
+      </w:r>
+      <w:r>
+        <w:rPr>
+          <w:color w:val="000000"/>
+        </w:rPr>
+        <w:tab/>
+      </w:r>
+      <w:r>
+        <w:rPr>
+          <w:color w:val="000000"/>
+        </w:rPr>
+        <w:tab/>
+        <w:t xml:space="preserve"> </w:t>
+      </w:r>
+      <w:r>
+        <w:rPr>
+          <w:color w:val="000000"/>
+        </w:rPr>
+        <w:t>&lt;</w:t>
+      </w:r>
+      <w:r>
+        <w:rPr>
+          <w:color w:val="000000"/>
+        </w:rPr>
+        <w:t>resetCode</w:t>
+      </w:r>
+      <w:r>
+        <w:rPr>
+          <w:color w:val="000000"/>
+        </w:rPr>
+        <w:t>&gt;</w:t>
+      </w:r>
+      <w:r>
+        <w:rPr>
+          <w:color w:val="000000"/>
+        </w:rPr>
+        <w:t>0011223</w:t>
+      </w:r>
+      <w:r>
+        <w:rPr>
+          <w:color w:val="000000"/>
+        </w:rPr>
+        <w:t>&lt;/</w:t>
+      </w:r>
+      <w:r>
+        <w:rPr>
+          <w:color w:val="000000"/>
+        </w:rPr>
+        <w:t>resetCode</w:t>
+      </w:r>
+      <w:r>
+        <w:rPr>
+          <w:color w:val="000000"/>
+        </w:rPr>
+        <w:t>&gt;</w:t>
+      </w:r>
+    </w:p>
+    <w:p>
+      <w:pPr>
+        <w:autoSpaceDE w:val="0"/>
+        <w:autoSpaceDN w:val="0"/>
+        <w:adjustRightInd w:val="0"/>
+        <w:rPr>
+          <w:color w:val="000000"/>
+        </w:rPr>
+      </w:pPr>
+      <w:r>
+        <w:rPr>
+          <w:color w:val="000000"/>
+        </w:rPr>
+        <w:t xml:space="preserve">      </w:t>
+      </w:r>
+      <w:r>
+        <w:rPr>
+          <w:color w:val="000000"/>
+        </w:rPr>
+        <w:tab/>
+      </w:r>
+      <w:r>
+        <w:rPr>
+          <w:color w:val="000000"/>
+        </w:rPr>
+        <w:tab/>
+      </w:r>
+      <w:r>
+        <w:rPr>
+          <w:color w:val="000000"/>
+        </w:rPr>
+        <w:tab/>
+      </w:r>
+      <w:r>
+        <w:rPr>
+          <w:color w:val="000000"/>
+        </w:rPr>
+        <w:t>&lt;</w:t>
+      </w:r>
+      <w:r>
+        <w:rPr>
+          <w:color w:val="000000"/>
+        </w:rPr>
+        <w:t>transId</w:t>
+      </w:r>
+      <w:r>
+        <w:rPr>
+          <w:color w:val="000000"/>
+        </w:rPr>
+        <w:t>&gt;</w:t>
+      </w:r>
+      <w:r>
+        <w:rPr>
+          <w:color w:val="000000"/>
+        </w:rPr>
+        <w:t>AUTH-setPassword-20250107</w:t>
+      </w:r>
+      <w:r>
+        <w:rPr>
+          <w:color w:val="000000"/>
+        </w:rPr>
+        <w:t>&lt;/</w:t>
+      </w:r>
+      <w:r>
+        <w:rPr>
+          <w:color w:val="000000"/>
+        </w:rPr>
+        <w:t xml:space="preserve"> </w:t>
+      </w:r>
+      <w:r>
+        <w:rPr>
+          <w:color w:val="000000"/>
+        </w:rPr>
+        <w:t>transId</w:t>
+      </w:r>
+      <w:r>
+        <w:rPr>
+          <w:color w:val="000000"/>
+        </w:rPr>
+        <w:t xml:space="preserve"> </w:t>
+      </w:r>
+      <w:r>
+        <w:rPr>
+          <w:color w:val="000000"/>
+        </w:rPr>
+        <w:t>&gt;</w:t>
+      </w:r>
+    </w:p>
+    <w:p>
+      <w:pPr>
+        <w:autoSpaceDE w:val="0"/>
+        <w:autoSpaceDN w:val="0"/>
+        <w:adjustRightInd w:val="0"/>
+        <w:rPr>
+          <w:color w:val="000000"/>
+        </w:rPr>
+      </w:pPr>
+      <w:r>
+        <w:rPr>
+          <w:color w:val="000000"/>
+        </w:rPr>
+        <w:t xml:space="preserve">    </w:t>
+      </w:r>
+      <w:r>
+        <w:rPr>
+          <w:color w:val="000000"/>
+        </w:rPr>
+        <w:tab/>
+      </w:r>
+      <w:r>
+        <w:rPr>
+          <w:color w:val="000000"/>
+        </w:rPr>
+        <w:tab/>
+      </w:r>
+      <w:r>
+        <w:rPr>
+          <w:color w:val="000000"/>
+        </w:rPr>
+        <w:tab/>
+        <w:t xml:space="preserve"> </w:t>
+      </w:r>
+      <w:r>
+        <w:rPr>
+          <w:color w:val="000000"/>
+        </w:rPr>
+        <w:t>&lt;</w:t>
+      </w:r>
+      <w:r>
+        <w:rPr>
+          <w:color w:val="000000"/>
+        </w:rPr>
+        <w:t>newPassword</w:t>
+      </w:r>
+      <w:r>
+        <w:rPr>
+          <w:color w:val="000000"/>
+        </w:rPr>
+        <w:t>&gt;</w:t>
+      </w:r>
+      <w:r>
+        <w:rPr>
+          <w:color w:val="000000"/>
+        </w:rPr>
+        <w:t>xxxyyy</w:t>
+      </w:r>
+      <w:r>
+        <w:rPr>
+          <w:color w:val="000000"/>
+        </w:rPr>
+        <w:t>&lt;/newPassword&gt;</w:t>
+      </w:r>
+    </w:p>
+    <w:p>
+      <w:pPr>
+        <w:autoSpaceDE w:val="0"/>
+        <w:autoSpaceDN w:val="0"/>
+        <w:adjustRightInd w:val="0"/>
+        <w:rPr>
+          <w:color w:val="000000"/>
+        </w:rPr>
+      </w:pPr>
+      <w:r>
+        <w:rPr>
+          <w:color w:val="000000"/>
+        </w:rPr>
+        <w:tab/>
+      </w:r>
+      <w:r>
+        <w:rPr>
+          <w:color w:val="000000"/>
+        </w:rPr>
+        <w:tab/>
+      </w:r>
+      <w:r>
+        <w:rPr>
+          <w:color w:val="008080"/>
+        </w:rPr>
+        <w:t>&lt;/</w:t>
+      </w:r>
+      <w:r>
+        <w:rPr>
+          <w:color w:val="3F7F7F"/>
+        </w:rPr>
+        <w:t>enquiry</w:t>
+      </w:r>
+      <w:r>
+        <w:rPr>
+          <w:color w:val="008080"/>
+        </w:rPr>
+        <w:t>&gt;</w:t>
+      </w:r>
+      <w:r>
+        <w:rPr>
+          <w:color w:val="000000"/>
+        </w:rPr>
+        <w:t xml:space="preserve"> </w:t>
+      </w:r>
+    </w:p>
+    <w:p>
+      <w:pPr>
+        <w:autoSpaceDE w:val="0"/>
+        <w:autoSpaceDN w:val="0"/>
+        <w:adjustRightInd w:val="0"/>
+      </w:pPr>
+      <w:r>
+        <w:rPr>
+          <w:color w:val="000000"/>
+        </w:rPr>
+        <w:tab/>
+      </w:r>
+      <w:r>
+        <w:rPr>
+          <w:color w:val="008080"/>
+        </w:rPr>
+        <w:t>&lt;/</w:t>
+      </w:r>
+      <w:r>
+        <w:rPr>
+          <w:color w:val="3F7F7F"/>
+        </w:rPr>
+        <w:t>body</w:t>
+      </w:r>
+      <w:r>
+        <w:rPr>
+          <w:color w:val="008080"/>
+        </w:rPr>
+        <w:t>&gt;</w:t>
+      </w:r>
+    </w:p>
+    <w:p>
+      <w:r>
+        <w:rPr>
+          <w:color w:val="008080"/>
+        </w:rPr>
+        <w:t>&lt;/</w:t>
+      </w:r>
+      <w:r>
+        <w:rPr>
+          <w:color w:val="3F7F7F"/>
+        </w:rPr>
+        <w:t>kaiReq</w:t>
+      </w:r>
+      <w:r>
+        <w:rPr>
+          <w:color w:val="008080"/>
+        </w:rPr>
+        <w:t>&gt;</w:t>
+      </w:r>
+    </w:p>
+    <w:p>
+      <w:pPr>
+        <w:pStyle w:val="Subtitle"/>
+        <w:rPr>
+          <w:rFonts w:ascii="Times New Roman" w:hAnsi="Times New Roman" w:cs="Times New Roman"/>
+          <w:b/>
+        </w:rPr>
+      </w:pPr>
+      <w:r>
+        <w:rPr>
+          <w:rFonts w:ascii="Times New Roman" w:hAnsi="Times New Roman" w:cs="Times New Roman"/>
+          <w:b/>
+        </w:rPr>
+        <w:t>Response_OUT</w:t>
+      </w:r>
+    </w:p>
+    <w:p>
+      <w:pPr>
+        <w:autoSpaceDE w:val="0"/>
+        <w:autoSpaceDN w:val="0"/>
+        <w:adjustRightInd w:val="0"/>
+      </w:pPr>
+      <w:r>
+        <w:rPr>
+          <w:color w:val="008080"/>
+        </w:rPr>
+        <w:t>&lt;</w:t>
+      </w:r>
+      <w:r>
+        <w:rPr>
+          <w:color w:val="3F7F7F"/>
+        </w:rPr>
+        <w:t>kaiRes</w:t>
+      </w:r>
+      <w:r>
+        <w:rPr>
+          <w:color w:val="008080"/>
+        </w:rPr>
+        <w:t>&gt;</w:t>
+      </w:r>
+    </w:p>
+    <w:p>
+      <w:pPr>
+        <w:autoSpaceDE w:val="0"/>
+        <w:autoSpaceDN w:val="0"/>
+        <w:adjustRightInd w:val="0"/>
+      </w:pPr>
+      <w:r>
+        <w:rPr>
+          <w:color w:val="000000"/>
+        </w:rPr>
+        <w:tab/>
+      </w:r>
+      <w:r>
+        <w:rPr>
+          <w:color w:val="008080"/>
+        </w:rPr>
+        <w:t>&lt;</w:t>
+      </w:r>
+      <w:r>
+        <w:rPr>
+          <w:color w:val="3F7F7F"/>
+        </w:rPr>
+        <w:t>header</w:t>
+      </w:r>
+      <w:r>
+        <w:rPr>
+          <w:color w:val="008080"/>
+        </w:rPr>
+        <w:t>&gt;</w:t>
+      </w:r>
+    </w:p>
+    <w:p>
+      <w:pPr>
+        <w:autoSpaceDE w:val="0"/>
+        <w:autoSpaceDN w:val="0"/>
+        <w:adjustRightInd w:val="0"/>
+      </w:pPr>
+      <w:r>
+        <w:rPr>
+          <w:color w:val="000000"/>
+        </w:rPr>
+        <w:tab/>
+      </w:r>
+      <w:r>
+        <w:rPr>
+          <w:color w:val="000000"/>
+        </w:rPr>
+        <w:tab/>
+      </w:r>
+      <w:r>
+        <w:rPr>
+          <w:color w:val="008080"/>
+        </w:rPr>
+        <w:t>&lt;</w:t>
+      </w:r>
+      <w:r>
+        <w:rPr>
+          <w:color w:val="3F7F7F"/>
+        </w:rPr>
+        <w:t>reqType</w:t>
+      </w:r>
+      <w:r>
+        <w:rPr>
+          <w:color w:val="008080"/>
+        </w:rPr>
+        <w:t>&gt;</w:t>
+      </w:r>
+      <w:r>
+        <w:rPr>
+          <w:color w:val="000000"/>
+        </w:rPr>
+        <w:t>RESPONSE</w:t>
+      </w:r>
+      <w:r>
+        <w:rPr>
+          <w:color w:val="008080"/>
+        </w:rPr>
+        <w:t>&lt;/</w:t>
+      </w:r>
+      <w:r>
+        <w:rPr>
+          <w:color w:val="3F7F7F"/>
+        </w:rPr>
+        <w:t>reqType</w:t>
+      </w:r>
+      <w:r>
+        <w:rPr>
+          <w:color w:val="008080"/>
+        </w:rPr>
+        <w:t>&gt;</w:t>
+      </w:r>
+    </w:p>
+    <w:p>
+      <w:pPr>
+        <w:autoSpaceDE w:val="0"/>
+        <w:autoSpaceDN w:val="0"/>
+        <w:adjustRightInd w:val="0"/>
+      </w:pPr>
+      <w:r>
+        <w:rPr>
+          <w:color w:val="000000"/>
+        </w:rPr>
+        <w:tab/>
+      </w:r>
+      <w:r>
+        <w:rPr>
+          <w:color w:val="000000"/>
+        </w:rPr>
+        <w:tab/>
+      </w:r>
+      <w:r>
+        <w:rPr>
+          <w:color w:val="008080"/>
+        </w:rPr>
+        <w:t>&lt;</w:t>
+      </w:r>
+      <w:r>
+        <w:rPr>
+          <w:color w:val="3F7F7F"/>
+        </w:rPr>
+        <w:t>api</w:t>
+      </w:r>
+      <w:r>
+        <w:rPr>
+          <w:color w:val="008080"/>
+        </w:rPr>
+        <w:t>&gt;</w:t>
+      </w:r>
+      <w:r>
+        <w:t>Auth_API</w:t>
+      </w:r>
+      <w:r>
+        <w:rPr>
+          <w:color w:val="008080"/>
+        </w:rPr>
+        <w:t>&lt;/</w:t>
+      </w:r>
+      <w:r>
+        <w:rPr>
+          <w:color w:val="3F7F7F"/>
+        </w:rPr>
+        <w:t>api</w:t>
+      </w:r>
+      <w:r>
+        <w:rPr>
+          <w:color w:val="008080"/>
+        </w:rPr>
+        <w:t>&gt;</w:t>
+      </w:r>
+    </w:p>
+    <w:p>
+      <w:pPr>
+        <w:autoSpaceDE w:val="0"/>
+        <w:autoSpaceDN w:val="0"/>
+        <w:adjustRightInd w:val="0"/>
+      </w:pPr>
+      <w:r>
+        <w:rPr>
+          <w:color w:val="000000"/>
+        </w:rPr>
+        <w:tab/>
+      </w:r>
+      <w:r>
+        <w:rPr>
+          <w:color w:val="000000"/>
+        </w:rPr>
+        <w:tab/>
+      </w:r>
+      <w:r>
+        <w:rPr>
+          <w:color w:val="008080"/>
+        </w:rPr>
+        <w:t>&lt;</w:t>
+      </w:r>
+      <w:r>
+        <w:rPr>
+          <w:color w:val="3F7F7F"/>
+        </w:rPr>
+        <w:t>apiKey</w:t>
+      </w:r>
+      <w:r>
+        <w:rPr>
+          <w:color w:val="008080"/>
+        </w:rPr>
+        <w:t>&gt;</w:t>
+      </w:r>
+      <w:r>
+        <w:rPr>
+          <w:color w:val="000000" w:themeColor="text1"/>
+        </w:rPr>
+        <w:t>authq51klfoni1ezxl5f2ckpfx248</w:t>
+      </w:r>
+      <w:r>
+        <w:rPr>
+          <w:color w:val="008080"/>
+        </w:rPr>
+        <w:t>&lt;/</w:t>
+      </w:r>
+      <w:r>
+        <w:rPr>
+          <w:color w:val="3F7F7F"/>
+        </w:rPr>
+        <w:t>apiKey</w:t>
+      </w:r>
+      <w:r>
+        <w:rPr>
+          <w:color w:val="008080"/>
+        </w:rPr>
+        <w:t>&gt;</w:t>
+      </w:r>
+    </w:p>
+    <w:p>
+      <w:pPr>
+        <w:autoSpaceDE w:val="0"/>
+        <w:autoSpaceDN w:val="0"/>
+        <w:adjustRightInd w:val="0"/>
+      </w:pPr>
+      <w:r>
+        <w:rPr>
+          <w:color w:val="000000"/>
+        </w:rPr>
+        <w:tab/>
+      </w:r>
+      <w:r>
+        <w:rPr>
+          <w:color w:val="000000"/>
+        </w:rPr>
+        <w:tab/>
+      </w:r>
+      <w:r>
+        <w:rPr>
+          <w:color w:val="008080"/>
+        </w:rPr>
+        <w:t>&lt;</w:t>
+      </w:r>
+      <w:r>
+        <w:rPr>
+          <w:color w:val="3F7F7F"/>
+        </w:rPr>
+        <w:t>priority</w:t>
+      </w:r>
+      <w:r>
+        <w:rPr>
+          <w:color w:val="008080"/>
+        </w:rPr>
+        <w:t>&gt;</w:t>
+      </w:r>
+      <w:r>
+        <w:rPr>
+          <w:color w:val="000000"/>
+        </w:rPr>
+        <w:t>1</w:t>
+      </w:r>
+      <w:r>
+        <w:rPr>
+          <w:color w:val="008080"/>
+        </w:rPr>
+        <w:t>&lt;/</w:t>
+      </w:r>
+      <w:r>
+        <w:rPr>
+          <w:color w:val="3F7F7F"/>
+        </w:rPr>
+        <w:t>priority</w:t>
+      </w:r>
+      <w:r>
+        <w:rPr>
+          <w:color w:val="008080"/>
+        </w:rPr>
+        <w:t>&gt;</w:t>
+      </w:r>
+    </w:p>
+    <w:p>
+      <w:pPr>
+        <w:autoSpaceDE w:val="0"/>
+        <w:autoSpaceDN w:val="0"/>
+        <w:adjustRightInd w:val="0"/>
+      </w:pPr>
+      <w:r>
+        <w:rPr>
+          <w:color w:val="000000"/>
+        </w:rPr>
+        <w:tab/>
+      </w:r>
+      <w:r>
+        <w:rPr>
+          <w:color w:val="000000"/>
+        </w:rPr>
+        <w:tab/>
+      </w:r>
+      <w:r>
+        <w:rPr>
+          <w:color w:val="008080"/>
+        </w:rPr>
+        <w:t>&lt;</w:t>
+      </w:r>
+      <w:r>
+        <w:rPr>
+          <w:color w:val="3F7F7F"/>
+        </w:rPr>
+        <w:t>channel</w:t>
+      </w:r>
+      <w:r>
+        <w:rPr>
+          <w:color w:val="008080"/>
+        </w:rPr>
+        <w:t>&gt;</w:t>
+      </w:r>
+      <w:r>
+        <w:rPr>
+          <w:color w:val="000000"/>
+        </w:rPr>
+        <w:t>API</w:t>
+      </w:r>
+      <w:r>
+        <w:rPr>
+          <w:color w:val="008080"/>
+        </w:rPr>
+        <w:t>&lt;/</w:t>
+      </w:r>
+      <w:r>
+        <w:rPr>
+          <w:color w:val="3F7F7F"/>
+        </w:rPr>
+        <w:t>channel</w:t>
+      </w:r>
+      <w:r>
+        <w:rPr>
+          <w:color w:val="008080"/>
+        </w:rPr>
+        <w:t>&gt;</w:t>
+      </w:r>
+    </w:p>
+    <w:p>
+      <w:pPr>
+        <w:autoSpaceDE w:val="0"/>
+        <w:autoSpaceDN w:val="0"/>
+        <w:adjustRightInd w:val="0"/>
+      </w:pPr>
+      <w:r>
+        <w:rPr>
+          <w:color w:val="000000"/>
+        </w:rPr>
+        <w:tab/>
+      </w:r>
+      <w:r>
+        <w:rPr>
+          <w:color w:val="000000"/>
+        </w:rPr>
+        <w:tab/>
+      </w:r>
+      <w:r>
+        <w:rPr>
+          <w:color w:val="008080"/>
+        </w:rPr>
+        <w:t>&lt;</w:t>
+      </w:r>
+      <w:r>
+        <w:rPr>
+          <w:color w:val="3F7F7F"/>
+        </w:rPr>
+        <w:t>location</w:t>
+      </w:r>
+      <w:r>
+        <w:rPr>
+          <w:color w:val="008080"/>
+        </w:rPr>
+        <w:t>&gt;</w:t>
+      </w:r>
+      <w:r>
+        <w:rPr>
+          <w:color w:val="000000"/>
+        </w:rPr>
+        <w:t>PC/IOS</w:t>
+      </w:r>
+      <w:r>
+        <w:rPr>
+          <w:color w:val="008080"/>
+        </w:rPr>
+        <w:t>&lt;/</w:t>
+      </w:r>
+      <w:r>
+        <w:rPr>
+          <w:color w:val="3F7F7F"/>
+        </w:rPr>
+        <w:t>location</w:t>
+      </w:r>
+      <w:r>
+        <w:rPr>
+          <w:color w:val="008080"/>
+        </w:rPr>
+        <w:t>&gt;</w:t>
+      </w:r>
+    </w:p>
+    <w:p>
+      <w:pPr>
+        <w:autoSpaceDE w:val="0"/>
+        <w:autoSpaceDN w:val="0"/>
+        <w:adjustRightInd w:val="0"/>
+      </w:pPr>
+      <w:r>
+        <w:rPr>
+          <w:color w:val="000000"/>
+        </w:rPr>
+        <w:tab/>
+      </w:r>
+      <w:r>
+        <w:rPr>
+          <w:color w:val="000000"/>
+        </w:rPr>
+        <w:tab/>
+      </w:r>
+      <w:r>
+        <w:rPr>
+          <w:color w:val="008080"/>
+        </w:rPr>
+        <w:t>&lt;</w:t>
+      </w:r>
+      <w:r>
+        <w:rPr>
+          <w:color w:val="3F7F7F"/>
+        </w:rPr>
+        <w:t>requestAPI</w:t>
+      </w:r>
+      <w:r>
+        <w:rPr>
+          <w:color w:val="008080"/>
+        </w:rPr>
+        <w:t>&gt;</w:t>
+      </w:r>
+      <w:r>
+        <w:rPr>
+          <w:color w:val="000000"/>
+        </w:rPr>
+        <w:t>FE API</w:t>
+      </w:r>
+      <w:r>
+        <w:rPr>
+          <w:color w:val="008080"/>
+        </w:rPr>
+        <w:t>&lt;/</w:t>
+      </w:r>
+      <w:r>
+        <w:rPr>
+          <w:color w:val="3F7F7F"/>
+        </w:rPr>
+        <w:t>requestAPI</w:t>
+      </w:r>
+      <w:r>
+        <w:rPr>
+          <w:color w:val="008080"/>
+        </w:rPr>
+        <w:t>&gt;</w:t>
+      </w:r>
+    </w:p>
+    <w:p>
+      <w:pPr>
+        <w:autoSpaceDE w:val="0"/>
+        <w:autoSpaceDN w:val="0"/>
+        <w:adjustRightInd w:val="0"/>
+      </w:pPr>
+      <w:r>
+        <w:rPr>
+          <w:color w:val="000000"/>
+        </w:rPr>
+        <w:tab/>
+      </w:r>
+      <w:r>
+        <w:rPr>
+          <w:color w:val="008080"/>
+        </w:rPr>
+        <w:t>&lt;/</w:t>
+      </w:r>
+      <w:r>
+        <w:rPr>
+          <w:color w:val="3F7F7F"/>
+        </w:rPr>
+        <w:t>header</w:t>
+      </w:r>
+      <w:r>
+        <w:rPr>
+          <w:color w:val="008080"/>
+        </w:rPr>
+        <w:t>&gt;</w:t>
+      </w:r>
+    </w:p>
+    <w:p>
+      <w:pPr>
+        <w:autoSpaceDE w:val="0"/>
+        <w:autoSpaceDN w:val="0"/>
+        <w:adjustRightInd w:val="0"/>
+      </w:pPr>
+      <w:r>
+        <w:rPr>
+          <w:color w:val="000000"/>
+        </w:rPr>
+        <w:tab/>
+      </w:r>
+      <w:r>
+        <w:rPr>
+          <w:color w:val="008080"/>
+        </w:rPr>
+        <w:t>&lt;</w:t>
+      </w:r>
+      <w:r>
+        <w:rPr>
+          <w:color w:val="3F7F7F"/>
+        </w:rPr>
+        <w:t>body</w:t>
+      </w:r>
+      <w:r>
+        <w:rPr>
+          <w:color w:val="008080"/>
+        </w:rPr>
+        <w:t>&gt;</w:t>
+      </w:r>
+    </w:p>
+    <w:p>
+      <w:pPr>
+        <w:autoSpaceDE w:val="0"/>
+        <w:autoSpaceDN w:val="0"/>
+        <w:adjustRightInd w:val="0"/>
+      </w:pPr>
+      <w:r>
+        <w:rPr>
+          <w:color w:val="000000"/>
+        </w:rPr>
+        <w:tab/>
+      </w:r>
+      <w:r>
+        <w:rPr>
+          <w:color w:val="000000"/>
+        </w:rPr>
+        <w:tab/>
+      </w:r>
+      <w:r>
+        <w:rPr>
+          <w:color w:val="008080"/>
+        </w:rPr>
+        <w:t>&lt;</w:t>
+      </w:r>
+      <w:r>
+        <w:rPr>
+          <w:color w:val="3F7F7F"/>
+        </w:rPr>
+        <w:t>status</w:t>
+      </w:r>
+      <w:r>
+        <w:rPr>
+          <w:color w:val="008080"/>
+        </w:rPr>
+        <w:t>&gt;</w:t>
+      </w:r>
+      <w:r>
+        <w:rPr>
+          <w:color w:val="000000"/>
+        </w:rPr>
+        <w:t>OK</w:t>
+      </w:r>
+      <w:r>
+        <w:rPr>
+          <w:color w:val="008080"/>
+        </w:rPr>
+        <w:t>&lt;/</w:t>
+      </w:r>
+      <w:r>
+        <w:rPr>
+          <w:color w:val="3F7F7F"/>
+        </w:rPr>
+        <w:t>status</w:t>
+      </w:r>
+      <w:r>
+        <w:rPr>
+          <w:color w:val="008080"/>
+        </w:rPr>
+        <w:t>&gt;</w:t>
+      </w:r>
+    </w:p>
+    <w:p>
+      <w:pPr>
+        <w:autoSpaceDE w:val="0"/>
+        <w:autoSpaceDN w:val="0"/>
+        <w:adjustRightInd w:val="0"/>
+      </w:pPr>
+      <w:r>
+        <w:rPr>
+          <w:color w:val="000000"/>
+        </w:rPr>
+        <w:tab/>
+      </w:r>
+      <w:r>
+        <w:rPr>
+          <w:color w:val="000000"/>
+        </w:rPr>
+        <w:tab/>
+      </w:r>
+      <w:r>
+        <w:rPr>
+          <w:color w:val="008080"/>
+        </w:rPr>
+        <w:t>&lt;</w:t>
+      </w:r>
+      <w:r>
+        <w:rPr>
+          <w:color w:val="3F7F7F"/>
+        </w:rPr>
+        <w:t>enquiry</w:t>
+      </w:r>
+      <w:r>
+        <w:rPr>
+          <w:color w:val="008080"/>
+        </w:rPr>
+        <w:t>&gt;</w:t>
+      </w:r>
+    </w:p>
+    <w:p>
+      <w:pPr>
+        <w:autoSpaceDE w:val="0"/>
+        <w:autoSpaceDN w:val="0"/>
+        <w:adjustRightInd w:val="0"/>
+        <w:ind w:left="1440" w:firstLine="720"/>
+      </w:pPr>
+      <w:r>
+        <w:t>&lt;responseCode&gt;00&lt;/responseCode&gt;</w:t>
+      </w:r>
+    </w:p>
+    <w:p>
+      <w:pPr>
+        <w:autoSpaceDE w:val="0"/>
+        <w:autoSpaceDN w:val="0"/>
+        <w:adjustRightInd w:val="0"/>
+        <w:rPr>
+          <w:color w:val="000000"/>
+        </w:rPr>
+      </w:pPr>
+      <w:r>
+        <w:rPr>
+          <w:color w:val="000000"/>
+        </w:rPr>
+        <w:t xml:space="preserve">    </w:t>
+      </w:r>
+      <w:r>
+        <w:rPr>
+          <w:color w:val="000000"/>
+        </w:rPr>
+        <w:tab/>
+      </w:r>
+      <w:r>
+        <w:rPr>
+          <w:color w:val="000000"/>
+        </w:rPr>
+        <w:tab/>
+      </w:r>
+      <w:r>
+        <w:rPr>
+          <w:color w:val="000000"/>
+        </w:rPr>
+        <w:tab/>
+        <w:t xml:space="preserve"> </w:t>
+      </w:r>
+      <w:r>
+        <w:rPr>
+          <w:color w:val="000000"/>
+        </w:rPr>
+        <w:t>&lt;transId&gt;</w:t>
+      </w:r>
+      <w:r>
+        <w:rPr>
+          <w:color w:val="000000"/>
+        </w:rPr>
+        <w:t xml:space="preserve"> </w:t>
+      </w:r>
+      <w:r>
+        <w:rPr>
+          <w:color w:val="000000"/>
+        </w:rPr>
+        <w:t>AUTH-setPassword-20250107&lt;/transId&gt;</w:t>
+      </w:r>
+    </w:p>
+    <w:p>
+      <w:pPr>
+        <w:autoSpaceDE w:val="0"/>
+        <w:autoSpaceDN w:val="0"/>
+        <w:adjustRightInd w:val="0"/>
+        <w:rPr>
+          <w:color w:val="000000"/>
+        </w:rPr>
+      </w:pPr>
+      <w:r>
+        <w:rPr>
+          <w:color w:val="000000"/>
+        </w:rPr>
+        <w:lastRenderedPageBreak/>
+        <w:tab/>
+      </w:r>
+      <w:r>
+        <w:rPr>
+          <w:color w:val="000000"/>
+        </w:rPr>
+        <w:tab/>
+      </w:r>
+      <w:r>
+        <w:rPr>
+          <w:color w:val="008080"/>
+        </w:rPr>
+        <w:t>&lt;/</w:t>
+      </w:r>
+      <w:r>
+        <w:rPr>
+          <w:color w:val="3F7F7F"/>
+        </w:rPr>
+        <w:t>enquiry</w:t>
+      </w:r>
+      <w:r>
+        <w:rPr>
+          <w:color w:val="008080"/>
+        </w:rPr>
+        <w:t>&gt;</w:t>
+      </w:r>
+      <w:r>
+        <w:rPr>
+          <w:color w:val="000000"/>
+        </w:rPr>
+        <w:t xml:space="preserve"> </w:t>
+      </w:r>
+    </w:p>
+    <w:p>
+      <w:pPr>
+        <w:autoSpaceDE w:val="0"/>
+        <w:autoSpaceDN w:val="0"/>
+        <w:adjustRightInd w:val="0"/>
+      </w:pPr>
+      <w:r>
+        <w:rPr>
+          <w:color w:val="000000"/>
+        </w:rPr>
+        <w:tab/>
+      </w:r>
+      <w:r>
+        <w:rPr>
+          <w:color w:val="008080"/>
+        </w:rPr>
+        <w:t>&lt;/</w:t>
+      </w:r>
+      <w:r>
+        <w:rPr>
+          <w:color w:val="3F7F7F"/>
+        </w:rPr>
+        <w:t>body</w:t>
+      </w:r>
+      <w:r>
+        <w:rPr>
+          <w:color w:val="008080"/>
+        </w:rPr>
+        <w:t>&gt;</w:t>
+      </w:r>
+    </w:p>
+    <w:p>
+      <w:pPr>
+        <w:rPr>
+          <w:color w:val="008080"/>
+        </w:rPr>
+      </w:pPr>
+      <w:r>
+        <w:rPr>
+          <w:color w:val="008080"/>
+        </w:rPr>
+        <w:t>&lt;/</w:t>
+      </w:r>
+      <w:r>
+        <w:rPr>
+          <w:color w:val="3F7F7F"/>
+        </w:rPr>
+        <w:t>kaiRes</w:t>
+      </w:r>
+      <w:r>
+        <w:rPr>
+          <w:color w:val="008080"/>
+        </w:rPr>
+        <w:t>&gt;</w:t>
+      </w:r>
+    </w:p>
     <w:p/>
     <w:sectPr>
-      <w:headerReference w:type="default" r:id="rId12"/>
-      <w:footerReference w:type="default" r:id="rId13"/>
+      <w:headerReference w:type="default" r:id="rId15"/>
+      <w:footerReference w:type="default" r:id="rId16"/>
       <w:pgSz w:w="12240" w:h="15840"/>
       <w:pgMar w:top="1134" w:right="1134" w:bottom="1134" w:left="1418" w:header="288" w:footer="288" w:gutter="0"/>
       <w:cols w:space="720"/>
@@ -19265,6 +25498,118 @@
     </w:lvl>
   </w:abstractNum>
   <w:abstractNum w:abstractNumId="24" w15:restartNumberingAfterBreak="0">
+    <w:nsid w:val="486A4861"/>
+    <w:multiLevelType w:val="hybridMultilevel"/>
+    <w:tmpl w:val="1B90C52C"/>
+    <w:lvl w:ilvl="0" w:tplc="6226D26C">
+      <w:numFmt w:val="bullet"/>
+      <w:lvlText w:val=""/>
+      <w:lvlJc w:val="left"/>
+      <w:pPr>
+        <w:ind w:left="720" w:hanging="360"/>
+      </w:pPr>
+      <w:rPr>
+        <w:rFonts w:ascii="Wingdings" w:eastAsia="Calibri" w:hAnsi="Wingdings" w:cs="Times New Roman" w:hint="default"/>
+      </w:rPr>
+    </w:lvl>
+    <w:lvl w:ilvl="1" w:tplc="04090003" w:tentative="1">
+      <w:start w:val="1"/>
+      <w:numFmt w:val="bullet"/>
+      <w:lvlText w:val="o"/>
+      <w:lvlJc w:val="left"/>
+      <w:pPr>
+        <w:ind w:left="1440" w:hanging="360"/>
+      </w:pPr>
+      <w:rPr>
+        <w:rFonts w:ascii="Courier New" w:hAnsi="Courier New" w:cs="Courier New" w:hint="default"/>
+      </w:rPr>
+    </w:lvl>
+    <w:lvl w:ilvl="2" w:tplc="04090005" w:tentative="1">
+      <w:start w:val="1"/>
+      <w:numFmt w:val="bullet"/>
+      <w:lvlText w:val=""/>
+      <w:lvlJc w:val="left"/>
+      <w:pPr>
+        <w:ind w:left="2160" w:hanging="360"/>
+      </w:pPr>
+      <w:rPr>
+        <w:rFonts w:ascii="Wingdings" w:hAnsi="Wingdings" w:hint="default"/>
+      </w:rPr>
+    </w:lvl>
+    <w:lvl w:ilvl="3" w:tplc="04090001" w:tentative="1">
+      <w:start w:val="1"/>
+      <w:numFmt w:val="bullet"/>
+      <w:lvlText w:val=""/>
+      <w:lvlJc w:val="left"/>
+      <w:pPr>
+        <w:ind w:left="2880" w:hanging="360"/>
+      </w:pPr>
+      <w:rPr>
+        <w:rFonts w:ascii="Symbol" w:hAnsi="Symbol" w:hint="default"/>
+      </w:rPr>
+    </w:lvl>
+    <w:lvl w:ilvl="4" w:tplc="04090003" w:tentative="1">
+      <w:start w:val="1"/>
+      <w:numFmt w:val="bullet"/>
+      <w:lvlText w:val="o"/>
+      <w:lvlJc w:val="left"/>
+      <w:pPr>
+        <w:ind w:left="3600" w:hanging="360"/>
+      </w:pPr>
+      <w:rPr>
+        <w:rFonts w:ascii="Courier New" w:hAnsi="Courier New" w:cs="Courier New" w:hint="default"/>
+      </w:rPr>
+    </w:lvl>
+    <w:lvl w:ilvl="5" w:tplc="04090005" w:tentative="1">
+      <w:start w:val="1"/>
+      <w:numFmt w:val="bullet"/>
+      <w:lvlText w:val=""/>
+      <w:lvlJc w:val="left"/>
+      <w:pPr>
+        <w:ind w:left="4320" w:hanging="360"/>
+      </w:pPr>
+      <w:rPr>
+        <w:rFonts w:ascii="Wingdings" w:hAnsi="Wingdings" w:hint="default"/>
+      </w:rPr>
+    </w:lvl>
+    <w:lvl w:ilvl="6" w:tplc="04090001" w:tentative="1">
+      <w:start w:val="1"/>
+      <w:numFmt w:val="bullet"/>
+      <w:lvlText w:val=""/>
+      <w:lvlJc w:val="left"/>
+      <w:pPr>
+        <w:ind w:left="5040" w:hanging="360"/>
+      </w:pPr>
+      <w:rPr>
+        <w:rFonts w:ascii="Symbol" w:hAnsi="Symbol" w:hint="default"/>
+      </w:rPr>
+    </w:lvl>
+    <w:lvl w:ilvl="7" w:tplc="04090003" w:tentative="1">
+      <w:start w:val="1"/>
+      <w:numFmt w:val="bullet"/>
+      <w:lvlText w:val="o"/>
+      <w:lvlJc w:val="left"/>
+      <w:pPr>
+        <w:ind w:left="5760" w:hanging="360"/>
+      </w:pPr>
+      <w:rPr>
+        <w:rFonts w:ascii="Courier New" w:hAnsi="Courier New" w:cs="Courier New" w:hint="default"/>
+      </w:rPr>
+    </w:lvl>
+    <w:lvl w:ilvl="8" w:tplc="04090005" w:tentative="1">
+      <w:start w:val="1"/>
+      <w:numFmt w:val="bullet"/>
+      <w:lvlText w:val=""/>
+      <w:lvlJc w:val="left"/>
+      <w:pPr>
+        <w:ind w:left="6480" w:hanging="360"/>
+      </w:pPr>
+      <w:rPr>
+        <w:rFonts w:ascii="Wingdings" w:hAnsi="Wingdings" w:hint="default"/>
+      </w:rPr>
+    </w:lvl>
+  </w:abstractNum>
+  <w:abstractNum w:abstractNumId="25" w15:restartNumberingAfterBreak="0">
     <w:nsid w:val="4E5B4973"/>
     <w:multiLevelType w:val="hybridMultilevel"/>
     <w:tmpl w:val="17DC9148"/>
@@ -19377,7 +25722,7 @@
       </w:rPr>
     </w:lvl>
   </w:abstractNum>
-  <w:abstractNum w:abstractNumId="25" w15:restartNumberingAfterBreak="0">
+  <w:abstractNum w:abstractNumId="26" w15:restartNumberingAfterBreak="0">
     <w:nsid w:val="4F7502E9"/>
     <w:multiLevelType w:val="hybridMultilevel"/>
     <w:tmpl w:val="8F923F9C"/>
@@ -19490,7 +25835,7 @@
       </w:rPr>
     </w:lvl>
   </w:abstractNum>
-  <w:abstractNum w:abstractNumId="26" w15:restartNumberingAfterBreak="0">
+  <w:abstractNum w:abstractNumId="27" w15:restartNumberingAfterBreak="0">
     <w:nsid w:val="5D5F621B"/>
     <w:multiLevelType w:val="hybridMultilevel"/>
     <w:tmpl w:val="F320B8D2"/>
@@ -19579,7 +25924,7 @@
       </w:pPr>
     </w:lvl>
   </w:abstractNum>
-  <w:abstractNum w:abstractNumId="27" w15:restartNumberingAfterBreak="0">
+  <w:abstractNum w:abstractNumId="28" w15:restartNumberingAfterBreak="0">
     <w:nsid w:val="5F5E75D4"/>
     <w:multiLevelType w:val="hybridMultilevel"/>
     <w:tmpl w:val="1FC2ACE6"/>
@@ -19692,7 +26037,7 @@
       </w:rPr>
     </w:lvl>
   </w:abstractNum>
-  <w:abstractNum w:abstractNumId="28" w15:restartNumberingAfterBreak="0">
+  <w:abstractNum w:abstractNumId="29" w15:restartNumberingAfterBreak="0">
     <w:nsid w:val="5F7D0BA8"/>
     <w:multiLevelType w:val="hybridMultilevel"/>
     <w:tmpl w:val="C5F249C8"/>
@@ -19805,7 +26150,7 @@
       </w:rPr>
     </w:lvl>
   </w:abstractNum>
-  <w:abstractNum w:abstractNumId="29" w15:restartNumberingAfterBreak="0">
+  <w:abstractNum w:abstractNumId="30" w15:restartNumberingAfterBreak="0">
     <w:nsid w:val="64D5018C"/>
     <w:multiLevelType w:val="hybridMultilevel"/>
     <w:tmpl w:val="EB26BA0A"/>
@@ -19894,7 +26239,7 @@
       </w:pPr>
     </w:lvl>
   </w:abstractNum>
-  <w:abstractNum w:abstractNumId="30" w15:restartNumberingAfterBreak="0">
+  <w:abstractNum w:abstractNumId="31" w15:restartNumberingAfterBreak="0">
     <w:nsid w:val="698604F2"/>
     <w:multiLevelType w:val="multilevel"/>
     <w:tmpl w:val="47A01414"/>
@@ -20035,7 +26380,7 @@
       </w:rPr>
     </w:lvl>
   </w:abstractNum>
-  <w:abstractNum w:abstractNumId="31" w15:restartNumberingAfterBreak="0">
+  <w:abstractNum w:abstractNumId="32" w15:restartNumberingAfterBreak="0">
     <w:nsid w:val="78F35351"/>
     <w:multiLevelType w:val="hybridMultilevel"/>
     <w:tmpl w:val="52B41908"/>
@@ -20148,7 +26493,7 @@
       </w:rPr>
     </w:lvl>
   </w:abstractNum>
-  <w:abstractNum w:abstractNumId="32" w15:restartNumberingAfterBreak="0">
+  <w:abstractNum w:abstractNumId="33" w15:restartNumberingAfterBreak="0">
     <w:nsid w:val="79C840DD"/>
     <w:multiLevelType w:val="hybridMultilevel"/>
     <w:tmpl w:val="3C7CCA7C"/>
@@ -20237,7 +26582,7 @@
       </w:pPr>
     </w:lvl>
   </w:abstractNum>
-  <w:abstractNum w:abstractNumId="33" w15:restartNumberingAfterBreak="0">
+  <w:abstractNum w:abstractNumId="34" w15:restartNumberingAfterBreak="0">
     <w:nsid w:val="7B0A0CA1"/>
     <w:multiLevelType w:val="hybridMultilevel"/>
     <w:tmpl w:val="2B0CBAFA"/>
@@ -20393,7 +26738,7 @@
       </w:rPr>
     </w:lvl>
   </w:abstractNum>
-  <w:abstractNum w:abstractNumId="34" w15:restartNumberingAfterBreak="0">
+  <w:abstractNum w:abstractNumId="35" w15:restartNumberingAfterBreak="0">
     <w:nsid w:val="7BEA1100"/>
     <w:multiLevelType w:val="hybridMultilevel"/>
     <w:tmpl w:val="2E0A9D58"/>
@@ -20495,7 +26840,7 @@
     <w:abstractNumId w:val="13"/>
   </w:num>
   <w:num w:numId="5" w16cid:durableId="461967109">
-    <w:abstractNumId w:val="24"/>
+    <w:abstractNumId w:val="25"/>
   </w:num>
   <w:num w:numId="6" w16cid:durableId="1505435294">
     <w:abstractNumId w:val="3"/>
@@ -20507,7 +26852,7 @@
     <w:abstractNumId w:val="21"/>
   </w:num>
   <w:num w:numId="9" w16cid:durableId="1931229587">
-    <w:abstractNumId w:val="33"/>
+    <w:abstractNumId w:val="34"/>
   </w:num>
   <w:num w:numId="10" w16cid:durableId="674890291">
     <w:abstractNumId w:val="2"/>
@@ -20525,7 +26870,7 @@
     <w:abstractNumId w:val="0"/>
   </w:num>
   <w:num w:numId="15" w16cid:durableId="1378550473">
-    <w:abstractNumId w:val="34"/>
+    <w:abstractNumId w:val="35"/>
   </w:num>
   <w:num w:numId="16" w16cid:durableId="766389760">
     <w:abstractNumId w:val="5"/>
@@ -20537,10 +26882,10 @@
     <w:abstractNumId w:val="15"/>
   </w:num>
   <w:num w:numId="19" w16cid:durableId="83259842">
-    <w:abstractNumId w:val="30"/>
+    <w:abstractNumId w:val="31"/>
   </w:num>
   <w:num w:numId="20" w16cid:durableId="951983006">
-    <w:abstractNumId w:val="32"/>
+    <w:abstractNumId w:val="33"/>
   </w:num>
   <w:num w:numId="21" w16cid:durableId="1449659133">
     <w:abstractNumId w:val="17"/>
@@ -20549,16 +26894,16 @@
     <w:abstractNumId w:val="12"/>
   </w:num>
   <w:num w:numId="23" w16cid:durableId="757676960">
-    <w:abstractNumId w:val="28"/>
+    <w:abstractNumId w:val="29"/>
   </w:num>
   <w:num w:numId="24" w16cid:durableId="2057200604">
     <w:abstractNumId w:val="22"/>
   </w:num>
   <w:num w:numId="25" w16cid:durableId="781874424">
-    <w:abstractNumId w:val="26"/>
+    <w:abstractNumId w:val="27"/>
   </w:num>
   <w:num w:numId="26" w16cid:durableId="1843549400">
-    <w:abstractNumId w:val="27"/>
+    <w:abstractNumId w:val="28"/>
   </w:num>
   <w:num w:numId="27" w16cid:durableId="1330911325">
     <w:abstractNumId w:val="14"/>
@@ -20570,22 +26915,25 @@
     <w:abstractNumId w:val="11"/>
   </w:num>
   <w:num w:numId="30" w16cid:durableId="254290754">
-    <w:abstractNumId w:val="25"/>
+    <w:abstractNumId w:val="26"/>
   </w:num>
   <w:num w:numId="31" w16cid:durableId="1214540194">
     <w:abstractNumId w:val="8"/>
   </w:num>
   <w:num w:numId="32" w16cid:durableId="1336571201">
-    <w:abstractNumId w:val="31"/>
+    <w:abstractNumId w:val="32"/>
   </w:num>
   <w:num w:numId="33" w16cid:durableId="675351770">
     <w:abstractNumId w:val="16"/>
   </w:num>
   <w:num w:numId="34" w16cid:durableId="552928476">
-    <w:abstractNumId w:val="29"/>
+    <w:abstractNumId w:val="30"/>
   </w:num>
   <w:num w:numId="35" w16cid:durableId="1390692453">
     <w:abstractNumId w:val="4"/>
+  </w:num>
+  <w:num w:numId="36" w16cid:durableId="1383559863">
+    <w:abstractNumId w:val="24"/>
   </w:num>
 </w:numbering>
 </file>
@@ -21116,7 +27464,6 @@
   <w:style w:type="character" w:default="1" w:styleId="DefaultParagraphFont">
     <w:name w:val="Default Paragraph Font"/>
     <w:uiPriority w:val="1"/>
-    <w:semiHidden/>
     <w:unhideWhenUsed/>
   </w:style>
   <w:style w:type="table" w:default="1" w:styleId="TableNormal">

--- a/Tai Lieu/Document Api/AUTHEN/AUTH_API_v1.1.docx
+++ b/Tai Lieu/Document Api/AUTHEN/AUTH_API_v1.1.docx
@@ -1,6 +1,6 @@
 
 <file path=word/document.xml><?xml version="1.0" encoding="utf-8"?>
-<w:document xmlns:wpc="http://schemas.microsoft.com/office/word/2010/wordprocessingCanvas" xmlns:cx="http://schemas.microsoft.com/office/drawing/2014/chartex" xmlns:cx1="http://schemas.microsoft.com/office/drawing/2015/9/8/chartex" xmlns:cx2="http://schemas.microsoft.com/office/drawing/2015/10/21/chartex" xmlns:cx3="http://schemas.microsoft.com/office/drawing/2016/5/9/chartex" xmlns:cx4="http://schemas.microsoft.com/office/drawing/2016/5/10/chartex" xmlns:cx5="http://schemas.microsoft.com/office/drawing/2016/5/11/chartex" xmlns:cx6="http://schemas.microsoft.com/office/drawing/2016/5/12/chartex" xmlns:cx7="http://schemas.microsoft.com/office/drawing/2016/5/13/chartex" xmlns:cx8="http://schemas.microsoft.com/office/drawing/2016/5/14/chartex" xmlns:mc="http://schemas.openxmlformats.org/markup-compatibility/2006" xmlns:aink="http://schemas.microsoft.com/office/drawing/2016/ink" xmlns:am3d="http://schemas.microsoft.com/office/drawing/2017/model3d" xmlns:o="urn:schemas-microsoft-com:office:office" xmlns:oel="http://schemas.microsoft.com/office/2019/extlst" xmlns:r="http://schemas.openxmlformats.org/officeDocument/2006/relationships" xmlns:m="http://schemas.openxmlformats.org/officeDocument/2006/math" xmlns:v="urn:schemas-microsoft-com:vml" xmlns:wp14="http://schemas.microsoft.com/office/word/2010/wordprocessingDrawing" xmlns:wp="http://schemas.openxmlformats.org/drawingml/2006/wordprocessingDrawing" xmlns:w10="urn:schemas-microsoft-com:office:word" xmlns:w="http://schemas.openxmlformats.org/wordprocessingml/2006/main" xmlns:w14="http://schemas.microsoft.com/office/word/2010/wordml" xmlns:w15="http://schemas.microsoft.com/office/word/2012/wordml" xmlns:w16cex="http://schemas.microsoft.com/office/word/2018/wordml/cex" xmlns:w16cid="http://schemas.microsoft.com/office/word/2016/wordml/cid" xmlns:w16="http://schemas.microsoft.com/office/word/2018/wordml" xmlns:w16du="http://schemas.microsoft.com/office/word/2023/wordml/word16du" xmlns:w16sdtdh="http://schemas.microsoft.com/office/word/2020/wordml/sdtdatahash" xmlns:w16sdtfl="http://schemas.microsoft.com/office/word/2024/wordml/sdtformatlock" xmlns:w16se="http://schemas.microsoft.com/office/word/2015/wordml/symex" xmlns:wpg="http://schemas.microsoft.com/office/word/2010/wordprocessingGroup" xmlns:wpi="http://schemas.microsoft.com/office/word/2010/wordprocessingInk" xmlns:wne="http://schemas.microsoft.com/office/word/2006/wordml" xmlns:wps="http://schemas.microsoft.com/office/word/2010/wordprocessingShape" mc:Ignorable="w14 w15 w16se w16cid w16 w16cex w16sdtdh w16sdtfl w16du wp14">
+<w:document xmlns:wpc="http://schemas.microsoft.com/office/word/2010/wordprocessingCanvas" xmlns:cx="http://schemas.microsoft.com/office/drawing/2014/chartex" xmlns:mc="http://schemas.openxmlformats.org/markup-compatibility/2006" xmlns:o="urn:schemas-microsoft-com:office:office" xmlns:r="http://schemas.openxmlformats.org/officeDocument/2006/relationships" xmlns:m="http://schemas.openxmlformats.org/officeDocument/2006/math" xmlns:v="urn:schemas-microsoft-com:vml" xmlns:wp14="http://schemas.microsoft.com/office/word/2010/wordprocessingDrawing" xmlns:wp="http://schemas.openxmlformats.org/drawingml/2006/wordprocessingDrawing" xmlns:w10="urn:schemas-microsoft-com:office:word" xmlns:w="http://schemas.openxmlformats.org/wordprocessingml/2006/main" xmlns:w14="http://schemas.microsoft.com/office/word/2010/wordml" xmlns:w15="http://schemas.microsoft.com/office/word/2012/wordml" xmlns:w16se="http://schemas.microsoft.com/office/word/2015/wordml/symex" xmlns:wpg="http://schemas.microsoft.com/office/word/2010/wordprocessingGroup" xmlns:wpi="http://schemas.microsoft.com/office/word/2010/wordprocessingInk" xmlns:wne="http://schemas.microsoft.com/office/word/2006/wordml" xmlns:wps="http://schemas.microsoft.com/office/word/2010/wordprocessingShape" mc:Ignorable="w14 w15 w16se wp14">
   <w:body>
     <w:p>
       <w:pPr>
@@ -216,7 +216,7 @@
               </wp:anchor>
             </w:drawing>
           </mc:Choice>
-          <mc:Fallback>
+          <mc:Fallback xmlns:w16sdtfl="http://schemas.microsoft.com/office/word/2024/wordml/sdtformatlock" xmlns:w16sdtdh="http://schemas.microsoft.com/office/word/2020/wordml/sdtdatahash" xmlns:w16du="http://schemas.microsoft.com/office/word/2023/wordml/word16du" xmlns:w16="http://schemas.microsoft.com/office/word/2018/wordml" xmlns:w16cid="http://schemas.microsoft.com/office/word/2016/wordml/cid" xmlns:w16cex="http://schemas.microsoft.com/office/word/2018/wordml/cex" xmlns:oel="http://schemas.microsoft.com/office/2019/extlst" xmlns:am3d="http://schemas.microsoft.com/office/drawing/2017/model3d" xmlns:aink="http://schemas.microsoft.com/office/drawing/2016/ink" xmlns:cx8="http://schemas.microsoft.com/office/drawing/2016/5/14/chartex" xmlns:cx7="http://schemas.microsoft.com/office/drawing/2016/5/13/chartex" xmlns:cx6="http://schemas.microsoft.com/office/drawing/2016/5/12/chartex" xmlns:cx5="http://schemas.microsoft.com/office/drawing/2016/5/11/chartex" xmlns:cx4="http://schemas.microsoft.com/office/drawing/2016/5/10/chartex" xmlns:cx3="http://schemas.microsoft.com/office/drawing/2016/5/9/chartex" xmlns:cx2="http://schemas.microsoft.com/office/drawing/2015/10/21/chartex" xmlns:cx1="http://schemas.microsoft.com/office/drawing/2015/9/8/chartex">
             <w:pict>
               <v:shapetype w14:anchorId="35A7F0FD" id="_x0000_t32" coordsize="21600,21600" o:spt="32" o:oned="t" path="m,l21600,21600e" filled="f">
                 <v:path arrowok="t" fillok="f" o:connecttype="none"/>
@@ -391,7 +391,7 @@
               </wp:anchor>
             </w:drawing>
           </mc:Choice>
-          <mc:Fallback>
+          <mc:Fallback xmlns:w16sdtfl="http://schemas.microsoft.com/office/word/2024/wordml/sdtformatlock" xmlns:w16sdtdh="http://schemas.microsoft.com/office/word/2020/wordml/sdtdatahash" xmlns:w16du="http://schemas.microsoft.com/office/word/2023/wordml/word16du" xmlns:w16="http://schemas.microsoft.com/office/word/2018/wordml" xmlns:w16cid="http://schemas.microsoft.com/office/word/2016/wordml/cid" xmlns:w16cex="http://schemas.microsoft.com/office/word/2018/wordml/cex" xmlns:oel="http://schemas.microsoft.com/office/2019/extlst" xmlns:am3d="http://schemas.microsoft.com/office/drawing/2017/model3d" xmlns:aink="http://schemas.microsoft.com/office/drawing/2016/ink" xmlns:cx8="http://schemas.microsoft.com/office/drawing/2016/5/14/chartex" xmlns:cx7="http://schemas.microsoft.com/office/drawing/2016/5/13/chartex" xmlns:cx6="http://schemas.microsoft.com/office/drawing/2016/5/12/chartex" xmlns:cx5="http://schemas.microsoft.com/office/drawing/2016/5/11/chartex" xmlns:cx4="http://schemas.microsoft.com/office/drawing/2016/5/10/chartex" xmlns:cx3="http://schemas.microsoft.com/office/drawing/2016/5/9/chartex" xmlns:cx2="http://schemas.microsoft.com/office/drawing/2015/10/21/chartex" xmlns:cx1="http://schemas.microsoft.com/office/drawing/2015/9/8/chartex">
             <w:pict>
               <v:shape w14:anchorId="766122CE" id="AutoShape 4" o:spid="_x0000_s1026" type="#_x0000_t32" style="position:absolute;margin-left:169.9pt;margin-top:16.9pt;width:221.1pt;height:0;z-index:251660288;visibility:visible;mso-wrap-style:square;mso-width-percent:0;mso-height-percent:0;mso-wrap-distance-left:9pt;mso-wrap-distance-top:0;mso-wrap-distance-right:9pt;mso-wrap-distance-bottom:0;mso-position-horizontal:right;mso-position-horizontal-relative:text;mso-position-vertical:absolute;mso-position-vertical-relative:text;mso-width-percent:0;mso-height-percent:0;mso-width-relative:page;mso-height-relative:page" o:gfxdata="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" strokeweight="1pt">
                 <o:lock v:ext="edit" aspectratio="t"/>
@@ -11745,7 +11745,84 @@
         </w:rPr>
       </w:pPr>
     </w:p>
-    <w:p/>
+    <w:p>
+      <w:pPr>
+        <w:rPr>
+          <w:highlight w:val="yellow"/>
+        </w:rPr>
+      </w:pPr>
+      <w:r>
+        <w:rPr>
+          <w:highlight w:val="yellow"/>
+        </w:rPr>
+        <w:t>Mẫu json gửi lên kafka:</w:t>
+      </w:r>
+    </w:p>
+    <w:p>
+      <w:pPr>
+        <w:rPr>
+          <w:highlight w:val="yellow"/>
+        </w:rPr>
+      </w:pPr>
+      <w:r>
+        <w:rPr>
+          <w:highlight w:val="yellow"/>
+        </w:rPr>
+        <w:t>{</w:t>
+      </w:r>
+    </w:p>
+    <w:p>
+      <w:pPr>
+        <w:rPr>
+          <w:highlight w:val="yellow"/>
+        </w:rPr>
+      </w:pPr>
+      <w:r>
+        <w:rPr>
+          <w:highlight w:val="yellow"/>
+        </w:rPr>
+        <w:tab/>
+        <w:t>"email": "ducnv@gmail.com",</w:t>
+      </w:r>
+    </w:p>
+    <w:p>
+      <w:pPr>
+        <w:rPr>
+          <w:highlight w:val="yellow"/>
+        </w:rPr>
+      </w:pPr>
+      <w:r>
+        <w:rPr>
+          <w:highlight w:val="yellow"/>
+        </w:rPr>
+        <w:tab/>
+        <w:t>"subject": "Giao dich chuyen tien",</w:t>
+      </w:r>
+    </w:p>
+    <w:p>
+      <w:pPr>
+        <w:rPr>
+          <w:highlight w:val="yellow"/>
+        </w:rPr>
+      </w:pPr>
+      <w:r>
+        <w:rPr>
+          <w:highlight w:val="yellow"/>
+        </w:rPr>
+        <w:tab/>
+        <w:t>"content": "Ma OTP cua ban la 000283. Co thoi gian 2 phut"</w:t>
+      </w:r>
+    </w:p>
+    <w:p>
+      <w:r>
+        <w:rPr>
+          <w:highlight w:val="yellow"/>
+        </w:rPr>
+        <w:t>}</w:t>
+      </w:r>
+      <w:bookmarkStart w:id="59" w:name="_GoBack"/>
+      <w:bookmarkEnd w:id="59"/>
+    </w:p>
     <w:p>
       <w:pPr>
         <w:pStyle w:val="Heading4"/>
@@ -13197,6 +13274,7 @@
         <w:rPr>
           <w:color w:val="000000"/>
         </w:rPr>
+        <w:lastRenderedPageBreak/>
         <w:tab/>
       </w:r>
       <w:r>
@@ -13469,7 +13547,6 @@
         <w:rPr>
           <w:color w:val="000000"/>
         </w:rPr>
-        <w:lastRenderedPageBreak/>
         <w:tab/>
       </w:r>
       <w:r>
@@ -13961,7 +14038,7 @@
           <w:rFonts w:ascii="Times New Roman" w:hAnsi="Times New Roman"/>
         </w:rPr>
       </w:pPr>
-      <w:bookmarkStart w:id="59" w:name="_Toc184308156"/>
+      <w:bookmarkStart w:id="60" w:name="_Toc184308156"/>
       <w:r>
         <w:rPr>
           <w:rFonts w:ascii="Times New Roman" w:hAnsi="Times New Roman"/>
@@ -13969,7 +14046,7 @@
         <w:lastRenderedPageBreak/>
         <w:t>Quy trình xác thực OTP</w:t>
       </w:r>
-      <w:bookmarkEnd w:id="59"/>
+      <w:bookmarkEnd w:id="60"/>
     </w:p>
     <w:p>
       <w:pPr>
@@ -16016,13 +16093,7 @@
           <w:rFonts w:ascii="Times New Roman" w:hAnsi="Times New Roman"/>
         </w:rPr>
         <w:lastRenderedPageBreak/>
-        <w:t xml:space="preserve">Quy trình </w:t>
-      </w:r>
-      <w:r>
-        <w:rPr>
-          <w:rFonts w:ascii="Times New Roman" w:hAnsi="Times New Roman"/>
-        </w:rPr>
-        <w:t>đổi mật khẩu</w:t>
+        <w:t>Quy trình đổi mật khẩu</w:t>
       </w:r>
     </w:p>
     <w:p>
@@ -16836,13 +16907,7 @@
         <w:rPr>
           <w:color w:val="000000"/>
         </w:rPr>
-        <w:t>&lt;authenType&gt;</w:t>
-      </w:r>
-      <w:r>
-        <w:rPr>
-          <w:color w:val="000000"/>
-        </w:rPr>
-        <w:t>changePassword</w:t>
+        <w:t>&lt;authenType&gt;changePassword</w:t>
       </w:r>
       <w:r>
         <w:rPr>
@@ -17017,13 +17082,7 @@
         <w:rPr>
           <w:color w:val="000000"/>
         </w:rPr>
-        <w:t>oldPassword</w:t>
-      </w:r>
-      <w:r>
-        <w:rPr>
-          <w:color w:val="000000"/>
-        </w:rPr>
-        <w:t>&gt;</w:t>
+        <w:t>oldPassword&gt;</w:t>
       </w:r>
     </w:p>
     <w:p>
@@ -17087,13 +17146,7 @@
         <w:rPr>
           <w:color w:val="000000"/>
         </w:rPr>
-        <w:t xml:space="preserve"> </w:t>
-      </w:r>
-      <w:r>
-        <w:rPr>
-          <w:color w:val="000000"/>
-        </w:rPr>
-        <w:t>&gt;</w:t>
+        <w:t xml:space="preserve"> &gt;</w:t>
       </w:r>
     </w:p>
     <w:p>
@@ -17139,13 +17192,7 @@
         <w:rPr>
           <w:color w:val="000000"/>
         </w:rPr>
-        <w:t>reN</w:t>
-      </w:r>
-      <w:r>
-        <w:rPr>
-          <w:color w:val="000000"/>
-        </w:rPr>
-        <w:t>ewPassword</w:t>
+        <w:t>reNewPassword</w:t>
       </w:r>
       <w:r>
         <w:rPr>
@@ -17157,13 +17204,7 @@
         <w:rPr>
           <w:color w:val="000000"/>
         </w:rPr>
-        <w:t>reN</w:t>
-      </w:r>
-      <w:r>
-        <w:rPr>
-          <w:color w:val="000000"/>
-        </w:rPr>
-        <w:t>ewPassword</w:t>
+        <w:t>reNewPassword</w:t>
       </w:r>
       <w:r>
         <w:rPr>
@@ -17216,19 +17257,7 @@
         <w:rPr>
           <w:color w:val="000000"/>
         </w:rPr>
-        <w:t>-</w:t>
-      </w:r>
-      <w:r>
-        <w:rPr>
-          <w:color w:val="000000"/>
-        </w:rPr>
-        <w:t>changePass</w:t>
-      </w:r>
-      <w:r>
-        <w:rPr>
-          <w:color w:val="000000"/>
-        </w:rPr>
-        <w:t>-45122211&lt;/transId&gt;</w:t>
+        <w:t>-changePass-45122211&lt;/transId&gt;</w:t>
       </w:r>
     </w:p>
     <w:p>
@@ -18040,19 +18069,7 @@
         <w:rPr>
           <w:color w:val="000000"/>
         </w:rPr>
-        <w:t>-</w:t>
-      </w:r>
-      <w:r>
-        <w:rPr>
-          <w:color w:val="000000"/>
-        </w:rPr>
-        <w:t>changepass</w:t>
-      </w:r>
-      <w:r>
-        <w:rPr>
-          <w:color w:val="000000"/>
-        </w:rPr>
-        <w:t>-45122211&lt;/transId&gt;</w:t>
+        <w:t>-changepass-45122211&lt;/transId&gt;</w:t>
       </w:r>
     </w:p>
     <w:p>
@@ -18167,19 +18184,7 @@
         <w:rPr>
           <w:rFonts w:ascii="Times New Roman" w:hAnsi="Times New Roman"/>
         </w:rPr>
-        <w:t xml:space="preserve">Quy trình </w:t>
-      </w:r>
-      <w:r>
-        <w:rPr>
-          <w:rFonts w:ascii="Times New Roman" w:hAnsi="Times New Roman"/>
-        </w:rPr>
-        <w:t>reset</w:t>
-      </w:r>
-      <w:r>
-        <w:rPr>
-          <w:rFonts w:ascii="Times New Roman" w:hAnsi="Times New Roman"/>
-        </w:rPr>
-        <w:t xml:space="preserve"> mật khẩu</w:t>
+        <w:t>Quy trình reset mật khẩu</w:t>
       </w:r>
     </w:p>
     <w:p>
@@ -18239,6 +18244,7 @@
       <w:r>
         <w:rPr>
           <w:rFonts w:eastAsia="Times New Roman"/>
+          <w:noProof/>
         </w:rPr>
         <w:lastRenderedPageBreak/>
         <w:drawing>
@@ -18325,14 +18331,7 @@
           <w:rFonts w:ascii="Times New Roman" w:hAnsi="Times New Roman"/>
           <w:lang w:val="fr-FR"/>
         </w:rPr>
-        <w:t>5</w:t>
-      </w:r>
-      <w:r>
-        <w:rPr>
-          <w:rFonts w:ascii="Times New Roman" w:hAnsi="Times New Roman"/>
-          <w:lang w:val="fr-FR"/>
-        </w:rPr>
-        <w:t>:</w:t>
+        <w:t>5:</w:t>
       </w:r>
       <w:proofErr w:type="gramEnd"/>
       <w:r>
@@ -19039,13 +19038,7 @@
         <w:rPr>
           <w:color w:val="000000"/>
         </w:rPr>
-        <w:t>&lt;authenType&gt;</w:t>
-      </w:r>
-      <w:r>
-        <w:rPr>
-          <w:color w:val="000000"/>
-        </w:rPr>
-        <w:t>resetPassword</w:t>
+        <w:t>&lt;authenType&gt;resetPassword</w:t>
       </w:r>
       <w:r>
         <w:rPr>
@@ -19162,19 +19155,7 @@
         <w:rPr>
           <w:color w:val="000000"/>
         </w:rPr>
-        <w:t>-</w:t>
-      </w:r>
-      <w:r>
-        <w:rPr>
-          <w:color w:val="000000"/>
-        </w:rPr>
-        <w:t>resetPassword</w:t>
-      </w:r>
-      <w:r>
-        <w:rPr>
-          <w:color w:val="000000"/>
-        </w:rPr>
-        <w:t>-45122211&lt;/transId&gt;</w:t>
+        <w:t>-resetPassword-45122211&lt;/transId&gt;</w:t>
       </w:r>
     </w:p>
     <w:p>
@@ -19985,19 +19966,7 @@
         <w:rPr>
           <w:color w:val="000000"/>
         </w:rPr>
-        <w:t>-</w:t>
-      </w:r>
-      <w:r>
-        <w:rPr>
-          <w:color w:val="000000"/>
-        </w:rPr>
-        <w:t>resetPassword</w:t>
-      </w:r>
-      <w:r>
-        <w:rPr>
-          <w:color w:val="000000"/>
-        </w:rPr>
-        <w:t>-45122211&lt;/transId&gt;</w:t>
+        <w:t>-resetPassword-45122211&lt;/transId&gt;</w:t>
       </w:r>
     </w:p>
     <w:p>
@@ -20056,25 +20025,7 @@
         <w:rPr>
           <w:color w:val="000000"/>
         </w:rPr>
-        <w:t>0011223</w:t>
-      </w:r>
-      <w:r>
-        <w:rPr>
-          <w:color w:val="000000"/>
-        </w:rPr>
-        <w:t>&lt;/</w:t>
-      </w:r>
-      <w:r>
-        <w:rPr>
-          <w:color w:val="000000"/>
-        </w:rPr>
-        <w:t>resetCode</w:t>
-      </w:r>
-      <w:r>
-        <w:rPr>
-          <w:color w:val="000000"/>
-        </w:rPr>
-        <w:t>&gt;</w:t>
+        <w:t>0011223&lt;/resetCode&gt;</w:t>
       </w:r>
     </w:p>
     <w:p>
@@ -20193,6 +20144,9 @@
     </w:p>
     <w:p>
       <w:r>
+        <w:rPr>
+          <w:noProof/>
+        </w:rPr>
         <w:lastRenderedPageBreak/>
         <w:drawing>
           <wp:inline distT="0" distB="0" distL="0" distR="0" wp14:anchorId="20E001CA" wp14:editId="6BCC4A2D">
@@ -20272,14 +20226,7 @@
           <w:rFonts w:ascii="Times New Roman" w:hAnsi="Times New Roman"/>
           <w:lang w:val="fr-FR"/>
         </w:rPr>
-        <w:t>6</w:t>
-      </w:r>
-      <w:r>
-        <w:rPr>
-          <w:rFonts w:ascii="Times New Roman" w:hAnsi="Times New Roman"/>
-          <w:lang w:val="fr-FR"/>
-        </w:rPr>
-        <w:t>:</w:t>
+        <w:t>6:</w:t>
       </w:r>
       <w:proofErr w:type="gramEnd"/>
       <w:r>
@@ -20986,13 +20933,7 @@
         <w:rPr>
           <w:color w:val="000000"/>
         </w:rPr>
-        <w:t>&lt;authenType&gt;</w:t>
-      </w:r>
-      <w:r>
-        <w:rPr>
-          <w:color w:val="000000"/>
-        </w:rPr>
-        <w:t>setPassword</w:t>
+        <w:t>&lt;authenType&gt;setPassword</w:t>
       </w:r>
       <w:r>
         <w:rPr>
@@ -21121,25 +21062,7 @@
         <w:rPr>
           <w:color w:val="000000"/>
         </w:rPr>
-        <w:t>0011223</w:t>
-      </w:r>
-      <w:r>
-        <w:rPr>
-          <w:color w:val="000000"/>
-        </w:rPr>
-        <w:t>&lt;/</w:t>
-      </w:r>
-      <w:r>
-        <w:rPr>
-          <w:color w:val="000000"/>
-        </w:rPr>
-        <w:t>resetCode</w:t>
-      </w:r>
-      <w:r>
-        <w:rPr>
-          <w:color w:val="000000"/>
-        </w:rPr>
-        <w:t>&gt;</w:t>
+        <w:t>0011223&lt;/resetCode&gt;</w:t>
       </w:r>
     </w:p>
     <w:p>
@@ -21221,13 +21144,7 @@
         <w:rPr>
           <w:color w:val="000000"/>
         </w:rPr>
-        <w:t xml:space="preserve"> </w:t>
-      </w:r>
-      <w:r>
-        <w:rPr>
-          <w:color w:val="000000"/>
-        </w:rPr>
-        <w:t>&gt;</w:t>
+        <w:t xml:space="preserve"> &gt;</w:t>
       </w:r>
     </w:p>
     <w:p>
@@ -21286,13 +21203,7 @@
         <w:rPr>
           <w:color w:val="000000"/>
         </w:rPr>
-        <w:t>xxxyyy</w:t>
-      </w:r>
-      <w:r>
-        <w:rPr>
-          <w:color w:val="000000"/>
-        </w:rPr>
-        <w:t>&lt;/newPassword&gt;</w:t>
+        <w:t>xxxyyy&lt;/newPassword&gt;</w:t>
       </w:r>
     </w:p>
     <w:p>
@@ -22230,7 +22141,7 @@
 </file>
 
 <file path=word/endnotes.xml><?xml version="1.0" encoding="utf-8"?>
-<w:endnotes xmlns:wpc="http://schemas.microsoft.com/office/word/2010/wordprocessingCanvas" xmlns:cx="http://schemas.microsoft.com/office/drawing/2014/chartex" xmlns:cx1="http://schemas.microsoft.com/office/drawing/2015/9/8/chartex" xmlns:cx2="http://schemas.microsoft.com/office/drawing/2015/10/21/chartex" xmlns:cx3="http://schemas.microsoft.com/office/drawing/2016/5/9/chartex" xmlns:cx4="http://schemas.microsoft.com/office/drawing/2016/5/10/chartex" xmlns:cx5="http://schemas.microsoft.com/office/drawing/2016/5/11/chartex" xmlns:cx6="http://schemas.microsoft.com/office/drawing/2016/5/12/chartex" xmlns:cx7="http://schemas.microsoft.com/office/drawing/2016/5/13/chartex" xmlns:cx8="http://schemas.microsoft.com/office/drawing/2016/5/14/chartex" xmlns:mc="http://schemas.openxmlformats.org/markup-compatibility/2006" xmlns:aink="http://schemas.microsoft.com/office/drawing/2016/ink" xmlns:am3d="http://schemas.microsoft.com/office/drawing/2017/model3d" xmlns:o="urn:schemas-microsoft-com:office:office" xmlns:oel="http://schemas.microsoft.com/office/2019/extlst" xmlns:r="http://schemas.openxmlformats.org/officeDocument/2006/relationships" xmlns:m="http://schemas.openxmlformats.org/officeDocument/2006/math" xmlns:v="urn:schemas-microsoft-com:vml" xmlns:wp14="http://schemas.microsoft.com/office/word/2010/wordprocessingDrawing" xmlns:wp="http://schemas.openxmlformats.org/drawingml/2006/wordprocessingDrawing" xmlns:w10="urn:schemas-microsoft-com:office:word" xmlns:w="http://schemas.openxmlformats.org/wordprocessingml/2006/main" xmlns:w14="http://schemas.microsoft.com/office/word/2010/wordml" xmlns:w15="http://schemas.microsoft.com/office/word/2012/wordml" xmlns:w16cex="http://schemas.microsoft.com/office/word/2018/wordml/cex" xmlns:w16cid="http://schemas.microsoft.com/office/word/2016/wordml/cid" xmlns:w16="http://schemas.microsoft.com/office/word/2018/wordml" xmlns:w16du="http://schemas.microsoft.com/office/word/2023/wordml/word16du" xmlns:w16sdtdh="http://schemas.microsoft.com/office/word/2020/wordml/sdtdatahash" xmlns:w16sdtfl="http://schemas.microsoft.com/office/word/2024/wordml/sdtformatlock" xmlns:w16se="http://schemas.microsoft.com/office/word/2015/wordml/symex" xmlns:wpg="http://schemas.microsoft.com/office/word/2010/wordprocessingGroup" xmlns:wpi="http://schemas.microsoft.com/office/word/2010/wordprocessingInk" xmlns:wne="http://schemas.microsoft.com/office/word/2006/wordml" xmlns:wps="http://schemas.microsoft.com/office/word/2010/wordprocessingShape" mc:Ignorable="w14 w15 w16se w16cid w16 w16cex w16sdtdh w16sdtfl w16du wp14">
+<w:endnotes xmlns:wpc="http://schemas.microsoft.com/office/word/2010/wordprocessingCanvas" xmlns:cx="http://schemas.microsoft.com/office/drawing/2014/chartex" xmlns:mc="http://schemas.openxmlformats.org/markup-compatibility/2006" xmlns:o="urn:schemas-microsoft-com:office:office" xmlns:r="http://schemas.openxmlformats.org/officeDocument/2006/relationships" xmlns:m="http://schemas.openxmlformats.org/officeDocument/2006/math" xmlns:v="urn:schemas-microsoft-com:vml" xmlns:wp14="http://schemas.microsoft.com/office/word/2010/wordprocessingDrawing" xmlns:wp="http://schemas.openxmlformats.org/drawingml/2006/wordprocessingDrawing" xmlns:w10="urn:schemas-microsoft-com:office:word" xmlns:w="http://schemas.openxmlformats.org/wordprocessingml/2006/main" xmlns:w14="http://schemas.microsoft.com/office/word/2010/wordml" xmlns:w15="http://schemas.microsoft.com/office/word/2012/wordml" xmlns:w16se="http://schemas.microsoft.com/office/word/2015/wordml/symex" xmlns:wpg="http://schemas.microsoft.com/office/word/2010/wordprocessingGroup" xmlns:wpi="http://schemas.microsoft.com/office/word/2010/wordprocessingInk" xmlns:wne="http://schemas.microsoft.com/office/word/2006/wordml" xmlns:wps="http://schemas.microsoft.com/office/word/2010/wordprocessingShape" mc:Ignorable="w14 w15 w16se wp14">
   <w:endnote w:type="separator" w:id="-1">
     <w:p>
       <w:pPr>
@@ -22255,7 +22166,7 @@
 </file>
 
 <file path=word/footer1.xml><?xml version="1.0" encoding="utf-8"?>
-<w:ftr xmlns:wpc="http://schemas.microsoft.com/office/word/2010/wordprocessingCanvas" xmlns:cx="http://schemas.microsoft.com/office/drawing/2014/chartex" xmlns:cx1="http://schemas.microsoft.com/office/drawing/2015/9/8/chartex" xmlns:cx2="http://schemas.microsoft.com/office/drawing/2015/10/21/chartex" xmlns:cx3="http://schemas.microsoft.com/office/drawing/2016/5/9/chartex" xmlns:cx4="http://schemas.microsoft.com/office/drawing/2016/5/10/chartex" xmlns:cx5="http://schemas.microsoft.com/office/drawing/2016/5/11/chartex" xmlns:cx6="http://schemas.microsoft.com/office/drawing/2016/5/12/chartex" xmlns:cx7="http://schemas.microsoft.com/office/drawing/2016/5/13/chartex" xmlns:cx8="http://schemas.microsoft.com/office/drawing/2016/5/14/chartex" xmlns:mc="http://schemas.openxmlformats.org/markup-compatibility/2006" xmlns:aink="http://schemas.microsoft.com/office/drawing/2016/ink" xmlns:am3d="http://schemas.microsoft.com/office/drawing/2017/model3d" xmlns:o="urn:schemas-microsoft-com:office:office" xmlns:oel="http://schemas.microsoft.com/office/2019/extlst" xmlns:r="http://schemas.openxmlformats.org/officeDocument/2006/relationships" xmlns:m="http://schemas.openxmlformats.org/officeDocument/2006/math" xmlns:v="urn:schemas-microsoft-com:vml" xmlns:wp14="http://schemas.microsoft.com/office/word/2010/wordprocessingDrawing" xmlns:wp="http://schemas.openxmlformats.org/drawingml/2006/wordprocessingDrawing" xmlns:w10="urn:schemas-microsoft-com:office:word" xmlns:w="http://schemas.openxmlformats.org/wordprocessingml/2006/main" xmlns:w14="http://schemas.microsoft.com/office/word/2010/wordml" xmlns:w15="http://schemas.microsoft.com/office/word/2012/wordml" xmlns:w16cex="http://schemas.microsoft.com/office/word/2018/wordml/cex" xmlns:w16cid="http://schemas.microsoft.com/office/word/2016/wordml/cid" xmlns:w16="http://schemas.microsoft.com/office/word/2018/wordml" xmlns:w16du="http://schemas.microsoft.com/office/word/2023/wordml/word16du" xmlns:w16sdtdh="http://schemas.microsoft.com/office/word/2020/wordml/sdtdatahash" xmlns:w16sdtfl="http://schemas.microsoft.com/office/word/2024/wordml/sdtformatlock" xmlns:w16se="http://schemas.microsoft.com/office/word/2015/wordml/symex" xmlns:wpg="http://schemas.microsoft.com/office/word/2010/wordprocessingGroup" xmlns:wpi="http://schemas.microsoft.com/office/word/2010/wordprocessingInk" xmlns:wne="http://schemas.microsoft.com/office/word/2006/wordml" xmlns:wps="http://schemas.microsoft.com/office/word/2010/wordprocessingShape" mc:Ignorable="w14 w15 w16se w16cid w16 w16cex w16sdtdh w16sdtfl w16du wp14">
+<w:ftr xmlns:wpc="http://schemas.microsoft.com/office/word/2010/wordprocessingCanvas" xmlns:cx="http://schemas.microsoft.com/office/drawing/2014/chartex" xmlns:mc="http://schemas.openxmlformats.org/markup-compatibility/2006" xmlns:o="urn:schemas-microsoft-com:office:office" xmlns:r="http://schemas.openxmlformats.org/officeDocument/2006/relationships" xmlns:m="http://schemas.openxmlformats.org/officeDocument/2006/math" xmlns:v="urn:schemas-microsoft-com:vml" xmlns:wp14="http://schemas.microsoft.com/office/word/2010/wordprocessingDrawing" xmlns:wp="http://schemas.openxmlformats.org/drawingml/2006/wordprocessingDrawing" xmlns:w10="urn:schemas-microsoft-com:office:word" xmlns:w="http://schemas.openxmlformats.org/wordprocessingml/2006/main" xmlns:w14="http://schemas.microsoft.com/office/word/2010/wordml" xmlns:w15="http://schemas.microsoft.com/office/word/2012/wordml" xmlns:w16se="http://schemas.microsoft.com/office/word/2015/wordml/symex" xmlns:wpg="http://schemas.microsoft.com/office/word/2010/wordprocessingGroup" xmlns:wpi="http://schemas.microsoft.com/office/word/2010/wordprocessingInk" xmlns:wne="http://schemas.microsoft.com/office/word/2006/wordml" xmlns:wps="http://schemas.microsoft.com/office/word/2010/wordprocessingShape" mc:Ignorable="w14 w15 w16se wp14">
   <w:p>
     <w:pPr>
       <w:rPr>
@@ -22333,7 +22244,7 @@
             </wp:anchor>
           </w:drawing>
         </mc:Choice>
-        <mc:Fallback>
+        <mc:Fallback xmlns:w16sdtfl="http://schemas.microsoft.com/office/word/2024/wordml/sdtformatlock" xmlns:w16sdtdh="http://schemas.microsoft.com/office/word/2020/wordml/sdtdatahash" xmlns:w16du="http://schemas.microsoft.com/office/word/2023/wordml/word16du" xmlns:w16="http://schemas.microsoft.com/office/word/2018/wordml" xmlns:w16cid="http://schemas.microsoft.com/office/word/2016/wordml/cid" xmlns:w16cex="http://schemas.microsoft.com/office/word/2018/wordml/cex" xmlns:oel="http://schemas.microsoft.com/office/2019/extlst" xmlns:am3d="http://schemas.microsoft.com/office/drawing/2017/model3d" xmlns:aink="http://schemas.microsoft.com/office/drawing/2016/ink" xmlns:cx8="http://schemas.microsoft.com/office/drawing/2016/5/14/chartex" xmlns:cx7="http://schemas.microsoft.com/office/drawing/2016/5/13/chartex" xmlns:cx6="http://schemas.microsoft.com/office/drawing/2016/5/12/chartex" xmlns:cx5="http://schemas.microsoft.com/office/drawing/2016/5/11/chartex" xmlns:cx4="http://schemas.microsoft.com/office/drawing/2016/5/10/chartex" xmlns:cx3="http://schemas.microsoft.com/office/drawing/2016/5/9/chartex" xmlns:cx2="http://schemas.microsoft.com/office/drawing/2015/10/21/chartex" xmlns:cx1="http://schemas.microsoft.com/office/drawing/2015/9/8/chartex">
           <w:pict>
             <v:shapetype w14:anchorId="6FD1EC1B" id="_x0000_t32" coordsize="21600,21600" o:spt="32" o:oned="t" path="m,l21600,21600e" filled="f">
               <v:path arrowok="t" fillok="f" o:connecttype="none"/>
@@ -22466,7 +22377,7 @@
         <w:sz w:val="22"/>
         <w:szCs w:val="22"/>
       </w:rPr>
-      <w:t>14</w:t>
+      <w:t>11</w:t>
     </w:r>
     <w:r>
       <w:rPr>
@@ -22512,7 +22423,7 @@
         <w:sz w:val="22"/>
         <w:szCs w:val="22"/>
       </w:rPr>
-      <w:t>14</w:t>
+      <w:t>23</w:t>
     </w:r>
     <w:r>
       <w:rPr>
@@ -22527,7 +22438,7 @@
 </file>
 
 <file path=word/footnotes.xml><?xml version="1.0" encoding="utf-8"?>
-<w:footnotes xmlns:wpc="http://schemas.microsoft.com/office/word/2010/wordprocessingCanvas" xmlns:cx="http://schemas.microsoft.com/office/drawing/2014/chartex" xmlns:cx1="http://schemas.microsoft.com/office/drawing/2015/9/8/chartex" xmlns:cx2="http://schemas.microsoft.com/office/drawing/2015/10/21/chartex" xmlns:cx3="http://schemas.microsoft.com/office/drawing/2016/5/9/chartex" xmlns:cx4="http://schemas.microsoft.com/office/drawing/2016/5/10/chartex" xmlns:cx5="http://schemas.microsoft.com/office/drawing/2016/5/11/chartex" xmlns:cx6="http://schemas.microsoft.com/office/drawing/2016/5/12/chartex" xmlns:cx7="http://schemas.microsoft.com/office/drawing/2016/5/13/chartex" xmlns:cx8="http://schemas.microsoft.com/office/drawing/2016/5/14/chartex" xmlns:mc="http://schemas.openxmlformats.org/markup-compatibility/2006" xmlns:aink="http://schemas.microsoft.com/office/drawing/2016/ink" xmlns:am3d="http://schemas.microsoft.com/office/drawing/2017/model3d" xmlns:o="urn:schemas-microsoft-com:office:office" xmlns:oel="http://schemas.microsoft.com/office/2019/extlst" xmlns:r="http://schemas.openxmlformats.org/officeDocument/2006/relationships" xmlns:m="http://schemas.openxmlformats.org/officeDocument/2006/math" xmlns:v="urn:schemas-microsoft-com:vml" xmlns:wp14="http://schemas.microsoft.com/office/word/2010/wordprocessingDrawing" xmlns:wp="http://schemas.openxmlformats.org/drawingml/2006/wordprocessingDrawing" xmlns:w10="urn:schemas-microsoft-com:office:word" xmlns:w="http://schemas.openxmlformats.org/wordprocessingml/2006/main" xmlns:w14="http://schemas.microsoft.com/office/word/2010/wordml" xmlns:w15="http://schemas.microsoft.com/office/word/2012/wordml" xmlns:w16cex="http://schemas.microsoft.com/office/word/2018/wordml/cex" xmlns:w16cid="http://schemas.microsoft.com/office/word/2016/wordml/cid" xmlns:w16="http://schemas.microsoft.com/office/word/2018/wordml" xmlns:w16du="http://schemas.microsoft.com/office/word/2023/wordml/word16du" xmlns:w16sdtdh="http://schemas.microsoft.com/office/word/2020/wordml/sdtdatahash" xmlns:w16sdtfl="http://schemas.microsoft.com/office/word/2024/wordml/sdtformatlock" xmlns:w16se="http://schemas.microsoft.com/office/word/2015/wordml/symex" xmlns:wpg="http://schemas.microsoft.com/office/word/2010/wordprocessingGroup" xmlns:wpi="http://schemas.microsoft.com/office/word/2010/wordprocessingInk" xmlns:wne="http://schemas.microsoft.com/office/word/2006/wordml" xmlns:wps="http://schemas.microsoft.com/office/word/2010/wordprocessingShape" mc:Ignorable="w14 w15 w16se w16cid w16 w16cex w16sdtdh w16sdtfl w16du wp14">
+<w:footnotes xmlns:wpc="http://schemas.microsoft.com/office/word/2010/wordprocessingCanvas" xmlns:cx="http://schemas.microsoft.com/office/drawing/2014/chartex" xmlns:mc="http://schemas.openxmlformats.org/markup-compatibility/2006" xmlns:o="urn:schemas-microsoft-com:office:office" xmlns:r="http://schemas.openxmlformats.org/officeDocument/2006/relationships" xmlns:m="http://schemas.openxmlformats.org/officeDocument/2006/math" xmlns:v="urn:schemas-microsoft-com:vml" xmlns:wp14="http://schemas.microsoft.com/office/word/2010/wordprocessingDrawing" xmlns:wp="http://schemas.openxmlformats.org/drawingml/2006/wordprocessingDrawing" xmlns:w10="urn:schemas-microsoft-com:office:word" xmlns:w="http://schemas.openxmlformats.org/wordprocessingml/2006/main" xmlns:w14="http://schemas.microsoft.com/office/word/2010/wordml" xmlns:w15="http://schemas.microsoft.com/office/word/2012/wordml" xmlns:w16se="http://schemas.microsoft.com/office/word/2015/wordml/symex" xmlns:wpg="http://schemas.microsoft.com/office/word/2010/wordprocessingGroup" xmlns:wpi="http://schemas.microsoft.com/office/word/2010/wordprocessingInk" xmlns:wne="http://schemas.microsoft.com/office/word/2006/wordml" xmlns:wps="http://schemas.microsoft.com/office/word/2010/wordprocessingShape" mc:Ignorable="w14 w15 w16se wp14">
   <w:footnote w:type="separator" w:id="-1">
     <w:p>
       <w:pPr>
@@ -22552,7 +22463,7 @@
 </file>
 
 <file path=word/header1.xml><?xml version="1.0" encoding="utf-8"?>
-<w:hdr xmlns:wpc="http://schemas.microsoft.com/office/word/2010/wordprocessingCanvas" xmlns:cx="http://schemas.microsoft.com/office/drawing/2014/chartex" xmlns:cx1="http://schemas.microsoft.com/office/drawing/2015/9/8/chartex" xmlns:cx2="http://schemas.microsoft.com/office/drawing/2015/10/21/chartex" xmlns:cx3="http://schemas.microsoft.com/office/drawing/2016/5/9/chartex" xmlns:cx4="http://schemas.microsoft.com/office/drawing/2016/5/10/chartex" xmlns:cx5="http://schemas.microsoft.com/office/drawing/2016/5/11/chartex" xmlns:cx6="http://schemas.microsoft.com/office/drawing/2016/5/12/chartex" xmlns:cx7="http://schemas.microsoft.com/office/drawing/2016/5/13/chartex" xmlns:cx8="http://schemas.microsoft.com/office/drawing/2016/5/14/chartex" xmlns:mc="http://schemas.openxmlformats.org/markup-compatibility/2006" xmlns:aink="http://schemas.microsoft.com/office/drawing/2016/ink" xmlns:am3d="http://schemas.microsoft.com/office/drawing/2017/model3d" xmlns:o="urn:schemas-microsoft-com:office:office" xmlns:oel="http://schemas.microsoft.com/office/2019/extlst" xmlns:r="http://schemas.openxmlformats.org/officeDocument/2006/relationships" xmlns:m="http://schemas.openxmlformats.org/officeDocument/2006/math" xmlns:v="urn:schemas-microsoft-com:vml" xmlns:wp14="http://schemas.microsoft.com/office/word/2010/wordprocessingDrawing" xmlns:wp="http://schemas.openxmlformats.org/drawingml/2006/wordprocessingDrawing" xmlns:w10="urn:schemas-microsoft-com:office:word" xmlns:w="http://schemas.openxmlformats.org/wordprocessingml/2006/main" xmlns:w14="http://schemas.microsoft.com/office/word/2010/wordml" xmlns:w15="http://schemas.microsoft.com/office/word/2012/wordml" xmlns:w16cex="http://schemas.microsoft.com/office/word/2018/wordml/cex" xmlns:w16cid="http://schemas.microsoft.com/office/word/2016/wordml/cid" xmlns:w16="http://schemas.microsoft.com/office/word/2018/wordml" xmlns:w16du="http://schemas.microsoft.com/office/word/2023/wordml/word16du" xmlns:w16sdtdh="http://schemas.microsoft.com/office/word/2020/wordml/sdtdatahash" xmlns:w16sdtfl="http://schemas.microsoft.com/office/word/2024/wordml/sdtformatlock" xmlns:w16se="http://schemas.microsoft.com/office/word/2015/wordml/symex" xmlns:wpg="http://schemas.microsoft.com/office/word/2010/wordprocessingGroup" xmlns:wpi="http://schemas.microsoft.com/office/word/2010/wordprocessingInk" xmlns:wne="http://schemas.microsoft.com/office/word/2006/wordml" xmlns:wps="http://schemas.microsoft.com/office/word/2010/wordprocessingShape" mc:Ignorable="w14 w15 w16se w16cid w16 w16cex w16sdtdh w16sdtfl w16du wp14">
+<w:hdr xmlns:wpc="http://schemas.microsoft.com/office/word/2010/wordprocessingCanvas" xmlns:cx="http://schemas.microsoft.com/office/drawing/2014/chartex" xmlns:mc="http://schemas.openxmlformats.org/markup-compatibility/2006" xmlns:o="urn:schemas-microsoft-com:office:office" xmlns:r="http://schemas.openxmlformats.org/officeDocument/2006/relationships" xmlns:m="http://schemas.openxmlformats.org/officeDocument/2006/math" xmlns:v="urn:schemas-microsoft-com:vml" xmlns:wp14="http://schemas.microsoft.com/office/word/2010/wordprocessingDrawing" xmlns:wp="http://schemas.openxmlformats.org/drawingml/2006/wordprocessingDrawing" xmlns:w10="urn:schemas-microsoft-com:office:word" xmlns:w="http://schemas.openxmlformats.org/wordprocessingml/2006/main" xmlns:w14="http://schemas.microsoft.com/office/word/2010/wordml" xmlns:w15="http://schemas.microsoft.com/office/word/2012/wordml" xmlns:w16se="http://schemas.microsoft.com/office/word/2015/wordml/symex" xmlns:wpg="http://schemas.microsoft.com/office/word/2010/wordprocessingGroup" xmlns:wpi="http://schemas.microsoft.com/office/word/2010/wordprocessingInk" xmlns:wne="http://schemas.microsoft.com/office/word/2006/wordml" xmlns:wps="http://schemas.microsoft.com/office/word/2010/wordprocessingShape" mc:Ignorable="w14 w15 w16se wp14">
   <w:tbl>
     <w:tblPr>
       <w:tblW w:w="5000" w:type="pct"/>
@@ -22851,7 +22762,7 @@
 </file>
 
 <file path=word/numbering.xml><?xml version="1.0" encoding="utf-8"?>
-<w:numbering xmlns:wpc="http://schemas.microsoft.com/office/word/2010/wordprocessingCanvas" xmlns:cx="http://schemas.microsoft.com/office/drawing/2014/chartex" xmlns:cx1="http://schemas.microsoft.com/office/drawing/2015/9/8/chartex" xmlns:cx2="http://schemas.microsoft.com/office/drawing/2015/10/21/chartex" xmlns:cx3="http://schemas.microsoft.com/office/drawing/2016/5/9/chartex" xmlns:cx4="http://schemas.microsoft.com/office/drawing/2016/5/10/chartex" xmlns:cx5="http://schemas.microsoft.com/office/drawing/2016/5/11/chartex" xmlns:cx6="http://schemas.microsoft.com/office/drawing/2016/5/12/chartex" xmlns:cx7="http://schemas.microsoft.com/office/drawing/2016/5/13/chartex" xmlns:cx8="http://schemas.microsoft.com/office/drawing/2016/5/14/chartex" xmlns:mc="http://schemas.openxmlformats.org/markup-compatibility/2006" xmlns:aink="http://schemas.microsoft.com/office/drawing/2016/ink" xmlns:am3d="http://schemas.microsoft.com/office/drawing/2017/model3d" xmlns:o="urn:schemas-microsoft-com:office:office" xmlns:oel="http://schemas.microsoft.com/office/2019/extlst" xmlns:r="http://schemas.openxmlformats.org/officeDocument/2006/relationships" xmlns:m="http://schemas.openxmlformats.org/officeDocument/2006/math" xmlns:v="urn:schemas-microsoft-com:vml" xmlns:wp14="http://schemas.microsoft.com/office/word/2010/wordprocessingDrawing" xmlns:wp="http://schemas.openxmlformats.org/drawingml/2006/wordprocessingDrawing" xmlns:w10="urn:schemas-microsoft-com:office:word" xmlns:w="http://schemas.openxmlformats.org/wordprocessingml/2006/main" xmlns:w14="http://schemas.microsoft.com/office/word/2010/wordml" xmlns:w15="http://schemas.microsoft.com/office/word/2012/wordml" xmlns:w16cex="http://schemas.microsoft.com/office/word/2018/wordml/cex" xmlns:w16cid="http://schemas.microsoft.com/office/word/2016/wordml/cid" xmlns:w16="http://schemas.microsoft.com/office/word/2018/wordml" xmlns:w16du="http://schemas.microsoft.com/office/word/2023/wordml/word16du" xmlns:w16sdtdh="http://schemas.microsoft.com/office/word/2020/wordml/sdtdatahash" xmlns:w16sdtfl="http://schemas.microsoft.com/office/word/2024/wordml/sdtformatlock" xmlns:w16se="http://schemas.microsoft.com/office/word/2015/wordml/symex" xmlns:wpg="http://schemas.microsoft.com/office/word/2010/wordprocessingGroup" xmlns:wpi="http://schemas.microsoft.com/office/word/2010/wordprocessingInk" xmlns:wne="http://schemas.microsoft.com/office/word/2006/wordml" xmlns:wps="http://schemas.microsoft.com/office/word/2010/wordprocessingShape" mc:Ignorable="w14 w15 w16se w16cid w16 w16cex w16sdtdh w16sdtfl w16du wp14">
+<w:numbering xmlns:wpc="http://schemas.microsoft.com/office/word/2010/wordprocessingCanvas" xmlns:cx="http://schemas.microsoft.com/office/drawing/2014/chartex" xmlns:mc="http://schemas.openxmlformats.org/markup-compatibility/2006" xmlns:o="urn:schemas-microsoft-com:office:office" xmlns:r="http://schemas.openxmlformats.org/officeDocument/2006/relationships" xmlns:m="http://schemas.openxmlformats.org/officeDocument/2006/math" xmlns:v="urn:schemas-microsoft-com:vml" xmlns:wp14="http://schemas.microsoft.com/office/word/2010/wordprocessingDrawing" xmlns:wp="http://schemas.openxmlformats.org/drawingml/2006/wordprocessingDrawing" xmlns:w10="urn:schemas-microsoft-com:office:word" xmlns:w="http://schemas.openxmlformats.org/wordprocessingml/2006/main" xmlns:w14="http://schemas.microsoft.com/office/word/2010/wordml" xmlns:w15="http://schemas.microsoft.com/office/word/2012/wordml" xmlns:w16se="http://schemas.microsoft.com/office/word/2015/wordml/symex" xmlns:wpg="http://schemas.microsoft.com/office/word/2010/wordprocessingGroup" xmlns:wpi="http://schemas.microsoft.com/office/word/2010/wordprocessingInk" xmlns:wne="http://schemas.microsoft.com/office/word/2006/wordml" xmlns:wps="http://schemas.microsoft.com/office/word/2010/wordprocessingShape" mc:Ignorable="w14 w15 w16se wp14">
   <w:abstractNum w:abstractNumId="0" w15:restartNumberingAfterBreak="0">
     <w:nsid w:val="02367B76"/>
     <w:multiLevelType w:val="hybridMultilevel"/>
@@ -26827,119 +26738,119 @@
       </w:pPr>
     </w:lvl>
   </w:abstractNum>
-  <w:num w:numId="1" w16cid:durableId="702170880">
+  <w:num w:numId="1">
     <w:abstractNumId w:val="10"/>
   </w:num>
-  <w:num w:numId="2" w16cid:durableId="1703047916">
+  <w:num w:numId="2">
     <w:abstractNumId w:val="1"/>
   </w:num>
-  <w:num w:numId="3" w16cid:durableId="1424255833">
+  <w:num w:numId="3">
     <w:abstractNumId w:val="7"/>
   </w:num>
-  <w:num w:numId="4" w16cid:durableId="744378252">
+  <w:num w:numId="4">
     <w:abstractNumId w:val="13"/>
   </w:num>
-  <w:num w:numId="5" w16cid:durableId="461967109">
+  <w:num w:numId="5">
     <w:abstractNumId w:val="25"/>
   </w:num>
-  <w:num w:numId="6" w16cid:durableId="1505435294">
+  <w:num w:numId="6">
     <w:abstractNumId w:val="3"/>
   </w:num>
-  <w:num w:numId="7" w16cid:durableId="1796216869">
+  <w:num w:numId="7">
     <w:abstractNumId w:val="18"/>
   </w:num>
-  <w:num w:numId="8" w16cid:durableId="314266492">
+  <w:num w:numId="8">
     <w:abstractNumId w:val="21"/>
   </w:num>
-  <w:num w:numId="9" w16cid:durableId="1931229587">
+  <w:num w:numId="9">
     <w:abstractNumId w:val="34"/>
   </w:num>
-  <w:num w:numId="10" w16cid:durableId="674890291">
+  <w:num w:numId="10">
     <w:abstractNumId w:val="2"/>
   </w:num>
-  <w:num w:numId="11" w16cid:durableId="1792700420">
+  <w:num w:numId="11">
     <w:abstractNumId w:val="19"/>
   </w:num>
-  <w:num w:numId="12" w16cid:durableId="1504122960">
+  <w:num w:numId="12">
     <w:abstractNumId w:val="23"/>
   </w:num>
-  <w:num w:numId="13" w16cid:durableId="1034506180">
+  <w:num w:numId="13">
     <w:abstractNumId w:val="9"/>
   </w:num>
-  <w:num w:numId="14" w16cid:durableId="683022558">
+  <w:num w:numId="14">
     <w:abstractNumId w:val="0"/>
   </w:num>
-  <w:num w:numId="15" w16cid:durableId="1378550473">
+  <w:num w:numId="15">
     <w:abstractNumId w:val="35"/>
   </w:num>
-  <w:num w:numId="16" w16cid:durableId="766389760">
+  <w:num w:numId="16">
     <w:abstractNumId w:val="5"/>
   </w:num>
-  <w:num w:numId="17" w16cid:durableId="505021025">
+  <w:num w:numId="17">
     <w:abstractNumId w:val="6"/>
   </w:num>
-  <w:num w:numId="18" w16cid:durableId="204831490">
+  <w:num w:numId="18">
     <w:abstractNumId w:val="15"/>
   </w:num>
-  <w:num w:numId="19" w16cid:durableId="83259842">
+  <w:num w:numId="19">
     <w:abstractNumId w:val="31"/>
   </w:num>
-  <w:num w:numId="20" w16cid:durableId="951983006">
+  <w:num w:numId="20">
     <w:abstractNumId w:val="33"/>
   </w:num>
-  <w:num w:numId="21" w16cid:durableId="1449659133">
+  <w:num w:numId="21">
     <w:abstractNumId w:val="17"/>
   </w:num>
-  <w:num w:numId="22" w16cid:durableId="999306490">
+  <w:num w:numId="22">
     <w:abstractNumId w:val="12"/>
   </w:num>
-  <w:num w:numId="23" w16cid:durableId="757676960">
+  <w:num w:numId="23">
     <w:abstractNumId w:val="29"/>
   </w:num>
-  <w:num w:numId="24" w16cid:durableId="2057200604">
+  <w:num w:numId="24">
     <w:abstractNumId w:val="22"/>
   </w:num>
-  <w:num w:numId="25" w16cid:durableId="781874424">
+  <w:num w:numId="25">
     <w:abstractNumId w:val="27"/>
   </w:num>
-  <w:num w:numId="26" w16cid:durableId="1843549400">
+  <w:num w:numId="26">
     <w:abstractNumId w:val="28"/>
   </w:num>
-  <w:num w:numId="27" w16cid:durableId="1330911325">
+  <w:num w:numId="27">
     <w:abstractNumId w:val="14"/>
   </w:num>
-  <w:num w:numId="28" w16cid:durableId="1971670352">
+  <w:num w:numId="28">
     <w:abstractNumId w:val="20"/>
   </w:num>
-  <w:num w:numId="29" w16cid:durableId="1684092665">
+  <w:num w:numId="29">
     <w:abstractNumId w:val="11"/>
   </w:num>
-  <w:num w:numId="30" w16cid:durableId="254290754">
+  <w:num w:numId="30">
     <w:abstractNumId w:val="26"/>
   </w:num>
-  <w:num w:numId="31" w16cid:durableId="1214540194">
+  <w:num w:numId="31">
     <w:abstractNumId w:val="8"/>
   </w:num>
-  <w:num w:numId="32" w16cid:durableId="1336571201">
+  <w:num w:numId="32">
     <w:abstractNumId w:val="32"/>
   </w:num>
-  <w:num w:numId="33" w16cid:durableId="675351770">
+  <w:num w:numId="33">
     <w:abstractNumId w:val="16"/>
   </w:num>
-  <w:num w:numId="34" w16cid:durableId="552928476">
+  <w:num w:numId="34">
     <w:abstractNumId w:val="30"/>
   </w:num>
-  <w:num w:numId="35" w16cid:durableId="1390692453">
+  <w:num w:numId="35">
     <w:abstractNumId w:val="4"/>
   </w:num>
-  <w:num w:numId="36" w16cid:durableId="1383559863">
+  <w:num w:numId="36">
     <w:abstractNumId w:val="24"/>
   </w:num>
 </w:numbering>
 </file>
 
 <file path=word/styles.xml><?xml version="1.0" encoding="utf-8"?>
-<w:styles xmlns:mc="http://schemas.openxmlformats.org/markup-compatibility/2006" xmlns:r="http://schemas.openxmlformats.org/officeDocument/2006/relationships" xmlns:w="http://schemas.openxmlformats.org/wordprocessingml/2006/main" xmlns:w14="http://schemas.microsoft.com/office/word/2010/wordml" xmlns:w15="http://schemas.microsoft.com/office/word/2012/wordml" xmlns:w16cex="http://schemas.microsoft.com/office/word/2018/wordml/cex" xmlns:w16cid="http://schemas.microsoft.com/office/word/2016/wordml/cid" xmlns:w16="http://schemas.microsoft.com/office/word/2018/wordml" xmlns:w16du="http://schemas.microsoft.com/office/word/2023/wordml/word16du" xmlns:w16sdtdh="http://schemas.microsoft.com/office/word/2020/wordml/sdtdatahash" xmlns:w16sdtfl="http://schemas.microsoft.com/office/word/2024/wordml/sdtformatlock" xmlns:w16se="http://schemas.microsoft.com/office/word/2015/wordml/symex" mc:Ignorable="w14 w15 w16se w16cid w16 w16cex w16sdtdh w16sdtfl w16du">
+<w:styles xmlns:mc="http://schemas.openxmlformats.org/markup-compatibility/2006" xmlns:r="http://schemas.openxmlformats.org/officeDocument/2006/relationships" xmlns:w="http://schemas.openxmlformats.org/wordprocessingml/2006/main" xmlns:w14="http://schemas.microsoft.com/office/word/2010/wordml" xmlns:w15="http://schemas.microsoft.com/office/word/2012/wordml" xmlns:w16se="http://schemas.microsoft.com/office/word/2015/wordml/symex" mc:Ignorable="w14 w15 w16se">
   <w:docDefaults>
     <w:rPrDefault>
       <w:rPr>
@@ -26955,7 +26866,7 @@
       </w:pPr>
     </w:pPrDefault>
   </w:docDefaults>
-  <w:latentStyles w:defLockedState="0" w:defUIPriority="99" w:defSemiHidden="0" w:defUnhideWhenUsed="0" w:defQFormat="0" w:count="376">
+  <w:latentStyles w:defLockedState="0" w:defUIPriority="99" w:defSemiHidden="0" w:defUnhideWhenUsed="0" w:defQFormat="0" w:count="371">
     <w:lsdException w:name="Normal" w:uiPriority="0" w:qFormat="1"/>
     <w:lsdException w:name="heading 1" w:uiPriority="0" w:qFormat="1"/>
     <w:lsdException w:name="heading 2" w:semiHidden="1" w:uiPriority="9" w:unhideWhenUsed="1" w:qFormat="1"/>
@@ -27327,11 +27238,6 @@
     <w:lsdException w:name="List Table 5 Dark Accent 6" w:uiPriority="50"/>
     <w:lsdException w:name="List Table 6 Colorful Accent 6" w:uiPriority="51"/>
     <w:lsdException w:name="List Table 7 Colorful Accent 6" w:uiPriority="52"/>
-    <w:lsdException w:name="Mention" w:semiHidden="1" w:unhideWhenUsed="1"/>
-    <w:lsdException w:name="Smart Hyperlink" w:semiHidden="1" w:unhideWhenUsed="1"/>
-    <w:lsdException w:name="Hashtag" w:semiHidden="1" w:unhideWhenUsed="1"/>
-    <w:lsdException w:name="Unresolved Mention" w:semiHidden="1" w:unhideWhenUsed="1"/>
-    <w:lsdException w:name="Smart Link" w:semiHidden="1" w:unhideWhenUsed="1"/>
   </w:latentStyles>
   <w:style w:type="paragraph" w:default="1" w:styleId="Normal">
     <w:name w:val="Normal"/>
@@ -27464,6 +27370,7 @@
   <w:style w:type="character" w:default="1" w:styleId="DefaultParagraphFont">
     <w:name w:val="Default Paragraph Font"/>
     <w:uiPriority w:val="1"/>
+    <w:semiHidden/>
     <w:unhideWhenUsed/>
   </w:style>
   <w:style w:type="table" w:default="1" w:styleId="TableNormal">
